--- a/_site/r/2020-06-10-011-instalacion-de-r/index.docx
+++ b/_site/r/2020-06-10-011-instalacion-de-r/index.docx
@@ -50,7 +50,7 @@
         <w:pStyle w:val="Heading1"/>
       </w:pPr>
       <w:r>
-        <w:t xml:space="preserve">Instalación de R en Linux: Explorando las capacidades de R y su uso en el entorno Linux</w:t>
+        <w:t xml:space="preserve">Instalación de R y RStudio</w:t>
       </w:r>
     </w:p>
     <w:p>
@@ -199,7 +199,15 @@
     </w:p>
     <w:p>
       <w:pPr>
-        <w:pStyle w:val="FirstParagraph"/>
+        <w:pStyle w:val="AbstractFirstParagraph"/>
+      </w:pPr>
+      <w:r>
+        <w:t xml:space="preserve">Este abstract será actualizado una vez que se complete el contenido final del artículo.</w:t>
+      </w:r>
+    </w:p>
+    <w:p>
+      <w:pPr>
+        <w:pStyle w:val="BodyText"/>
       </w:pPr>
       <w:r>
         <w:rPr>
@@ -224,7 +232,7 @@
         <w:pStyle w:val="Heading1"/>
       </w:pPr>
       <w:r>
-        <w:t xml:space="preserve">Instalación de R en Linux: Explorando las capacidades de R y su uso en el entorno Linux</w:t>
+        <w:t xml:space="preserve">Instalación de R y RStudio</w:t>
       </w:r>
     </w:p>
     <w:bookmarkEnd w:id="26"/>
@@ -1267,7 +1275,7 @@
     </w:p>
     <w:bookmarkEnd w:id="45"/>
     <w:bookmarkEnd w:id="46"/>
-    <w:bookmarkStart w:id="67" w:name="publicaciones-similares"/>
+    <w:bookmarkStart w:id="65" w:name="publicaciones-similares"/>
     <w:p>
       <w:pPr>
         <w:pStyle w:val="Heading1"/>
@@ -1364,7 +1372,7 @@
           <w:rPr>
             <w:rStyle w:val="Hyperlink"/>
           </w:rPr>
-          <w:t xml:space="preserve">2021 03 027 01 Introduccion Al Programa</w:t>
+          <w:t xml:space="preserve">02 Manipulacion De Datos</w:t>
         </w:r>
       </w:hyperlink>
     </w:p>
@@ -1381,27 +1389,6 @@
         <w:t xml:space="preserve"> </w:t>
       </w:r>
       <w:hyperlink r:id="rId56">
-        <w:r>
-          <w:rPr>
-            <w:rStyle w:val="Hyperlink"/>
-          </w:rPr>
-          <w:t xml:space="preserve">02 Manipulacion De Datos</w:t>
-        </w:r>
-      </w:hyperlink>
-    </w:p>
-    <w:p>
-      <w:pPr>
-        <w:pStyle w:val="Compact"/>
-        <w:numPr>
-          <w:ilvl w:val="0"/>
-          <w:numId w:val="1002"/>
-        </w:numPr>
-      </w:pPr>
-      <w:hyperlink r:id="rId57"/>
-      <w:r>
-        <w:t xml:space="preserve"> </w:t>
-      </w:r>
-      <w:hyperlink r:id="rId58">
         <w:r>
           <w:rPr>
             <w:rStyle w:val="Hyperlink"/>
@@ -1418,11 +1405,11 @@
           <w:numId w:val="1002"/>
         </w:numPr>
       </w:pPr>
-      <w:hyperlink r:id="rId59"/>
-      <w:r>
-        <w:t xml:space="preserve"> </w:t>
-      </w:r>
-      <w:hyperlink r:id="rId60">
+      <w:hyperlink r:id="rId57"/>
+      <w:r>
+        <w:t xml:space="preserve"> </w:t>
+      </w:r>
+      <w:hyperlink r:id="rId58">
         <w:r>
           <w:rPr>
             <w:rStyle w:val="Hyperlink"/>
@@ -1439,11 +1426,11 @@
           <w:numId w:val="1002"/>
         </w:numPr>
       </w:pPr>
-      <w:hyperlink r:id="rId61"/>
-      <w:r>
-        <w:t xml:space="preserve"> </w:t>
-      </w:r>
-      <w:hyperlink r:id="rId62">
+      <w:hyperlink r:id="rId59"/>
+      <w:r>
+        <w:t xml:space="preserve"> </w:t>
+      </w:r>
+      <w:hyperlink r:id="rId60">
         <w:r>
           <w:rPr>
             <w:rStyle w:val="Hyperlink"/>
@@ -1460,11 +1447,11 @@
           <w:numId w:val="1002"/>
         </w:numPr>
       </w:pPr>
-      <w:hyperlink r:id="rId63"/>
-      <w:r>
-        <w:t xml:space="preserve"> </w:t>
-      </w:r>
-      <w:hyperlink r:id="rId64">
+      <w:hyperlink r:id="rId61"/>
+      <w:r>
+        <w:t xml:space="preserve"> </w:t>
+      </w:r>
+      <w:hyperlink r:id="rId62">
         <w:r>
           <w:rPr>
             <w:rStyle w:val="Hyperlink"/>
@@ -1481,11 +1468,11 @@
           <w:numId w:val="1002"/>
         </w:numPr>
       </w:pPr>
-      <w:hyperlink r:id="rId65"/>
-      <w:r>
-        <w:t xml:space="preserve"> </w:t>
-      </w:r>
-      <w:hyperlink r:id="rId66">
+      <w:hyperlink r:id="rId63"/>
+      <w:r>
+        <w:t xml:space="preserve"> </w:t>
+      </w:r>
+      <w:hyperlink r:id="rId64">
         <w:r>
           <w:rPr>
             <w:rStyle w:val="Hyperlink"/>
@@ -1502,7 +1489,7 @@
         <w:t xml:space="preserve">Esperamos que encuentres estas publicaciones igualmente interesantes y útiles. ¡Disfruta de la lectura!</w:t>
       </w:r>
     </w:p>
-    <w:bookmarkEnd w:id="67"/>
+    <w:bookmarkEnd w:id="65"/>
     <w:sectPr>
       <w:headerReference r:id="rId9" w:type="even"/>
       <w:headerReference r:id="rId11" w:type="default"/>

--- a/_site/r/2020-06-10-011-instalacion-de-r/index.docx
+++ b/_site/r/2020-06-10-011-instalacion-de-r/index.docx
@@ -44,13 +44,13 @@
         <w:t xml:space="preserve"> </w:t>
       </w:r>
     </w:p>
-    <w:bookmarkStart w:id="20" w:name="title"/>
+    <w:bookmarkStart w:id="22" w:name="title"/>
     <w:p>
       <w:pPr>
         <w:pStyle w:val="Heading1"/>
       </w:pPr>
       <w:r>
-        <w:t xml:space="preserve">Instalación de R y RStudio</w:t>
+        <w:t xml:space="preserve">Guía completa de instalación de R y RStudio Desktop</w:t>
       </w:r>
     </w:p>
     <w:p>
@@ -93,8 +93,8 @@
         <w:t xml:space="preserve"> </w:t>
       </w:r>
     </w:p>
-    <w:bookmarkEnd w:id="20"/>
-    <w:bookmarkStart w:id="24" w:name="author-note"/>
+    <w:bookmarkEnd w:id="22"/>
+    <w:bookmarkStart w:id="26" w:name="author-note"/>
     <w:p>
       <w:pPr>
         <w:pStyle w:val="Heading1"/>
@@ -113,15 +113,15 @@
       <w:r>
         <w:t xml:space="preserve"> </w:t>
       </w:r>
-      <w:bookmarkStart w:id="21" w:name="orchid"/>
+      <w:bookmarkStart w:id="23" w:name="orchid"/>
       <w:r>
         <w:t xml:space="preserve">Orcid ID Logo: A green circle with white letters ID</w:t>
       </w:r>
-      <w:bookmarkEnd w:id="21"/>
-      <w:r>
-        <w:t xml:space="preserve"> </w:t>
-      </w:r>
-      <w:hyperlink r:id="rId22">
+      <w:bookmarkEnd w:id="23"/>
+      <w:r>
+        <w:t xml:space="preserve"> </w:t>
+      </w:r>
+      <w:hyperlink r:id="rId24">
         <w:r>
           <w:rPr>
             <w:rStyle w:val="Hyperlink"/>
@@ -160,7 +160,7 @@
         <w:t xml:space="preserve">: </w:t>
       </w:r>
       <w:r>
-        <w:t xml:space="preserve">conceptualización y redacción</w:t>
+        <w:t xml:space="preserve">conceptualización, metodología, análisis formal, investigación, recursos, curación de datos, redacción, visualización, supervisión, y administración del proyecto</w:t>
       </w:r>
     </w:p>
     <w:p>
@@ -168,12 +168,12 @@
         <w:pStyle w:val="BodyText"/>
       </w:pPr>
       <w:r>
-        <w:t xml:space="preserve">La correspondencia relativa a este artículo debe dirigirse a Edison Achalma, Escuela Profesional de Economía, Universidad Nacional de San Cristóbal de Huamanga, Ayacucho, AYA, Perú, Email:</w:t>
-      </w:r>
-      <w:r>
-        <w:t xml:space="preserve"> </w:t>
-      </w:r>
-      <w:hyperlink r:id="rId23">
+        <w:t xml:space="preserve">La correspondencia relativa a este artículo debe dirigirse a Edison Achalma, Escuela Profesional de Economía, Universidad Nacional de San Cristóbal de Huamanga, Portal Independencia N° 57, Ayacucho, AYA 5001, Perú, Email:</w:t>
+      </w:r>
+      <w:r>
+        <w:t xml:space="preserve"> </w:t>
+      </w:r>
+      <w:hyperlink r:id="rId25">
         <w:r>
           <w:rPr>
             <w:rStyle w:val="Hyperlink"/>
@@ -187,8 +187,8 @@
         <w:br w:type="page"/>
       </w:r>
     </w:p>
-    <w:bookmarkEnd w:id="24"/>
-    <w:bookmarkStart w:id="25" w:name="abstract"/>
+    <w:bookmarkEnd w:id="26"/>
+    <w:bookmarkStart w:id="27" w:name="abstract"/>
     <w:p>
       <w:pPr>
         <w:pStyle w:val="Heading1"/>
@@ -225,133 +225,80 @@
         <w:br w:type="page"/>
       </w:r>
     </w:p>
-    <w:bookmarkEnd w:id="25"/>
-    <w:bookmarkStart w:id="26" w:name="firstheader"/>
+    <w:bookmarkEnd w:id="27"/>
+    <w:bookmarkStart w:id="28" w:name="firstheader"/>
     <w:p>
       <w:pPr>
         <w:pStyle w:val="Heading1"/>
       </w:pPr>
       <w:r>
-        <w:t xml:space="preserve">Instalación de R y RStudio</w:t>
-      </w:r>
-    </w:p>
-    <w:bookmarkEnd w:id="26"/>
-    <w:bookmarkStart w:id="46" w:name="instalación"/>
+        <w:t xml:space="preserve">Guía completa de instalación de R y RStudio Desktop</w:t>
+      </w:r>
+    </w:p>
+    <w:bookmarkEnd w:id="28"/>
+    <w:bookmarkStart w:id="91" w:name="X3eb55ea6453f67a73f2c926ba964c5ef5c8f6b7"/>
     <w:p>
       <w:pPr>
         <w:pStyle w:val="Heading1"/>
       </w:pPr>
       <w:r>
-        <w:t xml:space="preserve">1. Instalación</w:t>
-      </w:r>
-    </w:p>
-    <w:p>
-      <w:pPr>
-        <w:pStyle w:val="FirstParagraph"/>
-      </w:pPr>
-      <w:r>
-        <w:t xml:space="preserve">En este artículo, te guiaré para descargar e instalar R y RStudio en sistema operativo Ubuntu Linux.</w:t>
-      </w:r>
-    </w:p>
-    <w:bookmarkStart w:id="31" w:name="paso-1.-descargar-r-en-ubuntu-linux"/>
+        <w:t xml:space="preserve">1. Guía completa de instalación de R y RStudio Desktop</w:t>
+      </w:r>
+    </w:p>
+    <w:p>
+      <w:pPr>
+        <w:pStyle w:val="BlockText"/>
+      </w:pPr>
+      <w:r>
+        <w:t xml:space="preserve">Referencia técnica independiente sobre la instalación de</w:t>
+      </w:r>
+      <w:r>
+        <w:t xml:space="preserve"> </w:t>
+      </w:r>
+      <w:r>
+        <w:rPr>
+          <w:b/>
+          <w:bCs/>
+        </w:rPr>
+        <w:t xml:space="preserve">R</w:t>
+      </w:r>
+      <w:r>
+        <w:t xml:space="preserve"> </w:t>
+      </w:r>
+      <w:r>
+        <w:t xml:space="preserve">(lenguaje y entorno estadístico) y</w:t>
+      </w:r>
+      <w:r>
+        <w:t xml:space="preserve"> </w:t>
+      </w:r>
+      <w:r>
+        <w:rPr>
+          <w:b/>
+          <w:bCs/>
+        </w:rPr>
+        <w:t xml:space="preserve">RStudio Desktop</w:t>
+      </w:r>
+      <w:r>
+        <w:t xml:space="preserve"> </w:t>
+      </w:r>
+      <w:r>
+        <w:t xml:space="preserve">(IDE de Posit, PBC) en tres sistemas: Kubuntu/Ubuntu (Debian-based), Arch Linux, y Windows. Basada en la documentación oficial de CRAN (cran.r-project.org), ArchWiki (wiki.archlinux.org) y Posit Docs (docs.posit.co / posit.co).</w:t>
+      </w:r>
+    </w:p>
+    <w:p>
+      <w:r>
+        <w:pict>
+          <v:rect style="width:0;height:1.5pt" o:hralign="center" o:hrstd="t" o:hr="t"/>
+        </w:pict>
+      </w:r>
+    </w:p>
+    <w:bookmarkStart w:id="29" w:name="tabla-de-contenidos"/>
     <w:p>
       <w:pPr>
         <w:pStyle w:val="Heading2"/>
       </w:pPr>
       <w:r>
-        <w:t xml:space="preserve">1.1 Paso 1. Descargar R en Ubuntu Linux</w:t>
-      </w:r>
-    </w:p>
-    <w:p>
-      <w:pPr>
-        <w:pStyle w:val="FirstParagraph"/>
-      </w:pPr>
-      <w:r>
-        <w:t xml:space="preserve">Para comenzar, necesitarás descargar el paquete de instalación de R desde el sitio web oficial de R. Abre tu navegador web y sigue este enlace:</w:t>
-      </w:r>
-      <w:r>
-        <w:t xml:space="preserve"> </w:t>
-      </w:r>
-      <w:hyperlink r:id="rId27">
-        <w:r>
-          <w:rPr>
-            <w:rStyle w:val="Hyperlink"/>
-          </w:rPr>
-          <w:t xml:space="preserve">Enlace de descarga de R</w:t>
-        </w:r>
-      </w:hyperlink>
-    </w:p>
-    <w:p>
-      <w:pPr>
-        <w:pStyle w:val="BlockText"/>
-      </w:pPr>
-      <w:r>
-        <w:t xml:space="preserve">R es un lenguaje de programación ampliamente utilizado en la comunidad estadística y de análisis de datos, y es especialmente popular entre los científicos de datos y los investigadores.</w:t>
-      </w:r>
-    </w:p>
-    <w:p>
-      <w:pPr>
-        <w:pStyle w:val="FirstParagraph"/>
-      </w:pPr>
-      <w:r>
-        <w:drawing>
-          <wp:inline>
-            <wp:extent cx="5943600" cy="3247310"/>
-            <wp:effectExtent b="0" l="0" r="0" t="0"/>
-            <wp:docPr descr="" title="" id="29" name="Picture"/>
-            <a:graphic>
-              <a:graphicData uri="http://schemas.openxmlformats.org/drawingml/2006/picture">
-                <pic:pic>
-                  <pic:nvPicPr>
-                    <pic:cNvPr descr="index_files/figure-html/Screenshot_20230610_222900.png" id="30" name="Picture"/>
-                    <pic:cNvPicPr>
-                      <a:picLocks noChangeArrowheads="1" noChangeAspect="1"/>
-                    </pic:cNvPicPr>
-                  </pic:nvPicPr>
-                  <pic:blipFill>
-                    <a:blip r:embed="rId28"/>
-                    <a:stretch>
-                      <a:fillRect/>
-                    </a:stretch>
-                  </pic:blipFill>
-                  <pic:spPr bwMode="auto">
-                    <a:xfrm>
-                      <a:off x="0" y="0"/>
-                      <a:ext cx="5943600" cy="3247310"/>
-                    </a:xfrm>
-                    <a:prstGeom prst="rect">
-                      <a:avLst/>
-                    </a:prstGeom>
-                    <a:noFill/>
-                    <a:ln w="9525">
-                      <a:noFill/>
-                      <a:headEnd/>
-                      <a:tailEnd/>
-                    </a:ln>
-                  </pic:spPr>
-                </pic:pic>
-              </a:graphicData>
-            </a:graphic>
-          </wp:inline>
-        </w:drawing>
-      </w:r>
-    </w:p>
-    <w:bookmarkEnd w:id="31"/>
-    <w:bookmarkStart w:id="32" w:name="paso-2.-instalar-r-en-ubuntu-linux"/>
-    <w:p>
-      <w:pPr>
-        <w:pStyle w:val="Heading2"/>
-      </w:pPr>
-      <w:r>
-        <w:t xml:space="preserve">1.2 Paso 2. Instalar R en Ubuntu Linux</w:t>
-      </w:r>
-    </w:p>
-    <w:p>
-      <w:pPr>
-        <w:pStyle w:val="FirstParagraph"/>
-      </w:pPr>
-      <w:r>
-        <w:t xml:space="preserve">Los paquetes para la versión actual de R 4.2 están disponibles para la mayoría de las versiones estables de Ubuntu Desktop. Sin embargo, solo la última versión de Soporte a Largo Plazo (LTS) cuenta con soporte completo. A partir del 2 de mayo de 2022, las versiones compatibles son:</w:t>
+        <w:t xml:space="preserve">1.1 Tabla de contenidos</w:t>
       </w:r>
     </w:p>
     <w:p>
@@ -362,9 +309,14 @@
           <w:numId w:val="1001"/>
         </w:numPr>
       </w:pPr>
-      <w:r>
-        <w:t xml:space="preserve">Jammy Jellyfish (22.04, solo amd64)</w:t>
-      </w:r>
+      <w:hyperlink w:anchor="Xe2ff43ce085471fb41d8e926801eaa473117851">
+        <w:r>
+          <w:rPr>
+            <w:rStyle w:val="Hyperlink"/>
+          </w:rPr>
+          <w:t xml:space="preserve">Conceptos previos</w:t>
+        </w:r>
+      </w:hyperlink>
     </w:p>
     <w:p>
       <w:pPr>
@@ -374,9 +326,14 @@
           <w:numId w:val="1001"/>
         </w:numPr>
       </w:pPr>
-      <w:r>
-        <w:t xml:space="preserve">Impish Indri (21.10, solo amd64)</w:t>
-      </w:r>
+      <w:hyperlink w:anchor="Xf769d483fe683419574fd750b62eb1e98d41b41">
+        <w:r>
+          <w:rPr>
+            <w:rStyle w:val="Hyperlink"/>
+          </w:rPr>
+          <w:t xml:space="preserve">Instalación de R en Kubuntu / Ubuntu</w:t>
+        </w:r>
+      </w:hyperlink>
     </w:p>
     <w:p>
       <w:pPr>
@@ -386,9 +343,14 @@
           <w:numId w:val="1001"/>
         </w:numPr>
       </w:pPr>
-      <w:r>
-        <w:t xml:space="preserve">Focal Fossa (20.04; LTS y solo amd64)</w:t>
-      </w:r>
+      <w:hyperlink w:anchor="Xc905fbf919610c3861806a91f3606c992221a38">
+        <w:r>
+          <w:rPr>
+            <w:rStyle w:val="Hyperlink"/>
+          </w:rPr>
+          <w:t xml:space="preserve">Instalación de R en Arch Linux</w:t>
+        </w:r>
+      </w:hyperlink>
     </w:p>
     <w:p>
       <w:pPr>
@@ -398,9 +360,14 @@
           <w:numId w:val="1001"/>
         </w:numPr>
       </w:pPr>
-      <w:r>
-        <w:t xml:space="preserve">Bionic Beaver (18.04; LTS)</w:t>
-      </w:r>
+      <w:hyperlink w:anchor="X84cd0801bf176ff97ee16f45616982cc438808f">
+        <w:r>
+          <w:rPr>
+            <w:rStyle w:val="Hyperlink"/>
+          </w:rPr>
+          <w:t xml:space="preserve">Instalación de R en Windows</w:t>
+        </w:r>
+      </w:hyperlink>
     </w:p>
     <w:p>
       <w:pPr>
@@ -410,536 +377,175 @@
           <w:numId w:val="1001"/>
         </w:numPr>
       </w:pPr>
-      <w:r>
-        <w:t xml:space="preserve">Xenial Xerus (16.04; LTS)</w:t>
-      </w:r>
-    </w:p>
-    <w:p>
-      <w:pPr>
-        <w:pStyle w:val="FirstParagraph"/>
-      </w:pPr>
-      <w:r>
-        <w:t xml:space="preserve">Ejecuta estas líneas (si eres</w:t>
-      </w:r>
-      <w:r>
-        <w:t xml:space="preserve"> </w:t>
-      </w:r>
-      <w:r>
-        <w:rPr>
-          <w:rStyle w:val="VerbatimChar"/>
-        </w:rPr>
-        <w:t xml:space="preserve">root</w:t>
-      </w:r>
-      <w:r>
-        <w:t xml:space="preserve">, omite</w:t>
-      </w:r>
-      <w:r>
-        <w:t xml:space="preserve"> </w:t>
-      </w:r>
-      <w:r>
-        <w:rPr>
-          <w:rStyle w:val="VerbatimChar"/>
-        </w:rPr>
-        <w:t xml:space="preserve">sudo</w:t>
-      </w:r>
-      <w:r>
-        <w:t xml:space="preserve">) para informar a Ubuntu sobre los binarios de R en CRAN.</w:t>
-      </w:r>
-    </w:p>
-    <w:p>
-      <w:pPr>
-        <w:pStyle w:val="SourceCode"/>
-      </w:pPr>
-      <w:r>
-        <w:rPr>
-          <w:rStyle w:val="CommentTok"/>
-        </w:rPr>
-        <w:t xml:space="preserve"># Actualizar índices</w:t>
-      </w:r>
-      <w:r>
-        <w:br/>
-      </w:r>
-      <w:r>
-        <w:rPr>
-          <w:rStyle w:val="FunctionTok"/>
-        </w:rPr>
-        <w:t xml:space="preserve">sudo</w:t>
-      </w:r>
-      <w:r>
-        <w:rPr>
-          <w:rStyle w:val="NormalTok"/>
-        </w:rPr>
-        <w:t xml:space="preserve"> apt update </w:t>
-      </w:r>
-      <w:r>
-        <w:rPr>
-          <w:rStyle w:val="AttributeTok"/>
-        </w:rPr>
-        <w:t xml:space="preserve">-qq</w:t>
-      </w:r>
-      <w:r>
-        <w:br/>
-      </w:r>
-      <w:r>
-        <w:rPr>
-          <w:rStyle w:val="CommentTok"/>
-        </w:rPr>
-        <w:t xml:space="preserve"># Instalar dos paquetes auxiliares necesarios</w:t>
-      </w:r>
-      <w:r>
-        <w:br/>
-      </w:r>
-      <w:r>
-        <w:rPr>
-          <w:rStyle w:val="FunctionTok"/>
-        </w:rPr>
-        <w:t xml:space="preserve">sudo</w:t>
-      </w:r>
-      <w:r>
-        <w:rPr>
-          <w:rStyle w:val="NormalTok"/>
-        </w:rPr>
-        <w:t xml:space="preserve"> apt install </w:t>
-      </w:r>
-      <w:r>
-        <w:rPr>
-          <w:rStyle w:val="AttributeTok"/>
-        </w:rPr>
-        <w:t xml:space="preserve">--no-install-recommends</w:t>
-      </w:r>
-      <w:r>
-        <w:rPr>
-          <w:rStyle w:val="NormalTok"/>
-        </w:rPr>
-        <w:t xml:space="preserve"> software-properties-common dirmngr</w:t>
-      </w:r>
-      <w:r>
-        <w:br/>
-      </w:r>
-      <w:r>
-        <w:rPr>
-          <w:rStyle w:val="CommentTok"/>
-        </w:rPr>
-        <w:t xml:space="preserve"># Agregar la clave de firma (de Michael Rutter) para estos repositorios</w:t>
-      </w:r>
-      <w:r>
-        <w:br/>
-      </w:r>
-      <w:r>
-        <w:rPr>
-          <w:rStyle w:val="CommentTok"/>
-        </w:rPr>
-        <w:t xml:space="preserve"># Para verificar la clave, ejecuta: gpg --show-keys /etc/apt/trusted.gpg.d/cran_ubuntu_key.asc</w:t>
-      </w:r>
-      <w:r>
-        <w:br/>
-      </w:r>
-      <w:r>
-        <w:rPr>
-          <w:rStyle w:val="CommentTok"/>
-        </w:rPr>
-        <w:t xml:space="preserve"># Huella digital: E298A3A825C0D65DFD57CBB651716619E084DAB9</w:t>
-      </w:r>
-      <w:r>
-        <w:br/>
-      </w:r>
-      <w:r>
-        <w:rPr>
-          <w:rStyle w:val="FunctionTok"/>
-        </w:rPr>
-        <w:t xml:space="preserve">wget</w:t>
-      </w:r>
-      <w:r>
-        <w:rPr>
-          <w:rStyle w:val="NormalTok"/>
-        </w:rPr>
-        <w:t xml:space="preserve"> </w:t>
-      </w:r>
-      <w:r>
-        <w:rPr>
-          <w:rStyle w:val="AttributeTok"/>
-        </w:rPr>
-        <w:t xml:space="preserve">-qO-</w:t>
-      </w:r>
-      <w:r>
-        <w:rPr>
-          <w:rStyle w:val="NormalTok"/>
-        </w:rPr>
-        <w:t xml:space="preserve"> https://cloud.r-project.org/bin/linux/ubuntu/marutter_pubkey.asc </w:t>
-      </w:r>
-      <w:r>
-        <w:rPr>
-          <w:rStyle w:val="KeywordTok"/>
-        </w:rPr>
-        <w:t xml:space="preserve">|</w:t>
-      </w:r>
-      <w:r>
-        <w:rPr>
-          <w:rStyle w:val="NormalTok"/>
-        </w:rPr>
-        <w:t xml:space="preserve"> </w:t>
-      </w:r>
-      <w:r>
-        <w:rPr>
-          <w:rStyle w:val="FunctionTok"/>
-        </w:rPr>
-        <w:t xml:space="preserve">sudo</w:t>
-      </w:r>
-      <w:r>
-        <w:rPr>
-          <w:rStyle w:val="NormalTok"/>
-        </w:rPr>
-        <w:t xml:space="preserve"> tee </w:t>
-      </w:r>
-      <w:r>
-        <w:rPr>
-          <w:rStyle w:val="AttributeTok"/>
-        </w:rPr>
-        <w:t xml:space="preserve">-a</w:t>
-      </w:r>
-      <w:r>
-        <w:rPr>
-          <w:rStyle w:val="NormalTok"/>
-        </w:rPr>
-        <w:t xml:space="preserve"> /etc/apt/trusted.gpg.d/cran_ubuntu_key.asc</w:t>
-      </w:r>
-      <w:r>
-        <w:br/>
-      </w:r>
-      <w:r>
-        <w:rPr>
-          <w:rStyle w:val="CommentTok"/>
-        </w:rPr>
-        <w:t xml:space="preserve"># Agregar el repositorio de R 4.0 de CRAN -- ajustar 'focal' a 'groovy' o 'bionic' según sea necesario</w:t>
-      </w:r>
-      <w:r>
-        <w:br/>
-      </w:r>
-      <w:r>
-        <w:rPr>
-          <w:rStyle w:val="FunctionTok"/>
-        </w:rPr>
-        <w:t xml:space="preserve">sudo</w:t>
-      </w:r>
-      <w:r>
-        <w:rPr>
-          <w:rStyle w:val="NormalTok"/>
-        </w:rPr>
-        <w:t xml:space="preserve"> add-apt-repository </w:t>
-      </w:r>
-      <w:r>
-        <w:rPr>
-          <w:rStyle w:val="StringTok"/>
-        </w:rPr>
-        <w:t xml:space="preserve">"deb https://cloud.r-project.org/bin/linux/ubuntu </w:t>
-      </w:r>
-      <w:r>
-        <w:rPr>
-          <w:rStyle w:val="VariableTok"/>
-        </w:rPr>
-        <w:t xml:space="preserve">$(</w:t>
-      </w:r>
-      <w:r>
-        <w:rPr>
-          <w:rStyle w:val="ExtensionTok"/>
-        </w:rPr>
-        <w:t xml:space="preserve">lsb_release</w:t>
-      </w:r>
-      <w:r>
-        <w:rPr>
-          <w:rStyle w:val="NormalTok"/>
-        </w:rPr>
-        <w:t xml:space="preserve"> </w:t>
-      </w:r>
-      <w:r>
-        <w:rPr>
-          <w:rStyle w:val="AttributeTok"/>
-        </w:rPr>
-        <w:t xml:space="preserve">-cs</w:t>
-      </w:r>
-      <w:r>
-        <w:rPr>
-          <w:rStyle w:val="VariableTok"/>
-        </w:rPr>
-        <w:t xml:space="preserve">)</w:t>
-      </w:r>
-      <w:r>
-        <w:rPr>
-          <w:rStyle w:val="StringTok"/>
-        </w:rPr>
-        <w:t xml:space="preserve">-cran40/"</w:t>
-      </w:r>
-    </w:p>
-    <w:p>
-      <w:pPr>
-        <w:pStyle w:val="FirstParagraph"/>
-      </w:pPr>
-      <w:r>
-        <w:t xml:space="preserve">Aquí utilizamos</w:t>
-      </w:r>
-      <w:r>
-        <w:t xml:space="preserve"> </w:t>
-      </w:r>
-      <w:r>
-        <w:rPr>
-          <w:rStyle w:val="VerbatimChar"/>
-        </w:rPr>
-        <w:t xml:space="preserve">lsb_release -cs</w:t>
-      </w:r>
-      <w:r>
-        <w:t xml:space="preserve"> </w:t>
-      </w:r>
-      <w:r>
-        <w:t xml:space="preserve">para acceder a la versión de Ubuntu que estás utilizando:</w:t>
-      </w:r>
-      <w:r>
-        <w:t xml:space="preserve"> </w:t>
-      </w:r>
-      <w:r>
-        <w:t xml:space="preserve">“jammy”</w:t>
-      </w:r>
-      <w:r>
-        <w:t xml:space="preserve">,</w:t>
-      </w:r>
-      <w:r>
-        <w:t xml:space="preserve"> </w:t>
-      </w:r>
-      <w:r>
-        <w:t xml:space="preserve">“impish”</w:t>
-      </w:r>
-      <w:r>
-        <w:t xml:space="preserve">,</w:t>
-      </w:r>
-      <w:r>
-        <w:t xml:space="preserve"> </w:t>
-      </w:r>
-      <w:r>
-        <w:t xml:space="preserve">“focal”</w:t>
-      </w:r>
-      <w:r>
-        <w:t xml:space="preserve">,</w:t>
-      </w:r>
-      <w:r>
-        <w:t xml:space="preserve"> </w:t>
-      </w:r>
-      <w:r>
-        <w:t xml:space="preserve">“bionic”</w:t>
-      </w:r>
-      <w:r>
-        <w:t xml:space="preserve">, …</w:t>
-      </w:r>
-    </w:p>
-    <w:p>
-      <w:pPr>
-        <w:pStyle w:val="BodyText"/>
-      </w:pPr>
-      <w:r>
-        <w:t xml:space="preserve">Luego, ejecuta</w:t>
-      </w:r>
-    </w:p>
-    <w:p>
-      <w:pPr>
-        <w:pStyle w:val="SourceCode"/>
-      </w:pPr>
-      <w:r>
-        <w:rPr>
-          <w:rStyle w:val="FunctionTok"/>
-        </w:rPr>
-        <w:t xml:space="preserve">sudo</w:t>
-      </w:r>
-      <w:r>
-        <w:rPr>
-          <w:rStyle w:val="NormalTok"/>
-        </w:rPr>
-        <w:t xml:space="preserve"> apt install </w:t>
-      </w:r>
-      <w:r>
-        <w:rPr>
-          <w:rStyle w:val="AttributeTok"/>
-        </w:rPr>
-        <w:t xml:space="preserve">--no-install-recommends</w:t>
-      </w:r>
-      <w:r>
-        <w:rPr>
-          <w:rStyle w:val="NormalTok"/>
-        </w:rPr>
-        <w:t xml:space="preserve"> r-base</w:t>
-      </w:r>
-    </w:p>
-    <w:bookmarkEnd w:id="32"/>
-    <w:bookmarkStart w:id="33" w:name="obtén-más-de-5000-paquetes-de-cran"/>
-    <w:p>
-      <w:pPr>
-        <w:pStyle w:val="Heading2"/>
-      </w:pPr>
-      <w:r>
-        <w:t xml:space="preserve">1.3 Obtén más de 5000 paquetes de CRAN</w:t>
-      </w:r>
-    </w:p>
-    <w:p>
-      <w:pPr>
-        <w:pStyle w:val="FirstParagraph"/>
-      </w:pPr>
-      <w:r>
-        <w:t xml:space="preserve">Ejecuta este comando (como</w:t>
-      </w:r>
-      <w:r>
-        <w:t xml:space="preserve"> </w:t>
-      </w:r>
-      <w:r>
-        <w:rPr>
-          <w:rStyle w:val="VerbatimChar"/>
-        </w:rPr>
-        <w:t xml:space="preserve">root</w:t>
-      </w:r>
-      <w:r>
-        <w:t xml:space="preserve"> </w:t>
-      </w:r>
-      <w:r>
-        <w:t xml:space="preserve">o agregando</w:t>
-      </w:r>
-      <w:r>
-        <w:t xml:space="preserve"> </w:t>
-      </w:r>
-      <w:r>
-        <w:rPr>
-          <w:rStyle w:val="VerbatimChar"/>
-        </w:rPr>
-        <w:t xml:space="preserve">sudo</w:t>
-      </w:r>
-      <w:r>
-        <w:t xml:space="preserve"> </w:t>
-      </w:r>
-      <w:r>
-        <w:t xml:space="preserve">como prefijo) para agregar el repositorio actual de R 4.0 o posterior</w:t>
-      </w:r>
-      <w:r>
-        <w:t xml:space="preserve"> </w:t>
-      </w:r>
-      <w:r>
-        <w:t xml:space="preserve">‘c2d4u’</w:t>
-      </w:r>
-      <w:r>
-        <w:t xml:space="preserve">:</w:t>
-      </w:r>
-    </w:p>
-    <w:p>
-      <w:pPr>
-        <w:pStyle w:val="SourceCode"/>
-      </w:pPr>
-      <w:r>
-        <w:rPr>
-          <w:rStyle w:val="FunctionTok"/>
-        </w:rPr>
-        <w:t xml:space="preserve">sudo</w:t>
-      </w:r>
-      <w:r>
-        <w:rPr>
-          <w:rStyle w:val="NormalTok"/>
-        </w:rPr>
-        <w:t xml:space="preserve"> add-apt-repository ppa:c2d4u.team/c2d4u4.0+</w:t>
-      </w:r>
-    </w:p>
-    <w:p>
-      <w:pPr>
-        <w:pStyle w:val="FirstParagraph"/>
-      </w:pPr>
-      <w:r>
-        <w:t xml:space="preserve">para agregar el ID de clave de este repositorio, agregar el repositorio y actualizar el índice. Ahora puedes hacer</w:t>
-      </w:r>
-      <w:r>
-        <w:t xml:space="preserve"> </w:t>
-      </w:r>
-      <w:r>
-        <w:rPr>
-          <w:rStyle w:val="VerbatimChar"/>
-        </w:rPr>
-        <w:t xml:space="preserve">apt install --no-install-recommends r-cran-rstan</w:t>
-      </w:r>
-      <w:r>
-        <w:t xml:space="preserve"> </w:t>
-      </w:r>
-      <w:r>
-        <w:t xml:space="preserve">o</w:t>
-      </w:r>
-      <w:r>
-        <w:t xml:space="preserve"> </w:t>
-      </w:r>
-      <w:r>
-        <w:rPr>
-          <w:rStyle w:val="VerbatimChar"/>
-        </w:rPr>
-        <w:t xml:space="preserve">apt install --no-install-recommends r-cran-tidyverse</w:t>
-      </w:r>
-      <w:r>
-        <w:t xml:space="preserve"> </w:t>
-      </w:r>
-      <w:r>
-        <w:t xml:space="preserve">(nuevamente como usuario</w:t>
-      </w:r>
-      <w:r>
-        <w:t xml:space="preserve"> </w:t>
-      </w:r>
-      <w:r>
-        <w:rPr>
-          <w:rStyle w:val="VerbatimChar"/>
-        </w:rPr>
-        <w:t xml:space="preserve">root</w:t>
-      </w:r>
-      <w:r>
-        <w:t xml:space="preserve"> </w:t>
-      </w:r>
-      <w:r>
-        <w:t xml:space="preserve">o a través de</w:t>
-      </w:r>
-      <w:r>
-        <w:t xml:space="preserve"> </w:t>
-      </w:r>
-      <w:r>
-        <w:rPr>
-          <w:rStyle w:val="VerbatimChar"/>
-        </w:rPr>
-        <w:t xml:space="preserve">sudo</w:t>
-      </w:r>
-      <w:r>
-        <w:t xml:space="preserve">).</w:t>
-      </w:r>
-    </w:p>
-    <w:bookmarkEnd w:id="33"/>
-    <w:bookmarkStart w:id="38" w:name="Xda684e1f17a35205564315c8be80d3a9c12141b"/>
-    <w:p>
-      <w:pPr>
-        <w:pStyle w:val="Heading2"/>
-      </w:pPr>
-      <w:r>
-        <w:t xml:space="preserve">1.4 Paso 3. Descargar RStudio en Ubuntu Linux</w:t>
-      </w:r>
-    </w:p>
-    <w:p>
-      <w:pPr>
-        <w:pStyle w:val="FirstParagraph"/>
-      </w:pPr>
-      <w:r>
-        <w:t xml:space="preserve">Puedes descargar la última versión de RStudio desde su sitio web oficial:</w:t>
-      </w:r>
-      <w:r>
-        <w:t xml:space="preserve"> </w:t>
-      </w:r>
-      <w:hyperlink r:id="rId34">
+      <w:hyperlink w:anchor="Xa33f2fcc039ae8a8d193593521162851e39020e">
         <w:r>
           <w:rPr>
             <w:rStyle w:val="Hyperlink"/>
           </w:rPr>
-          <w:t xml:space="preserve">Enlace de descarga de RStudio</w:t>
+          <w:t xml:space="preserve">Instalación de RStudio Desktop en Kubuntu / Ubuntu</w:t>
         </w:r>
       </w:hyperlink>
     </w:p>
     <w:p>
       <w:pPr>
-        <w:pStyle w:val="BlockText"/>
-      </w:pPr>
-      <w:r>
-        <w:t xml:space="preserve">RStudio RStudio es un entorno de desarrollo integrado (IDE) muy popular para trabajar con R. Proporciona una interfaz gráfica intuitiva y muchas herramientas útiles para la programación en R.</w:t>
+        <w:pStyle w:val="Compact"/>
+        <w:numPr>
+          <w:ilvl w:val="0"/>
+          <w:numId w:val="1001"/>
+        </w:numPr>
+      </w:pPr>
+      <w:hyperlink w:anchor="Xc81dbc3ced54b36550f9c0728bb624d06824a02">
+        <w:r>
+          <w:rPr>
+            <w:rStyle w:val="Hyperlink"/>
+          </w:rPr>
+          <w:t xml:space="preserve">Instalación de RStudio Desktop en Arch Linux</w:t>
+        </w:r>
+      </w:hyperlink>
+    </w:p>
+    <w:p>
+      <w:pPr>
+        <w:pStyle w:val="Compact"/>
+        <w:numPr>
+          <w:ilvl w:val="0"/>
+          <w:numId w:val="1001"/>
+        </w:numPr>
+      </w:pPr>
+      <w:hyperlink w:anchor="X1245dd2b8744000af46a28275199ad07927ae51">
+        <w:r>
+          <w:rPr>
+            <w:rStyle w:val="Hyperlink"/>
+          </w:rPr>
+          <w:t xml:space="preserve">Instalación de RStudio Desktop en Windows</w:t>
+        </w:r>
+      </w:hyperlink>
+    </w:p>
+    <w:p>
+      <w:pPr>
+        <w:pStyle w:val="Compact"/>
+        <w:numPr>
+          <w:ilvl w:val="0"/>
+          <w:numId w:val="1001"/>
+        </w:numPr>
+      </w:pPr>
+      <w:hyperlink w:anchor="X0641995791a426bee77ef95eb7817e0a419b8b3">
+        <w:r>
+          <w:rPr>
+            <w:rStyle w:val="Hyperlink"/>
+          </w:rPr>
+          <w:t xml:space="preserve">Verificación post-instalación</w:t>
+        </w:r>
+      </w:hyperlink>
+    </w:p>
+    <w:p>
+      <w:pPr>
+        <w:pStyle w:val="Compact"/>
+        <w:numPr>
+          <w:ilvl w:val="0"/>
+          <w:numId w:val="1001"/>
+        </w:numPr>
+      </w:pPr>
+      <w:hyperlink w:anchor="X989e21c6db92ffdd799617b04490993d8aff145">
+        <w:r>
+          <w:rPr>
+            <w:rStyle w:val="Hyperlink"/>
+          </w:rPr>
+          <w:t xml:space="preserve">Dependencias de sistema para paquetes de R (Linux)</w:t>
+        </w:r>
+      </w:hyperlink>
+    </w:p>
+    <w:p>
+      <w:pPr>
+        <w:pStyle w:val="Compact"/>
+        <w:numPr>
+          <w:ilvl w:val="0"/>
+          <w:numId w:val="1001"/>
+        </w:numPr>
+      </w:pPr>
+      <w:hyperlink w:anchor="X8b8b83bfb1561c423a2a686988b39bc6509e7b8">
+        <w:r>
+          <w:rPr>
+            <w:rStyle w:val="Hyperlink"/>
+          </w:rPr>
+          <w:t xml:space="preserve">Gestión de paquetes de R</w:t>
+        </w:r>
+      </w:hyperlink>
+    </w:p>
+    <w:p>
+      <w:pPr>
+        <w:pStyle w:val="Compact"/>
+        <w:numPr>
+          <w:ilvl w:val="0"/>
+          <w:numId w:val="1001"/>
+        </w:numPr>
+      </w:pPr>
+      <w:hyperlink w:anchor="X3678ba33c5fcf61fa7f1a68e94dc1529e172e19">
+        <w:r>
+          <w:rPr>
+            <w:rStyle w:val="Hyperlink"/>
+          </w:rPr>
+          <w:t xml:space="preserve">Actualización y desinstalación</w:t>
+        </w:r>
+      </w:hyperlink>
+    </w:p>
+    <w:p>
+      <w:pPr>
+        <w:pStyle w:val="Compact"/>
+        <w:numPr>
+          <w:ilvl w:val="0"/>
+          <w:numId w:val="1001"/>
+        </w:numPr>
+      </w:pPr>
+      <w:hyperlink w:anchor="X1d62c9b17b7bd0918ff8a98a271f0a0106e99f9">
+        <w:r>
+          <w:rPr>
+            <w:rStyle w:val="Hyperlink"/>
+          </w:rPr>
+          <w:t xml:space="preserve">Solución de problemas comunes</w:t>
+        </w:r>
+      </w:hyperlink>
+    </w:p>
+    <w:p>
+      <w:pPr>
+        <w:pStyle w:val="Compact"/>
+        <w:numPr>
+          <w:ilvl w:val="0"/>
+          <w:numId w:val="1001"/>
+        </w:numPr>
+      </w:pPr>
+      <w:hyperlink w:anchor="Xa7b3c986aeeb8681d0a6ef575bdb7b9395a9193">
+        <w:r>
+          <w:rPr>
+            <w:rStyle w:val="Hyperlink"/>
+          </w:rPr>
+          <w:t xml:space="preserve">Referencias oficiales</w:t>
+        </w:r>
+      </w:hyperlink>
+    </w:p>
+    <w:p>
+      <w:r>
+        <w:pict>
+          <v:rect style="width:0;height:1.5pt" o:hralign="center" o:hrstd="t" o:hr="t"/>
+        </w:pict>
+      </w:r>
+    </w:p>
+    <w:bookmarkEnd w:id="29"/>
+    <w:bookmarkStart w:id="33" w:name="conceptos-previos"/>
+    <w:p>
+      <w:pPr>
+        <w:pStyle w:val="Heading2"/>
+      </w:pPr>
+      <w:r>
+        <w:t xml:space="preserve">1.2 1. Conceptos previos</w:t>
+      </w:r>
+    </w:p>
+    <w:bookmarkStart w:id="30" w:name="r-vs.-rstudio"/>
+    <w:p>
+      <w:pPr>
+        <w:pStyle w:val="Heading3"/>
+      </w:pPr>
+      <w:r>
+        <w:t xml:space="preserve">1.2.1 1.1. R vs. RStudio</w:t>
       </w:r>
     </w:p>
     <w:p>
@@ -947,349 +553,86 @@
         <w:pStyle w:val="FirstParagraph"/>
       </w:pPr>
       <w:r>
-        <w:drawing>
-          <wp:inline>
-            <wp:extent cx="5943600" cy="3147159"/>
-            <wp:effectExtent b="0" l="0" r="0" t="0"/>
-            <wp:docPr descr="" title="" id="36" name="Picture"/>
-            <a:graphic>
-              <a:graphicData uri="http://schemas.openxmlformats.org/drawingml/2006/picture">
-                <pic:pic>
-                  <pic:nvPicPr>
-                    <pic:cNvPr descr="index_files/figure-html//Screenshot_20230610_224818.png" id="37" name="Picture"/>
-                    <pic:cNvPicPr>
-                      <a:picLocks noChangeArrowheads="1" noChangeAspect="1"/>
-                    </pic:cNvPicPr>
-                  </pic:nvPicPr>
-                  <pic:blipFill>
-                    <a:blip r:embed="rId35"/>
-                    <a:stretch>
-                      <a:fillRect/>
-                    </a:stretch>
-                  </pic:blipFill>
-                  <pic:spPr bwMode="auto">
-                    <a:xfrm>
-                      <a:off x="0" y="0"/>
-                      <a:ext cx="5943600" cy="3147159"/>
-                    </a:xfrm>
-                    <a:prstGeom prst="rect">
-                      <a:avLst/>
-                    </a:prstGeom>
-                    <a:noFill/>
-                    <a:ln w="9525">
-                      <a:noFill/>
-                      <a:headEnd/>
-                      <a:tailEnd/>
-                    </a:ln>
-                  </pic:spPr>
-                </pic:pic>
-              </a:graphicData>
-            </a:graphic>
-          </wp:inline>
-        </w:drawing>
-      </w:r>
-    </w:p>
-    <w:bookmarkEnd w:id="38"/>
-    <w:bookmarkStart w:id="41" w:name="paso-4.-instalar-rstudio-en-ubuntu-linux"/>
-    <w:p>
-      <w:pPr>
-        <w:pStyle w:val="Heading2"/>
-      </w:pPr>
-      <w:r>
-        <w:t xml:space="preserve">1.5 Paso 4. Instalar RStudio en Ubuntu Linux</w:t>
-      </w:r>
-    </w:p>
-    <w:bookmarkStart w:id="39" w:name="instalar-dependencias"/>
+        <w:rPr>
+          <w:b/>
+          <w:bCs/>
+        </w:rPr>
+        <w:t xml:space="preserve">R</w:t>
+      </w:r>
+      <w:r>
+        <w:t xml:space="preserve"> </w:t>
+      </w:r>
+      <w:r>
+        <w:t xml:space="preserve">es el lenguaje de programación y el entorno de ejecución para computación estadística y gráficos, desarrollado por la R Foundation. Se instala primero porque es el</w:t>
+      </w:r>
+      <w:r>
+        <w:t xml:space="preserve"> </w:t>
+      </w:r>
+      <w:r>
+        <w:t xml:space="preserve">“motor”</w:t>
+      </w:r>
+      <w:r>
+        <w:t xml:space="preserve">.</w:t>
+      </w:r>
+    </w:p>
+    <w:p>
+      <w:pPr>
+        <w:pStyle w:val="BodyText"/>
+      </w:pPr>
+      <w:r>
+        <w:rPr>
+          <w:b/>
+          <w:bCs/>
+        </w:rPr>
+        <w:t xml:space="preserve">RStudio Desktop</w:t>
+      </w:r>
+      <w:r>
+        <w:t xml:space="preserve"> </w:t>
+      </w:r>
+      <w:r>
+        <w:t xml:space="preserve">es un IDE (entorno de desarrollo integrado) desarrollado por</w:t>
+      </w:r>
+      <w:r>
+        <w:t xml:space="preserve"> </w:t>
+      </w:r>
+      <w:r>
+        <w:rPr>
+          <w:b/>
+          <w:bCs/>
+        </w:rPr>
+        <w:t xml:space="preserve">Posit, PBC</w:t>
+      </w:r>
+      <w:r>
+        <w:t xml:space="preserve"> </w:t>
+      </w:r>
+      <w:r>
+        <w:t xml:space="preserve">(antes RStudio, PBC) que se ejecuta</w:t>
+      </w:r>
+      <w:r>
+        <w:t xml:space="preserve"> </w:t>
+      </w:r>
+      <w:r>
+        <w:rPr>
+          <w:i/>
+          <w:iCs/>
+        </w:rPr>
+        <w:t xml:space="preserve">sobre</w:t>
+      </w:r>
+      <w:r>
+        <w:t xml:space="preserve"> </w:t>
+      </w:r>
+      <w:r>
+        <w:t xml:space="preserve">una instalación de R ya existente. RStudio no incluye R: siempre hay que instalar R primero y RStudio después, y RStudio detecta automáticamente la(s) instalación(es) de R presentes en el sistema.</w:t>
+      </w:r>
+    </w:p>
+    <w:bookmarkEnd w:id="30"/>
+    <w:bookmarkStart w:id="31" w:name="orden-de-instalación-recomendado"/>
     <w:p>
       <w:pPr>
         <w:pStyle w:val="Heading3"/>
       </w:pPr>
       <w:r>
-        <w:t xml:space="preserve">1.5.1 Instalar dependencias</w:t>
-      </w:r>
-    </w:p>
-    <w:p>
-      <w:pPr>
-        <w:pStyle w:val="FirstParagraph"/>
-      </w:pPr>
-      <w:r>
-        <w:t xml:space="preserve">Antes de instalar RStudio, es posible que debas instalar algunas dependencias en tu sistema. Abre la terminal y ejecuta los siguientes comandos para instalar las dependencias requeridas:</w:t>
-      </w:r>
-    </w:p>
-    <w:p>
-      <w:pPr>
-        <w:pStyle w:val="SourceCode"/>
-      </w:pPr>
-      <w:r>
-        <w:rPr>
-          <w:rStyle w:val="FunctionTok"/>
-        </w:rPr>
-        <w:t xml:space="preserve">sudo</w:t>
-      </w:r>
-      <w:r>
-        <w:rPr>
-          <w:rStyle w:val="NormalTok"/>
-        </w:rPr>
-        <w:t xml:space="preserve"> apt update</w:t>
-      </w:r>
-      <w:r>
-        <w:br/>
-      </w:r>
-      <w:r>
-        <w:rPr>
-          <w:rStyle w:val="FunctionTok"/>
-        </w:rPr>
-        <w:t xml:space="preserve">sudo</w:t>
-      </w:r>
-      <w:r>
-        <w:rPr>
-          <w:rStyle w:val="NormalTok"/>
-        </w:rPr>
-        <w:t xml:space="preserve"> apt install gdebi-core</w:t>
-      </w:r>
-    </w:p>
-    <w:p>
-      <w:pPr>
-        <w:pStyle w:val="FirstParagraph"/>
-      </w:pPr>
-      <w:r>
-        <w:t xml:space="preserve">Estos comandos actualizarán los repositorios de paquetes y luego instalarán</w:t>
-      </w:r>
-      <w:r>
-        <w:t xml:space="preserve"> </w:t>
-      </w:r>
-      <w:r>
-        <w:rPr>
-          <w:rStyle w:val="VerbatimChar"/>
-        </w:rPr>
-        <w:t xml:space="preserve">gdebi-core</w:t>
-      </w:r>
-      <w:r>
-        <w:t xml:space="preserve">, una utilidad necesaria para instalar paquetes</w:t>
-      </w:r>
-      <w:r>
-        <w:t xml:space="preserve"> </w:t>
-      </w:r>
-      <w:r>
-        <w:rPr>
-          <w:rStyle w:val="VerbatimChar"/>
-        </w:rPr>
-        <w:t xml:space="preserve">.deb</w:t>
-      </w:r>
-      <w:r>
-        <w:t xml:space="preserve"> </w:t>
-      </w:r>
-      <w:r>
-        <w:t xml:space="preserve">de forma sencilla y para resolver dependencias automáticamente.</w:t>
-      </w:r>
-    </w:p>
-    <w:bookmarkEnd w:id="39"/>
-    <w:bookmarkStart w:id="40" w:name="instalar-rstudio"/>
-    <w:p>
-      <w:pPr>
-        <w:pStyle w:val="Heading3"/>
-      </w:pPr>
-      <w:r>
-        <w:t xml:space="preserve">1.5.2 Instalar RStudio</w:t>
-      </w:r>
-    </w:p>
-    <w:p>
-      <w:pPr>
-        <w:pStyle w:val="FirstParagraph"/>
-      </w:pPr>
-      <w:r>
-        <w:t xml:space="preserve">Una vez que hayas descargado el archivo de instalación de RStudio y hayas instalado las dependencias necesarias, puedes proceder con la instalación. Ve al directorio donde descargaste el archivo de instalación y ejecuta el siguiente comando en la terminal:</w:t>
-      </w:r>
-    </w:p>
-    <w:p>
-      <w:pPr>
-        <w:pStyle w:val="SourceCode"/>
-      </w:pPr>
-      <w:r>
-        <w:rPr>
-          <w:rStyle w:val="FunctionTok"/>
-        </w:rPr>
-        <w:t xml:space="preserve">sudo</w:t>
-      </w:r>
-      <w:r>
-        <w:rPr>
-          <w:rStyle w:val="NormalTok"/>
-        </w:rPr>
-        <w:t xml:space="preserve"> gdebi </w:t>
-      </w:r>
-      <w:r>
-        <w:rPr>
-          <w:rStyle w:val="OperatorTok"/>
-        </w:rPr>
-        <w:t xml:space="preserve">&lt;</w:t>
-      </w:r>
-      <w:r>
-        <w:rPr>
-          <w:rStyle w:val="NormalTok"/>
-        </w:rPr>
-        <w:t xml:space="preserve">nombre_del_archivo_de_instalación</w:t>
-      </w:r>
-      <w:r>
-        <w:rPr>
-          <w:rStyle w:val="OperatorTok"/>
-        </w:rPr>
-        <w:t xml:space="preserve">&gt;</w:t>
-      </w:r>
-      <w:r>
-        <w:rPr>
-          <w:rStyle w:val="NormalTok"/>
-        </w:rPr>
-        <w:t xml:space="preserve">.deb</w:t>
-      </w:r>
-    </w:p>
-    <w:p>
-      <w:pPr>
-        <w:pStyle w:val="FirstParagraph"/>
-      </w:pPr>
-      <w:r>
-        <w:t xml:space="preserve">Reemplaza</w:t>
-      </w:r>
-      <w:r>
-        <w:t xml:space="preserve"> </w:t>
-      </w:r>
-      <w:r>
-        <w:rPr>
-          <w:rStyle w:val="VerbatimChar"/>
-        </w:rPr>
-        <w:t xml:space="preserve">&lt;nombre_del_archivo_de_instalación&gt;</w:t>
-      </w:r>
-      <w:r>
-        <w:t xml:space="preserve"> </w:t>
-      </w:r>
-      <w:r>
-        <w:t xml:space="preserve">con el nombre real del archivo de instalación descargado.</w:t>
-      </w:r>
-    </w:p>
-    <w:p>
-      <w:pPr>
-        <w:pStyle w:val="BodyText"/>
-      </w:pPr>
-      <w:r>
-        <w:t xml:space="preserve">El comando</w:t>
-      </w:r>
-      <w:r>
-        <w:t xml:space="preserve"> </w:t>
-      </w:r>
-      <w:r>
-        <w:rPr>
-          <w:rStyle w:val="VerbatimChar"/>
-        </w:rPr>
-        <w:t xml:space="preserve">gdebi</w:t>
-      </w:r>
-      <w:r>
-        <w:t xml:space="preserve"> </w:t>
-      </w:r>
-      <w:r>
-        <w:t xml:space="preserve">instalará RStudio y resolverá automáticamente las dependencias necesarias.</w:t>
-      </w:r>
-    </w:p>
-    <w:bookmarkEnd w:id="40"/>
-    <w:bookmarkEnd w:id="41"/>
-    <w:bookmarkStart w:id="45" w:name="paso-5.-iniciar-rstudio"/>
-    <w:p>
-      <w:pPr>
-        <w:pStyle w:val="Heading2"/>
-      </w:pPr>
-      <w:r>
-        <w:t xml:space="preserve">1.6 Paso 5. Iniciar RStudio</w:t>
-      </w:r>
-    </w:p>
-    <w:p>
-      <w:pPr>
-        <w:pStyle w:val="FirstParagraph"/>
-      </w:pPr>
-      <w:r>
-        <w:t xml:space="preserve">Una vez completada la instalación, puedes iniciar RStudio desde el menú de aplicaciones de Ubuntu o ejecutando el siguiente comando en la terminal:</w:t>
-      </w:r>
-    </w:p>
-    <w:p>
-      <w:pPr>
-        <w:pStyle w:val="SourceCode"/>
-      </w:pPr>
-      <w:r>
-        <w:rPr>
-          <w:rStyle w:val="ExtensionTok"/>
-        </w:rPr>
-        <w:t xml:space="preserve">rstudio</w:t>
-      </w:r>
-    </w:p>
-    <w:p>
-      <w:pPr>
-        <w:pStyle w:val="FirstParagraph"/>
-      </w:pPr>
-      <w:r>
-        <w:t xml:space="preserve">RStudio se abrirá en una ventana separada, lo que te permitirá comenzar a trabajar con R y aprovechar todas las funciones y características que ofrece el IDE.</w:t>
-      </w:r>
-    </w:p>
-    <w:p>
-      <w:pPr>
-        <w:pStyle w:val="BodyText"/>
-      </w:pPr>
-      <w:r>
-        <w:drawing>
-          <wp:inline>
-            <wp:extent cx="5943600" cy="3344628"/>
-            <wp:effectExtent b="0" l="0" r="0" t="0"/>
-            <wp:docPr descr="" title="" id="43" name="Picture"/>
-            <a:graphic>
-              <a:graphicData uri="http://schemas.openxmlformats.org/drawingml/2006/picture">
-                <pic:pic>
-                  <pic:nvPicPr>
-                    <pic:cNvPr descr="index_files/figure-html//Screenshot_20230610_231407.png" id="44" name="Picture"/>
-                    <pic:cNvPicPr>
-                      <a:picLocks noChangeArrowheads="1" noChangeAspect="1"/>
-                    </pic:cNvPicPr>
-                  </pic:nvPicPr>
-                  <pic:blipFill>
-                    <a:blip r:embed="rId42"/>
-                    <a:stretch>
-                      <a:fillRect/>
-                    </a:stretch>
-                  </pic:blipFill>
-                  <pic:spPr bwMode="auto">
-                    <a:xfrm>
-                      <a:off x="0" y="0"/>
-                      <a:ext cx="5943600" cy="3344628"/>
-                    </a:xfrm>
-                    <a:prstGeom prst="rect">
-                      <a:avLst/>
-                    </a:prstGeom>
-                    <a:noFill/>
-                    <a:ln w="9525">
-                      <a:noFill/>
-                      <a:headEnd/>
-                      <a:tailEnd/>
-                    </a:ln>
-                  </pic:spPr>
-                </pic:pic>
-              </a:graphicData>
-            </a:graphic>
-          </wp:inline>
-        </w:drawing>
-      </w:r>
-    </w:p>
-    <w:bookmarkEnd w:id="45"/>
-    <w:bookmarkEnd w:id="46"/>
-    <w:bookmarkStart w:id="65" w:name="publicaciones-similares"/>
-    <w:p>
-      <w:pPr>
-        <w:pStyle w:val="Heading1"/>
-      </w:pPr>
-      <w:r>
-        <w:t xml:space="preserve">2. Publicaciones Similares</w:t>
-      </w:r>
-    </w:p>
-    <w:p>
-      <w:pPr>
-        <w:pStyle w:val="FirstParagraph"/>
-      </w:pPr>
-      <w:r>
-        <w:t xml:space="preserve">Si te interesó este artículo, te recomendamos que explores otros blogs y recursos relacionados que pueden ampliar tus conocimientos. Aquí te dejo algunas sugerencias:</w:t>
+        <w:t xml:space="preserve">1.2.2 1.2. Orden de instalación recomendado</w:t>
       </w:r>
     </w:p>
     <w:p>
@@ -1300,11 +643,5312 @@
           <w:numId w:val="1002"/>
         </w:numPr>
       </w:pPr>
-      <w:hyperlink r:id="rId47"/>
-      <w:r>
-        <w:t xml:space="preserve"> </w:t>
-      </w:r>
-      <w:hyperlink r:id="rId48">
+      <w:r>
+        <w:t xml:space="preserve">Instalar R (desde el repositorio oficial de tu distribución o desde CRAN).</w:t>
+      </w:r>
+    </w:p>
+    <w:p>
+      <w:pPr>
+        <w:pStyle w:val="Compact"/>
+        <w:numPr>
+          <w:ilvl w:val="0"/>
+          <w:numId w:val="1002"/>
+        </w:numPr>
+      </w:pPr>
+      <w:r>
+        <w:t xml:space="preserve">Verificar que R funciona desde la terminal (</w:t>
+      </w:r>
+      <w:r>
+        <w:rPr>
+          <w:rStyle w:val="VerbatimChar"/>
+        </w:rPr>
+        <w:t xml:space="preserve">R --version</w:t>
+      </w:r>
+      <w:r>
+        <w:t xml:space="preserve">).</w:t>
+      </w:r>
+    </w:p>
+    <w:p>
+      <w:pPr>
+        <w:pStyle w:val="Compact"/>
+        <w:numPr>
+          <w:ilvl w:val="0"/>
+          <w:numId w:val="1002"/>
+        </w:numPr>
+      </w:pPr>
+      <w:r>
+        <w:t xml:space="preserve">Instalar RStudio Desktop (paquete binario oficial de Posit).</w:t>
+      </w:r>
+    </w:p>
+    <w:p>
+      <w:pPr>
+        <w:pStyle w:val="Compact"/>
+        <w:numPr>
+          <w:ilvl w:val="0"/>
+          <w:numId w:val="1002"/>
+        </w:numPr>
+      </w:pPr>
+      <w:r>
+        <w:t xml:space="preserve">Verificar que RStudio detecta la instalación de R.</w:t>
+      </w:r>
+    </w:p>
+    <w:bookmarkEnd w:id="31"/>
+    <w:bookmarkStart w:id="32" w:name="X31587fd2c7f43d5ce5af22a1f0dd72ee432460a"/>
+    <w:p>
+      <w:pPr>
+        <w:pStyle w:val="Heading3"/>
+      </w:pPr>
+      <w:r>
+        <w:t xml:space="preserve">1.2.3 1.3. Compatibilidad de plataformas (RStudio Desktop)</w:t>
+      </w:r>
+    </w:p>
+    <w:p>
+      <w:pPr>
+        <w:pStyle w:val="FirstParagraph"/>
+      </w:pPr>
+      <w:r>
+        <w:t xml:space="preserve">Es importante saber que</w:t>
+      </w:r>
+      <w:r>
+        <w:t xml:space="preserve"> </w:t>
+      </w:r>
+      <w:r>
+        <w:rPr>
+          <w:b/>
+          <w:bCs/>
+        </w:rPr>
+        <w:t xml:space="preserve">Posit ya no construye RStudio Desktop para todas las distribuciones Linux indefinidamente</w:t>
+      </w:r>
+      <w:r>
+        <w:t xml:space="preserve">. Desde la versión 2025.05.0 (</w:t>
+      </w:r>
+      <w:r>
+        <w:t xml:space="preserve">“Mariposa Orchid”</w:t>
+      </w:r>
+      <w:r>
+        <w:t xml:space="preserve">), Posit dejó de generar binarios de RStudio Desktop para SLES 15, Ubuntu 20.04 LTS (Focal Fossa) y RHEL 8, debido a dependencias de software incompatibles. Si usas Kubuntu/Ubuntu, se recomienda una versión 22.04 LTS o superior para garantizar compatibilidad con las versiones más recientes de RStudio.</w:t>
+      </w:r>
+    </w:p>
+    <w:p>
+      <w:r>
+        <w:pict>
+          <v:rect style="width:0;height:1.5pt" o:hralign="center" o:hrstd="t" o:hr="t"/>
+        </w:pict>
+      </w:r>
+    </w:p>
+    <w:bookmarkEnd w:id="32"/>
+    <w:bookmarkEnd w:id="33"/>
+    <w:bookmarkStart w:id="38" w:name="instalación-de-r-en-kubuntu-ubuntu"/>
+    <w:p>
+      <w:pPr>
+        <w:pStyle w:val="Heading2"/>
+      </w:pPr>
+      <w:r>
+        <w:t xml:space="preserve">1.3 2. Instalación de R en Kubuntu / Ubuntu</w:t>
+      </w:r>
+    </w:p>
+    <w:p>
+      <w:pPr>
+        <w:pStyle w:val="FirstParagraph"/>
+      </w:pPr>
+      <w:r>
+        <w:t xml:space="preserve">Kubuntu comparte la base de paquetes de Ubuntu (APT/</w:t>
+      </w:r>
+      <w:r>
+        <w:rPr>
+          <w:rStyle w:val="VerbatimChar"/>
+        </w:rPr>
+        <w:t xml:space="preserve">.deb</w:t>
+      </w:r>
+      <w:r>
+        <w:t xml:space="preserve">), por lo que todo lo siguiente aplica igual a ambas. Existen dos rutas oficiales: el repositorio de Ubuntu (más simple, versión puede no ser la más reciente) o el repositorio de</w:t>
+      </w:r>
+      <w:r>
+        <w:t xml:space="preserve"> </w:t>
+      </w:r>
+      <w:r>
+        <w:rPr>
+          <w:b/>
+          <w:bCs/>
+        </w:rPr>
+        <w:t xml:space="preserve">CRAN</w:t>
+      </w:r>
+      <w:r>
+        <w:t xml:space="preserve"> </w:t>
+      </w:r>
+      <w:r>
+        <w:t xml:space="preserve">(versión más actualizada, recomendado para trabajo serio en R).</w:t>
+      </w:r>
+    </w:p>
+    <w:bookmarkStart w:id="34" w:name="X9bc4c30d8f8a6caf431f906c276b80999e5c5c0"/>
+    <w:p>
+      <w:pPr>
+        <w:pStyle w:val="Heading3"/>
+      </w:pPr>
+      <w:r>
+        <w:t xml:space="preserve">1.3.1 2.1. Opción A — Repositorio de Ubuntu (rápida, versión potencialmente desactualizada)</w:t>
+      </w:r>
+    </w:p>
+    <w:p>
+      <w:pPr>
+        <w:pStyle w:val="SourceCode"/>
+      </w:pPr>
+      <w:r>
+        <w:rPr>
+          <w:rStyle w:val="FunctionTok"/>
+        </w:rPr>
+        <w:t xml:space="preserve">sudo</w:t>
+      </w:r>
+      <w:r>
+        <w:rPr>
+          <w:rStyle w:val="NormalTok"/>
+        </w:rPr>
+        <w:t xml:space="preserve"> apt update</w:t>
+      </w:r>
+      <w:r>
+        <w:br/>
+      </w:r>
+      <w:r>
+        <w:rPr>
+          <w:rStyle w:val="FunctionTok"/>
+        </w:rPr>
+        <w:t xml:space="preserve">sudo</w:t>
+      </w:r>
+      <w:r>
+        <w:rPr>
+          <w:rStyle w:val="NormalTok"/>
+        </w:rPr>
+        <w:t xml:space="preserve"> apt install </w:t>
+      </w:r>
+      <w:r>
+        <w:rPr>
+          <w:rStyle w:val="AttributeTok"/>
+        </w:rPr>
+        <w:t xml:space="preserve">--no-install-recommends</w:t>
+      </w:r>
+      <w:r>
+        <w:rPr>
+          <w:rStyle w:val="NormalTok"/>
+        </w:rPr>
+        <w:t xml:space="preserve"> r-base r-base-dev</w:t>
+      </w:r>
+    </w:p>
+    <w:p>
+      <w:pPr>
+        <w:pStyle w:val="FirstParagraph"/>
+      </w:pPr>
+      <w:r>
+        <w:t xml:space="preserve">Esta vía es la más simple, pero la versión de R que entrega depende del ciclo de paquetes de tu versión de Ubuntu/Kubuntu y puede quedar rezagada respecto a la última versión estable de R.</w:t>
+      </w:r>
+    </w:p>
+    <w:bookmarkEnd w:id="34"/>
+    <w:bookmarkStart w:id="35" w:name="X31c1b109137c36101859e752a2fd2eb8ea49054"/>
+    <w:p>
+      <w:pPr>
+        <w:pStyle w:val="Heading3"/>
+      </w:pPr>
+      <w:r>
+        <w:t xml:space="preserve">1.3.2 2.2. Opción B — Repositorio oficial de CRAN (recomendada)</w:t>
+      </w:r>
+    </w:p>
+    <w:p>
+      <w:pPr>
+        <w:pStyle w:val="FirstParagraph"/>
+      </w:pPr>
+      <w:r>
+        <w:t xml:space="preserve">CRAN mantiene un repositorio APT específico para Ubuntu con builds actualizados de R 4.x, compilados por Michael Rutter y mantenido junto con Dirk Eddelbuettel. Estos son los pasos oficiales (README breve de CRAN):</w:t>
+      </w:r>
+    </w:p>
+    <w:p>
+      <w:pPr>
+        <w:pStyle w:val="BodyText"/>
+      </w:pPr>
+      <w:r>
+        <w:rPr>
+          <w:b/>
+          <w:bCs/>
+        </w:rPr>
+        <w:t xml:space="preserve">Paso 1 — Actualizar índices e instalar paquetes auxiliares</w:t>
+      </w:r>
+    </w:p>
+    <w:p>
+      <w:pPr>
+        <w:pStyle w:val="SourceCode"/>
+      </w:pPr>
+      <w:r>
+        <w:rPr>
+          <w:rStyle w:val="FunctionTok"/>
+        </w:rPr>
+        <w:t xml:space="preserve">sudo</w:t>
+      </w:r>
+      <w:r>
+        <w:rPr>
+          <w:rStyle w:val="NormalTok"/>
+        </w:rPr>
+        <w:t xml:space="preserve"> apt update </w:t>
+      </w:r>
+      <w:r>
+        <w:rPr>
+          <w:rStyle w:val="AttributeTok"/>
+        </w:rPr>
+        <w:t xml:space="preserve">-qq</w:t>
+      </w:r>
+      <w:r>
+        <w:br/>
+      </w:r>
+      <w:r>
+        <w:rPr>
+          <w:rStyle w:val="FunctionTok"/>
+        </w:rPr>
+        <w:t xml:space="preserve">sudo</w:t>
+      </w:r>
+      <w:r>
+        <w:rPr>
+          <w:rStyle w:val="NormalTok"/>
+        </w:rPr>
+        <w:t xml:space="preserve"> apt install </w:t>
+      </w:r>
+      <w:r>
+        <w:rPr>
+          <w:rStyle w:val="AttributeTok"/>
+        </w:rPr>
+        <w:t xml:space="preserve">--no-install-recommends</w:t>
+      </w:r>
+      <w:r>
+        <w:rPr>
+          <w:rStyle w:val="NormalTok"/>
+        </w:rPr>
+        <w:t xml:space="preserve"> software-properties-common dirmngr</w:t>
+      </w:r>
+    </w:p>
+    <w:p>
+      <w:pPr>
+        <w:pStyle w:val="BlockText"/>
+      </w:pPr>
+      <w:r>
+        <w:t xml:space="preserve">En versiones recientes de Ubuntu/Kubuntu,</w:t>
+      </w:r>
+      <w:r>
+        <w:t xml:space="preserve"> </w:t>
+      </w:r>
+      <w:r>
+        <w:rPr>
+          <w:rStyle w:val="VerbatimChar"/>
+        </w:rPr>
+        <w:t xml:space="preserve">software-properties-common</w:t>
+      </w:r>
+      <w:r>
+        <w:t xml:space="preserve"> </w:t>
+      </w:r>
+      <w:r>
+        <w:t xml:space="preserve">y</w:t>
+      </w:r>
+      <w:r>
+        <w:t xml:space="preserve"> </w:t>
+      </w:r>
+      <w:r>
+        <w:rPr>
+          <w:rStyle w:val="VerbatimChar"/>
+        </w:rPr>
+        <w:t xml:space="preserve">dirmngr</w:t>
+      </w:r>
+      <w:r>
+        <w:t xml:space="preserve"> </w:t>
+      </w:r>
+      <w:r>
+        <w:t xml:space="preserve">suelen venir preinstalados; el comando no hará daño si ya están presentes.</w:t>
+      </w:r>
+    </w:p>
+    <w:p>
+      <w:pPr>
+        <w:pStyle w:val="FirstParagraph"/>
+      </w:pPr>
+      <w:r>
+        <w:rPr>
+          <w:b/>
+          <w:bCs/>
+        </w:rPr>
+        <w:t xml:space="preserve">Paso 2 — Importar la clave de firma del repositorio CRAN</w:t>
+      </w:r>
+    </w:p>
+    <w:p>
+      <w:pPr>
+        <w:pStyle w:val="SourceCode"/>
+      </w:pPr>
+      <w:r>
+        <w:rPr>
+          <w:rStyle w:val="FunctionTok"/>
+        </w:rPr>
+        <w:t xml:space="preserve">wget</w:t>
+      </w:r>
+      <w:r>
+        <w:rPr>
+          <w:rStyle w:val="NormalTok"/>
+        </w:rPr>
+        <w:t xml:space="preserve"> </w:t>
+      </w:r>
+      <w:r>
+        <w:rPr>
+          <w:rStyle w:val="AttributeTok"/>
+        </w:rPr>
+        <w:t xml:space="preserve">-qO-</w:t>
+      </w:r>
+      <w:r>
+        <w:rPr>
+          <w:rStyle w:val="NormalTok"/>
+        </w:rPr>
+        <w:t xml:space="preserve"> https://cloud.r-project.org/bin/linux/ubuntu/marutter_pubkey.asc </w:t>
+      </w:r>
+      <w:r>
+        <w:rPr>
+          <w:rStyle w:val="KeywordTok"/>
+        </w:rPr>
+        <w:t xml:space="preserve">|</w:t>
+      </w:r>
+      <w:r>
+        <w:rPr>
+          <w:rStyle w:val="NormalTok"/>
+        </w:rPr>
+        <w:t xml:space="preserve"> </w:t>
+      </w:r>
+      <w:r>
+        <w:rPr>
+          <w:rStyle w:val="DataTypeTok"/>
+        </w:rPr>
+        <w:t xml:space="preserve">\</w:t>
+      </w:r>
+      <w:r>
+        <w:br/>
+      </w:r>
+      <w:r>
+        <w:rPr>
+          <w:rStyle w:val="NormalTok"/>
+        </w:rPr>
+        <w:t xml:space="preserve">  </w:t>
+      </w:r>
+      <w:r>
+        <w:rPr>
+          <w:rStyle w:val="FunctionTok"/>
+        </w:rPr>
+        <w:t xml:space="preserve">sudo</w:t>
+      </w:r>
+      <w:r>
+        <w:rPr>
+          <w:rStyle w:val="NormalTok"/>
+        </w:rPr>
+        <w:t xml:space="preserve"> tee </w:t>
+      </w:r>
+      <w:r>
+        <w:rPr>
+          <w:rStyle w:val="AttributeTok"/>
+        </w:rPr>
+        <w:t xml:space="preserve">-a</w:t>
+      </w:r>
+      <w:r>
+        <w:rPr>
+          <w:rStyle w:val="NormalTok"/>
+        </w:rPr>
+        <w:t xml:space="preserve"> /etc/apt/trusted.gpg.d/cran_ubuntu_key.asc</w:t>
+      </w:r>
+    </w:p>
+    <w:p>
+      <w:pPr>
+        <w:pStyle w:val="FirstParagraph"/>
+      </w:pPr>
+      <w:r>
+        <w:t xml:space="preserve">La huella digital (fingerprint) oficial de esta clave es:</w:t>
+      </w:r>
+    </w:p>
+    <w:p>
+      <w:pPr>
+        <w:pStyle w:val="SourceCode"/>
+      </w:pPr>
+      <w:r>
+        <w:rPr>
+          <w:rStyle w:val="VerbatimChar"/>
+        </w:rPr>
+        <w:t xml:space="preserve">E298A3A825C0D65DFD57CBB651716619E084DAB9</w:t>
+      </w:r>
+    </w:p>
+    <w:p>
+      <w:pPr>
+        <w:pStyle w:val="FirstParagraph"/>
+      </w:pPr>
+      <w:r>
+        <w:t xml:space="preserve">Puedes verificarla con:</w:t>
+      </w:r>
+    </w:p>
+    <w:p>
+      <w:pPr>
+        <w:pStyle w:val="SourceCode"/>
+      </w:pPr>
+      <w:r>
+        <w:rPr>
+          <w:rStyle w:val="ExtensionTok"/>
+        </w:rPr>
+        <w:t xml:space="preserve">gpg</w:t>
+      </w:r>
+      <w:r>
+        <w:rPr>
+          <w:rStyle w:val="NormalTok"/>
+        </w:rPr>
+        <w:t xml:space="preserve"> </w:t>
+      </w:r>
+      <w:r>
+        <w:rPr>
+          <w:rStyle w:val="AttributeTok"/>
+        </w:rPr>
+        <w:t xml:space="preserve">--show-keys</w:t>
+      </w:r>
+      <w:r>
+        <w:rPr>
+          <w:rStyle w:val="NormalTok"/>
+        </w:rPr>
+        <w:t xml:space="preserve"> /etc/apt/trusted.gpg.d/cran_ubuntu_key.asc</w:t>
+      </w:r>
+    </w:p>
+    <w:p>
+      <w:pPr>
+        <w:pStyle w:val="FirstParagraph"/>
+      </w:pPr>
+      <w:r>
+        <w:rPr>
+          <w:b/>
+          <w:bCs/>
+        </w:rPr>
+        <w:t xml:space="preserve">Paso 3 — Añadir el repositorio CRAN</w:t>
+      </w:r>
+    </w:p>
+    <w:p>
+      <w:pPr>
+        <w:pStyle w:val="BodyText"/>
+      </w:pPr>
+      <w:r>
+        <w:t xml:space="preserve">El comando usa</w:t>
+      </w:r>
+      <w:r>
+        <w:t xml:space="preserve"> </w:t>
+      </w:r>
+      <w:r>
+        <w:rPr>
+          <w:rStyle w:val="VerbatimChar"/>
+        </w:rPr>
+        <w:t xml:space="preserve">lsb_release -cs</w:t>
+      </w:r>
+      <w:r>
+        <w:t xml:space="preserve"> </w:t>
+      </w:r>
+      <w:r>
+        <w:t xml:space="preserve">para detectar automáticamente el nombre en clave de tu versión de Ubuntu (p. ej.</w:t>
+      </w:r>
+      <w:r>
+        <w:t xml:space="preserve"> </w:t>
+      </w:r>
+      <w:r>
+        <w:rPr>
+          <w:rStyle w:val="VerbatimChar"/>
+        </w:rPr>
+        <w:t xml:space="preserve">noble</w:t>
+      </w:r>
+      <w:r>
+        <w:t xml:space="preserve">,</w:t>
+      </w:r>
+      <w:r>
+        <w:t xml:space="preserve"> </w:t>
+      </w:r>
+      <w:r>
+        <w:rPr>
+          <w:rStyle w:val="VerbatimChar"/>
+        </w:rPr>
+        <w:t xml:space="preserve">jammy</w:t>
+      </w:r>
+      <w:r>
+        <w:t xml:space="preserve">):</w:t>
+      </w:r>
+    </w:p>
+    <w:p>
+      <w:pPr>
+        <w:pStyle w:val="SourceCode"/>
+      </w:pPr>
+      <w:r>
+        <w:rPr>
+          <w:rStyle w:val="FunctionTok"/>
+        </w:rPr>
+        <w:t xml:space="preserve">sudo</w:t>
+      </w:r>
+      <w:r>
+        <w:rPr>
+          <w:rStyle w:val="NormalTok"/>
+        </w:rPr>
+        <w:t xml:space="preserve"> add-apt-repository </w:t>
+      </w:r>
+      <w:r>
+        <w:rPr>
+          <w:rStyle w:val="StringTok"/>
+        </w:rPr>
+        <w:t xml:space="preserve">"deb https://cloud.r-project.org/bin/linux/ubuntu </w:t>
+      </w:r>
+      <w:r>
+        <w:rPr>
+          <w:rStyle w:val="VariableTok"/>
+        </w:rPr>
+        <w:t xml:space="preserve">$(</w:t>
+      </w:r>
+      <w:r>
+        <w:rPr>
+          <w:rStyle w:val="ExtensionTok"/>
+        </w:rPr>
+        <w:t xml:space="preserve">lsb_release</w:t>
+      </w:r>
+      <w:r>
+        <w:rPr>
+          <w:rStyle w:val="NormalTok"/>
+        </w:rPr>
+        <w:t xml:space="preserve"> </w:t>
+      </w:r>
+      <w:r>
+        <w:rPr>
+          <w:rStyle w:val="AttributeTok"/>
+        </w:rPr>
+        <w:t xml:space="preserve">-cs</w:t>
+      </w:r>
+      <w:r>
+        <w:rPr>
+          <w:rStyle w:val="VariableTok"/>
+        </w:rPr>
+        <w:t xml:space="preserve">)</w:t>
+      </w:r>
+      <w:r>
+        <w:rPr>
+          <w:rStyle w:val="StringTok"/>
+        </w:rPr>
+        <w:t xml:space="preserve">-cran40/"</w:t>
+      </w:r>
+    </w:p>
+    <w:p>
+      <w:pPr>
+        <w:pStyle w:val="BlockText"/>
+      </w:pPr>
+      <w:r>
+        <w:rPr>
+          <w:rStyle w:val="VerbatimChar"/>
+        </w:rPr>
+        <w:t xml:space="preserve">cloud.r-project.org</w:t>
+      </w:r>
+      <w:r>
+        <w:t xml:space="preserve"> </w:t>
+      </w:r>
+      <w:r>
+        <w:t xml:space="preserve">redirige automáticamente a un espejo (mirror) de CRAN cercano a tu ubicación.</w:t>
+      </w:r>
+    </w:p>
+    <w:p>
+      <w:pPr>
+        <w:pStyle w:val="FirstParagraph"/>
+      </w:pPr>
+      <w:r>
+        <w:rPr>
+          <w:b/>
+          <w:bCs/>
+        </w:rPr>
+        <w:t xml:space="preserve">Paso 4 — Instalar R</w:t>
+      </w:r>
+    </w:p>
+    <w:p>
+      <w:pPr>
+        <w:pStyle w:val="SourceCode"/>
+      </w:pPr>
+      <w:r>
+        <w:rPr>
+          <w:rStyle w:val="FunctionTok"/>
+        </w:rPr>
+        <w:t xml:space="preserve">sudo</w:t>
+      </w:r>
+      <w:r>
+        <w:rPr>
+          <w:rStyle w:val="NormalTok"/>
+        </w:rPr>
+        <w:t xml:space="preserve"> apt update</w:t>
+      </w:r>
+      <w:r>
+        <w:br/>
+      </w:r>
+      <w:r>
+        <w:rPr>
+          <w:rStyle w:val="FunctionTok"/>
+        </w:rPr>
+        <w:t xml:space="preserve">sudo</w:t>
+      </w:r>
+      <w:r>
+        <w:rPr>
+          <w:rStyle w:val="NormalTok"/>
+        </w:rPr>
+        <w:t xml:space="preserve"> apt install </w:t>
+      </w:r>
+      <w:r>
+        <w:rPr>
+          <w:rStyle w:val="AttributeTok"/>
+        </w:rPr>
+        <w:t xml:space="preserve">--no-install-recommends</w:t>
+      </w:r>
+      <w:r>
+        <w:rPr>
+          <w:rStyle w:val="NormalTok"/>
+        </w:rPr>
+        <w:t xml:space="preserve"> r-base</w:t>
+      </w:r>
+    </w:p>
+    <w:p>
+      <w:pPr>
+        <w:pStyle w:val="FirstParagraph"/>
+      </w:pPr>
+      <w:r>
+        <w:rPr>
+          <w:b/>
+          <w:bCs/>
+        </w:rPr>
+        <w:t xml:space="preserve">Paso 5 — Instalar herramientas de compilación (recomendado)</w:t>
+      </w:r>
+    </w:p>
+    <w:p>
+      <w:pPr>
+        <w:pStyle w:val="BodyText"/>
+      </w:pPr>
+      <w:r>
+        <w:t xml:space="preserve">Si vas a instalar paquetes de CRAN que requieren compilación desde código fuente (lo cual es habitual con</w:t>
+      </w:r>
+      <w:r>
+        <w:t xml:space="preserve"> </w:t>
+      </w:r>
+      <w:r>
+        <w:rPr>
+          <w:rStyle w:val="VerbatimChar"/>
+        </w:rPr>
+        <w:t xml:space="preserve">install.packages()</w:t>
+      </w:r>
+      <w:r>
+        <w:t xml:space="preserve">), instala también</w:t>
+      </w:r>
+      <w:r>
+        <w:t xml:space="preserve"> </w:t>
+      </w:r>
+      <w:r>
+        <w:rPr>
+          <w:rStyle w:val="VerbatimChar"/>
+        </w:rPr>
+        <w:t xml:space="preserve">r-base-dev</w:t>
+      </w:r>
+      <w:r>
+        <w:t xml:space="preserve">:</w:t>
+      </w:r>
+    </w:p>
+    <w:p>
+      <w:pPr>
+        <w:pStyle w:val="SourceCode"/>
+      </w:pPr>
+      <w:r>
+        <w:rPr>
+          <w:rStyle w:val="FunctionTok"/>
+        </w:rPr>
+        <w:t xml:space="preserve">sudo</w:t>
+      </w:r>
+      <w:r>
+        <w:rPr>
+          <w:rStyle w:val="NormalTok"/>
+        </w:rPr>
+        <w:t xml:space="preserve"> apt install </w:t>
+      </w:r>
+      <w:r>
+        <w:rPr>
+          <w:rStyle w:val="AttributeTok"/>
+        </w:rPr>
+        <w:t xml:space="preserve">--no-install-recommends</w:t>
+      </w:r>
+      <w:r>
+        <w:rPr>
+          <w:rStyle w:val="NormalTok"/>
+        </w:rPr>
+        <w:t xml:space="preserve"> r-base-dev</w:t>
+      </w:r>
+    </w:p>
+    <w:bookmarkEnd w:id="35"/>
+    <w:bookmarkStart w:id="36" w:name="X468373ff6d2cabd12b5f0ce7aff7dc3c64e8453"/>
+    <w:p>
+      <w:pPr>
+        <w:pStyle w:val="Heading3"/>
+      </w:pPr>
+      <w:r>
+        <w:t xml:space="preserve">1.3.3 2.3. Nota sobre versiones de Ubuntu soportadas</w:t>
+      </w:r>
+    </w:p>
+    <w:p>
+      <w:pPr>
+        <w:pStyle w:val="FirstParagraph"/>
+      </w:pPr>
+      <w:r>
+        <w:t xml:space="preserve">CRAN publica binarios de R 4.x para las versiones de escritorio de Ubuntu actualmente soportadas (hasta su fecha oficial de fin de vida). Solo la última versión LTS recibe soporte completo. Si tu versión de Kubuntu ya superó su fin de vida (EOL), considera actualizar el sistema antes de continuar.</w:t>
+      </w:r>
+    </w:p>
+    <w:bookmarkEnd w:id="36"/>
+    <w:bookmarkStart w:id="37" w:name="X7dbe7d1a201e635f8d76327bbaf36f4b9571959"/>
+    <w:p>
+      <w:pPr>
+        <w:pStyle w:val="Heading3"/>
+      </w:pPr>
+      <w:r>
+        <w:t xml:space="preserve">1.3.4 2.4. Instalación masiva de paquetes CRAN como binarios (</w:t>
+      </w:r>
+      <w:r>
+        <w:rPr>
+          <w:rStyle w:val="VerbatimChar"/>
+        </w:rPr>
+        <w:t xml:space="preserve">r2u</w:t>
+      </w:r>
+      <w:r>
+        <w:t xml:space="preserve">)</w:t>
+      </w:r>
+    </w:p>
+    <w:p>
+      <w:pPr>
+        <w:pStyle w:val="FirstParagraph"/>
+      </w:pPr>
+      <w:r>
+        <w:t xml:space="preserve">Para evitar compilar cada paquete de R desde código fuente (proceso lento), el proyecto</w:t>
+      </w:r>
+      <w:r>
+        <w:t xml:space="preserve"> </w:t>
+      </w:r>
+      <w:r>
+        <w:rPr>
+          <w:b/>
+          <w:bCs/>
+        </w:rPr>
+        <w:t xml:space="preserve">r2u</w:t>
+      </w:r>
+      <w:r>
+        <w:t xml:space="preserve">, mantenido por Dirk Eddelbuettel, permite instalar miles de paquetes CRAN y Bioconductor como binarios</w:t>
+      </w:r>
+      <w:r>
+        <w:t xml:space="preserve"> </w:t>
+      </w:r>
+      <w:r>
+        <w:rPr>
+          <w:rStyle w:val="VerbatimChar"/>
+        </w:rPr>
+        <w:t xml:space="preserve">.deb</w:t>
+      </w:r>
+      <w:r>
+        <w:t xml:space="preserve"> </w:t>
+      </w:r>
+      <w:r>
+        <w:t xml:space="preserve">listos para usar mediante un repositorio adicional. Es opcional, pero muy recomendable si trabajas con muchos paquetes (tidyverse, sf, etc.). Consulta la documentación del proyecto r2u para los pasos de configuración específicos de tu versión de Ubuntu.</w:t>
+      </w:r>
+    </w:p>
+    <w:p>
+      <w:r>
+        <w:pict>
+          <v:rect style="width:0;height:1.5pt" o:hralign="center" o:hrstd="t" o:hr="t"/>
+        </w:pict>
+      </w:r>
+    </w:p>
+    <w:bookmarkEnd w:id="37"/>
+    <w:bookmarkEnd w:id="38"/>
+    <w:bookmarkStart w:id="44" w:name="instalación-de-r-en-arch-linux"/>
+    <w:p>
+      <w:pPr>
+        <w:pStyle w:val="Heading2"/>
+      </w:pPr>
+      <w:r>
+        <w:t xml:space="preserve">1.4 3. Instalación de R en Arch Linux</w:t>
+      </w:r>
+    </w:p>
+    <w:p>
+      <w:pPr>
+        <w:pStyle w:val="FirstParagraph"/>
+      </w:pPr>
+      <w:r>
+        <w:t xml:space="preserve">En Arch Linux, R está disponible directamente en el repositorio oficial</w:t>
+      </w:r>
+      <w:r>
+        <w:t xml:space="preserve"> </w:t>
+      </w:r>
+      <w:r>
+        <w:rPr>
+          <w:b/>
+          <w:bCs/>
+        </w:rPr>
+        <w:t xml:space="preserve">extra</w:t>
+      </w:r>
+      <w:r>
+        <w:t xml:space="preserve">, gestionado por</w:t>
+      </w:r>
+      <w:r>
+        <w:t xml:space="preserve"> </w:t>
+      </w:r>
+      <w:r>
+        <w:rPr>
+          <w:rStyle w:val="VerbatimChar"/>
+        </w:rPr>
+        <w:t xml:space="preserve">pacman</w:t>
+      </w:r>
+      <w:r>
+        <w:t xml:space="preserve">. No se requieren repositorios de terceros para obtener una versión reciente.</w:t>
+      </w:r>
+    </w:p>
+    <w:bookmarkStart w:id="39" w:name="instalación-con-pacman"/>
+    <w:p>
+      <w:pPr>
+        <w:pStyle w:val="Heading3"/>
+      </w:pPr>
+      <w:r>
+        <w:t xml:space="preserve">1.4.1 3.1. Instalación con pacman</w:t>
+      </w:r>
+    </w:p>
+    <w:p>
+      <w:pPr>
+        <w:pStyle w:val="SourceCode"/>
+      </w:pPr>
+      <w:r>
+        <w:rPr>
+          <w:rStyle w:val="FunctionTok"/>
+        </w:rPr>
+        <w:t xml:space="preserve">sudo</w:t>
+      </w:r>
+      <w:r>
+        <w:rPr>
+          <w:rStyle w:val="NormalTok"/>
+        </w:rPr>
+        <w:t xml:space="preserve"> pacman </w:t>
+      </w:r>
+      <w:r>
+        <w:rPr>
+          <w:rStyle w:val="AttributeTok"/>
+        </w:rPr>
+        <w:t xml:space="preserve">-Syu</w:t>
+      </w:r>
+      <w:r>
+        <w:rPr>
+          <w:rStyle w:val="NormalTok"/>
+        </w:rPr>
+        <w:t xml:space="preserve"> r</w:t>
+      </w:r>
+    </w:p>
+    <w:p>
+      <w:pPr>
+        <w:pStyle w:val="FirstParagraph"/>
+      </w:pPr>
+      <w:r>
+        <w:t xml:space="preserve">Esto instala el paquete</w:t>
+      </w:r>
+      <w:r>
+        <w:t xml:space="preserve"> </w:t>
+      </w:r>
+      <w:r>
+        <w:rPr>
+          <w:rStyle w:val="VerbatimChar"/>
+        </w:rPr>
+        <w:t xml:space="preserve">r</w:t>
+      </w:r>
+      <w:r>
+        <w:t xml:space="preserve">, que incluye el binario</w:t>
+      </w:r>
+      <w:r>
+        <w:t xml:space="preserve"> </w:t>
+      </w:r>
+      <w:r>
+        <w:rPr>
+          <w:rStyle w:val="VerbatimChar"/>
+        </w:rPr>
+        <w:t xml:space="preserve">R</w:t>
+      </w:r>
+      <w:r>
+        <w:t xml:space="preserve">,</w:t>
+      </w:r>
+      <w:r>
+        <w:t xml:space="preserve"> </w:t>
+      </w:r>
+      <w:r>
+        <w:rPr>
+          <w:rStyle w:val="VerbatimChar"/>
+        </w:rPr>
+        <w:t xml:space="preserve">Rscript</w:t>
+      </w:r>
+      <w:r>
+        <w:t xml:space="preserve">, y las herramientas básicas de compilación de paquetes de R (R en Arch ya integra lo equivalente a</w:t>
+      </w:r>
+      <w:r>
+        <w:t xml:space="preserve"> </w:t>
+      </w:r>
+      <w:r>
+        <w:rPr>
+          <w:rStyle w:val="VerbatimChar"/>
+        </w:rPr>
+        <w:t xml:space="preserve">r-base-dev</w:t>
+      </w:r>
+      <w:r>
+        <w:t xml:space="preserve">).</w:t>
+      </w:r>
+    </w:p>
+    <w:bookmarkEnd w:id="39"/>
+    <w:bookmarkStart w:id="40" w:name="Xf19e663dde69bba2fa0fb36c3bd7390f95e2d2e"/>
+    <w:p>
+      <w:pPr>
+        <w:pStyle w:val="Heading3"/>
+      </w:pPr>
+      <w:r>
+        <w:t xml:space="preserve">1.4.2 3.2. Estructura de bibliotecas de paquetes en Arch</w:t>
+      </w:r>
+    </w:p>
+    <w:p>
+      <w:pPr>
+        <w:pStyle w:val="FirstParagraph"/>
+      </w:pPr>
+      <w:r>
+        <w:t xml:space="preserve">Según la documentación oficial (ArchWiki), conviene separar:</w:t>
+      </w:r>
+    </w:p>
+    <w:p>
+      <w:pPr>
+        <w:pStyle w:val="Compact"/>
+        <w:numPr>
+          <w:ilvl w:val="0"/>
+          <w:numId w:val="1003"/>
+        </w:numPr>
+      </w:pPr>
+      <w:r>
+        <w:rPr>
+          <w:b/>
+          <w:bCs/>
+        </w:rPr>
+        <w:t xml:space="preserve">Paquetes gestionados por pacman</w:t>
+      </w:r>
+      <w:r>
+        <w:t xml:space="preserve">: se instalan en</w:t>
+      </w:r>
+      <w:r>
+        <w:t xml:space="preserve"> </w:t>
+      </w:r>
+      <w:r>
+        <w:rPr>
+          <w:rStyle w:val="VerbatimChar"/>
+        </w:rPr>
+        <w:t xml:space="preserve">/usr/lib/R/library</w:t>
+      </w:r>
+      <w:r>
+        <w:t xml:space="preserve">.</w:t>
+      </w:r>
+    </w:p>
+    <w:p>
+      <w:pPr>
+        <w:pStyle w:val="Compact"/>
+        <w:numPr>
+          <w:ilvl w:val="0"/>
+          <w:numId w:val="1003"/>
+        </w:numPr>
+      </w:pPr>
+      <w:r>
+        <w:rPr>
+          <w:b/>
+          <w:bCs/>
+        </w:rPr>
+        <w:t xml:space="preserve">Paquetes instalados por el usuario vía</w:t>
+      </w:r>
+      <w:r>
+        <w:rPr>
+          <w:b/>
+          <w:bCs/>
+        </w:rPr>
+        <w:t xml:space="preserve"> </w:t>
+      </w:r>
+      <w:r>
+        <w:rPr>
+          <w:rStyle w:val="VerbatimChar"/>
+          <w:b/>
+          <w:bCs/>
+        </w:rPr>
+        <w:t xml:space="preserve">install.packages()</w:t>
+      </w:r>
+      <w:r>
+        <w:t xml:space="preserve">: se instalan en una ruta de usuario, por ejemplo</w:t>
+      </w:r>
+      <w:r>
+        <w:t xml:space="preserve"> </w:t>
+      </w:r>
+      <w:r>
+        <w:rPr>
+          <w:rStyle w:val="VerbatimChar"/>
+        </w:rPr>
+        <w:t xml:space="preserve">~/R/library</w:t>
+      </w:r>
+      <w:r>
+        <w:t xml:space="preserve"> </w:t>
+      </w:r>
+      <w:r>
+        <w:t xml:space="preserve">o similar, definida por</w:t>
+      </w:r>
+      <w:r>
+        <w:t xml:space="preserve"> </w:t>
+      </w:r>
+      <w:r>
+        <w:rPr>
+          <w:rStyle w:val="VerbatimChar"/>
+        </w:rPr>
+        <w:t xml:space="preserve">.libPaths()</w:t>
+      </w:r>
+      <w:r>
+        <w:t xml:space="preserve">.</w:t>
+      </w:r>
+    </w:p>
+    <w:p>
+      <w:pPr>
+        <w:pStyle w:val="FirstParagraph"/>
+      </w:pPr>
+      <w:r>
+        <w:t xml:space="preserve">La recomendación oficial es</w:t>
+      </w:r>
+      <w:r>
+        <w:t xml:space="preserve"> </w:t>
+      </w:r>
+      <w:r>
+        <w:rPr>
+          <w:b/>
+          <w:bCs/>
+        </w:rPr>
+        <w:t xml:space="preserve">no mezclar</w:t>
+      </w:r>
+      <w:r>
+        <w:t xml:space="preserve"> </w:t>
+      </w:r>
+      <w:r>
+        <w:t xml:space="preserve">ambos métodos de gestión para un mismo paquete: si pacman gestiona un paquete de sistema, no debe reinstalarse manualmente desde R, y viceversa.</w:t>
+      </w:r>
+    </w:p>
+    <w:bookmarkEnd w:id="40"/>
+    <w:bookmarkStart w:id="41" w:name="paquetes-de-r-adicionales-vía-pacman"/>
+    <w:p>
+      <w:pPr>
+        <w:pStyle w:val="Heading3"/>
+      </w:pPr>
+      <w:r>
+        <w:t xml:space="preserve">1.4.3 3.3. Paquetes de R adicionales vía pacman</w:t>
+      </w:r>
+    </w:p>
+    <w:p>
+      <w:pPr>
+        <w:pStyle w:val="FirstParagraph"/>
+      </w:pPr>
+      <w:r>
+        <w:t xml:space="preserve">Arch empaqueta también una colección creciente de paquetes de R individuales con el prefijo</w:t>
+      </w:r>
+      <w:r>
+        <w:t xml:space="preserve"> </w:t>
+      </w:r>
+      <w:r>
+        <w:rPr>
+          <w:rStyle w:val="VerbatimChar"/>
+        </w:rPr>
+        <w:t xml:space="preserve">r-</w:t>
+      </w:r>
+      <w:r>
+        <w:t xml:space="preserve"> </w:t>
+      </w:r>
+      <w:r>
+        <w:t xml:space="preserve">(por ejemplo</w:t>
+      </w:r>
+      <w:r>
+        <w:t xml:space="preserve"> </w:t>
+      </w:r>
+      <w:r>
+        <w:rPr>
+          <w:rStyle w:val="VerbatimChar"/>
+        </w:rPr>
+        <w:t xml:space="preserve">r-tidyverse</w:t>
+      </w:r>
+      <w:r>
+        <w:t xml:space="preserve">,</w:t>
+      </w:r>
+      <w:r>
+        <w:t xml:space="preserve"> </w:t>
+      </w:r>
+      <w:r>
+        <w:rPr>
+          <w:rStyle w:val="VerbatimChar"/>
+        </w:rPr>
+        <w:t xml:space="preserve">r-ggplot2</w:t>
+      </w:r>
+      <w:r>
+        <w:t xml:space="preserve">, si están disponibles en los repositorios oficiales o en AUR). Puedes buscarlos así:</w:t>
+      </w:r>
+    </w:p>
+    <w:p>
+      <w:pPr>
+        <w:pStyle w:val="SourceCode"/>
+      </w:pPr>
+      <w:r>
+        <w:rPr>
+          <w:rStyle w:val="ExtensionTok"/>
+        </w:rPr>
+        <w:t xml:space="preserve">pacman</w:t>
+      </w:r>
+      <w:r>
+        <w:rPr>
+          <w:rStyle w:val="NormalTok"/>
+        </w:rPr>
+        <w:t xml:space="preserve"> </w:t>
+      </w:r>
+      <w:r>
+        <w:rPr>
+          <w:rStyle w:val="AttributeTok"/>
+        </w:rPr>
+        <w:t xml:space="preserve">-Ss</w:t>
+      </w:r>
+      <w:r>
+        <w:rPr>
+          <w:rStyle w:val="NormalTok"/>
+        </w:rPr>
+        <w:t xml:space="preserve"> ^r-</w:t>
+      </w:r>
+    </w:p>
+    <w:bookmarkEnd w:id="41"/>
+    <w:bookmarkStart w:id="42" w:name="X9a2d00eb4ba5d6366273e2d146a3de64c2096fb"/>
+    <w:p>
+      <w:pPr>
+        <w:pStyle w:val="Heading3"/>
+      </w:pPr>
+      <w:r>
+        <w:t xml:space="preserve">1.4.4 3.4. Instalación de paquetes CRAN desde dentro de R</w:t>
+      </w:r>
+    </w:p>
+    <w:p>
+      <w:pPr>
+        <w:pStyle w:val="FirstParagraph"/>
+      </w:pPr>
+      <w:r>
+        <w:t xml:space="preserve">Para paquetes no empaquetados por Arch, se instalan igual que en cualquier sistema, desde la consola de R:</w:t>
+      </w:r>
+    </w:p>
+    <w:p>
+      <w:pPr>
+        <w:pStyle w:val="SourceCode"/>
+      </w:pPr>
+      <w:r>
+        <w:rPr>
+          <w:rStyle w:val="FunctionTok"/>
+        </w:rPr>
+        <w:t xml:space="preserve">install.packages</w:t>
+      </w:r>
+      <w:r>
+        <w:rPr>
+          <w:rStyle w:val="NormalTok"/>
+        </w:rPr>
+        <w:t xml:space="preserve">(</w:t>
+      </w:r>
+      <w:r>
+        <w:rPr>
+          <w:rStyle w:val="StringTok"/>
+        </w:rPr>
+        <w:t xml:space="preserve">"nombre_del_paquete"</w:t>
+      </w:r>
+      <w:r>
+        <w:rPr>
+          <w:rStyle w:val="NormalTok"/>
+        </w:rPr>
+        <w:t xml:space="preserve">)</w:t>
+      </w:r>
+    </w:p>
+    <w:p>
+      <w:pPr>
+        <w:pStyle w:val="FirstParagraph"/>
+      </w:pPr>
+      <w:r>
+        <w:t xml:space="preserve">Si no tienes permisos de escritura en la biblioteca de sistema, R te ofrecerá crear automáticamente una biblioteca personal en tu directorio</w:t>
+      </w:r>
+      <w:r>
+        <w:t xml:space="preserve"> </w:t>
+      </w:r>
+      <w:r>
+        <w:rPr>
+          <w:rStyle w:val="VerbatimChar"/>
+        </w:rPr>
+        <w:t xml:space="preserve">$HOME</w:t>
+      </w:r>
+      <w:r>
+        <w:t xml:space="preserve"> </w:t>
+      </w:r>
+      <w:r>
+        <w:t xml:space="preserve">(acepta con</w:t>
+      </w:r>
+      <w:r>
+        <w:t xml:space="preserve"> </w:t>
+      </w:r>
+      <w:r>
+        <w:rPr>
+          <w:rStyle w:val="VerbatimChar"/>
+        </w:rPr>
+        <w:t xml:space="preserve">yes</w:t>
+      </w:r>
+      <w:r>
+        <w:t xml:space="preserve">/</w:t>
+      </w:r>
+      <w:r>
+        <w:rPr>
+          <w:rStyle w:val="VerbatimChar"/>
+        </w:rPr>
+        <w:t xml:space="preserve">y</w:t>
+      </w:r>
+      <w:r>
+        <w:t xml:space="preserve"> </w:t>
+      </w:r>
+      <w:r>
+        <w:t xml:space="preserve">cuando se te pregunte).</w:t>
+      </w:r>
+    </w:p>
+    <w:bookmarkEnd w:id="42"/>
+    <w:bookmarkStart w:id="43" w:name="X9f1e0db8792a11df82edd62db926b82e09f3e2e"/>
+    <w:p>
+      <w:pPr>
+        <w:pStyle w:val="Heading3"/>
+      </w:pPr>
+      <w:r>
+        <w:t xml:space="preserve">1.4.5 3.5. Repositorios de terceros para binarios precompilados (opcional)</w:t>
+      </w:r>
+    </w:p>
+    <w:p>
+      <w:pPr>
+        <w:pStyle w:val="FirstParagraph"/>
+      </w:pPr>
+      <w:r>
+        <w:t xml:space="preserve">Existen iniciativas comunitarias como</w:t>
+      </w:r>
+      <w:r>
+        <w:t xml:space="preserve"> </w:t>
+      </w:r>
+      <w:r>
+        <w:rPr>
+          <w:b/>
+          <w:bCs/>
+        </w:rPr>
+        <w:t xml:space="preserve">BioArchLinux</w:t>
+      </w:r>
+      <w:r>
+        <w:t xml:space="preserve"> </w:t>
+      </w:r>
+      <w:r>
+        <w:t xml:space="preserve">que ofrecen binarios precompilados de paquetes CRAN/Bioconductor para Arch, integrables con pacman mediante la herramienta</w:t>
+      </w:r>
+      <w:r>
+        <w:t xml:space="preserve"> </w:t>
+      </w:r>
+      <w:r>
+        <w:rPr>
+          <w:rStyle w:val="VerbatimChar"/>
+        </w:rPr>
+        <w:t xml:space="preserve">bspm</w:t>
+      </w:r>
+      <w:r>
+        <w:t xml:space="preserve"> </w:t>
+      </w:r>
+      <w:r>
+        <w:t xml:space="preserve">(permite que</w:t>
+      </w:r>
+      <w:r>
+        <w:t xml:space="preserve"> </w:t>
+      </w:r>
+      <w:r>
+        <w:rPr>
+          <w:rStyle w:val="VerbatimChar"/>
+        </w:rPr>
+        <w:t xml:space="preserve">install.packages()</w:t>
+      </w:r>
+      <w:r>
+        <w:t xml:space="preserve"> </w:t>
+      </w:r>
+      <w:r>
+        <w:t xml:space="preserve">use pacman por debajo). Esto es opcional y pensado para quienes instalan muchos paquetes con frecuencia; revisa la wiki de BioArchLinux para la configuración exacta si te interesa.</w:t>
+      </w:r>
+    </w:p>
+    <w:p>
+      <w:r>
+        <w:pict>
+          <v:rect style="width:0;height:1.5pt" o:hralign="center" o:hrstd="t" o:hr="t"/>
+        </w:pict>
+      </w:r>
+    </w:p>
+    <w:bookmarkEnd w:id="43"/>
+    <w:bookmarkEnd w:id="44"/>
+    <w:bookmarkStart w:id="49" w:name="instalación-de-r-en-windows"/>
+    <w:p>
+      <w:pPr>
+        <w:pStyle w:val="Heading2"/>
+      </w:pPr>
+      <w:r>
+        <w:t xml:space="preserve">1.5 4. Instalación de R en Windows</w:t>
+      </w:r>
+    </w:p>
+    <w:bookmarkStart w:id="45" w:name="descarga-desde-cran"/>
+    <w:p>
+      <w:pPr>
+        <w:pStyle w:val="Heading3"/>
+      </w:pPr>
+      <w:r>
+        <w:t xml:space="preserve">1.5.1 4.1. Descarga desde CRAN</w:t>
+      </w:r>
+    </w:p>
+    <w:p>
+      <w:pPr>
+        <w:pStyle w:val="Compact"/>
+        <w:numPr>
+          <w:ilvl w:val="0"/>
+          <w:numId w:val="1004"/>
+        </w:numPr>
+      </w:pPr>
+      <w:r>
+        <w:t xml:space="preserve">Visita el espejo oficial de CRAN:</w:t>
+      </w:r>
+      <w:r>
+        <w:t xml:space="preserve"> </w:t>
+      </w:r>
+      <w:r>
+        <w:rPr>
+          <w:b/>
+          <w:bCs/>
+        </w:rPr>
+        <w:t xml:space="preserve">https://cran.r-project.org/</w:t>
+      </w:r>
+    </w:p>
+    <w:p>
+      <w:pPr>
+        <w:pStyle w:val="Compact"/>
+        <w:numPr>
+          <w:ilvl w:val="0"/>
+          <w:numId w:val="1004"/>
+        </w:numPr>
+      </w:pPr>
+      <w:r>
+        <w:t xml:space="preserve">Haz clic en</w:t>
+      </w:r>
+      <w:r>
+        <w:t xml:space="preserve"> </w:t>
+      </w:r>
+      <w:r>
+        <w:rPr>
+          <w:b/>
+          <w:bCs/>
+        </w:rPr>
+        <w:t xml:space="preserve">“Download R for Windows”</w:t>
+      </w:r>
+      <w:r>
+        <w:t xml:space="preserve">.</w:t>
+      </w:r>
+    </w:p>
+    <w:p>
+      <w:pPr>
+        <w:pStyle w:val="Compact"/>
+        <w:numPr>
+          <w:ilvl w:val="0"/>
+          <w:numId w:val="1004"/>
+        </w:numPr>
+      </w:pPr>
+      <w:r>
+        <w:t xml:space="preserve">Selecciona</w:t>
+      </w:r>
+      <w:r>
+        <w:t xml:space="preserve"> </w:t>
+      </w:r>
+      <w:r>
+        <w:rPr>
+          <w:b/>
+          <w:bCs/>
+        </w:rPr>
+        <w:t xml:space="preserve">“base”</w:t>
+      </w:r>
+      <w:r>
+        <w:t xml:space="preserve"> </w:t>
+      </w:r>
+      <w:r>
+        <w:t xml:space="preserve">(es la opción para una instalación nueva).</w:t>
+      </w:r>
+    </w:p>
+    <w:p>
+      <w:pPr>
+        <w:pStyle w:val="Compact"/>
+        <w:numPr>
+          <w:ilvl w:val="0"/>
+          <w:numId w:val="1004"/>
+        </w:numPr>
+      </w:pPr>
+      <w:r>
+        <w:t xml:space="preserve">Haz clic en el enlace</w:t>
+      </w:r>
+      <w:r>
+        <w:t xml:space="preserve"> </w:t>
+      </w:r>
+      <w:r>
+        <w:rPr>
+          <w:b/>
+          <w:bCs/>
+        </w:rPr>
+        <w:t xml:space="preserve">“Download R-X.X.X for Windows”</w:t>
+      </w:r>
+      <w:r>
+        <w:t xml:space="preserve"> </w:t>
+      </w:r>
+      <w:r>
+        <w:t xml:space="preserve">(donde X.X.X es la versión más reciente).</w:t>
+      </w:r>
+    </w:p>
+    <w:p>
+      <w:pPr>
+        <w:pStyle w:val="Compact"/>
+        <w:numPr>
+          <w:ilvl w:val="0"/>
+          <w:numId w:val="1004"/>
+        </w:numPr>
+      </w:pPr>
+      <w:r>
+        <w:t xml:space="preserve">Ejecuta el instalador</w:t>
+      </w:r>
+      <w:r>
+        <w:t xml:space="preserve"> </w:t>
+      </w:r>
+      <w:r>
+        <w:rPr>
+          <w:rStyle w:val="VerbatimChar"/>
+        </w:rPr>
+        <w:t xml:space="preserve">.exe</w:t>
+      </w:r>
+      <w:r>
+        <w:t xml:space="preserve"> </w:t>
+      </w:r>
+      <w:r>
+        <w:t xml:space="preserve">descargado.</w:t>
+      </w:r>
+    </w:p>
+    <w:bookmarkEnd w:id="45"/>
+    <w:bookmarkStart w:id="46" w:name="pasos-del-instalador"/>
+    <w:p>
+      <w:pPr>
+        <w:pStyle w:val="Heading3"/>
+      </w:pPr>
+      <w:r>
+        <w:t xml:space="preserve">1.5.2 4.2. Pasos del instalador</w:t>
+      </w:r>
+    </w:p>
+    <w:p>
+      <w:pPr>
+        <w:pStyle w:val="Compact"/>
+        <w:numPr>
+          <w:ilvl w:val="0"/>
+          <w:numId w:val="1005"/>
+        </w:numPr>
+      </w:pPr>
+      <w:r>
+        <w:t xml:space="preserve">Selecciona el idioma de instalación.</w:t>
+      </w:r>
+    </w:p>
+    <w:p>
+      <w:pPr>
+        <w:pStyle w:val="Compact"/>
+        <w:numPr>
+          <w:ilvl w:val="0"/>
+          <w:numId w:val="1005"/>
+        </w:numPr>
+      </w:pPr>
+      <w:r>
+        <w:t xml:space="preserve">Acepta la licencia (GPL).</w:t>
+      </w:r>
+    </w:p>
+    <w:p>
+      <w:pPr>
+        <w:pStyle w:val="Compact"/>
+        <w:numPr>
+          <w:ilvl w:val="0"/>
+          <w:numId w:val="1005"/>
+        </w:numPr>
+      </w:pPr>
+      <w:r>
+        <w:t xml:space="preserve">Elige la ruta de instalación (por defecto suele ser</w:t>
+      </w:r>
+      <w:r>
+        <w:t xml:space="preserve"> </w:t>
+      </w:r>
+      <w:r>
+        <w:rPr>
+          <w:rStyle w:val="VerbatimChar"/>
+        </w:rPr>
+        <w:t xml:space="preserve">C:\Program Files\R\R-X.X.X</w:t>
+      </w:r>
+      <w:r>
+        <w:t xml:space="preserve">).</w:t>
+      </w:r>
+    </w:p>
+    <w:p>
+      <w:pPr>
+        <w:pStyle w:val="Compact"/>
+        <w:numPr>
+          <w:ilvl w:val="0"/>
+          <w:numId w:val="1005"/>
+        </w:numPr>
+      </w:pPr>
+      <w:r>
+        <w:t xml:space="preserve">Selecciona los componentes a instalar (se recomienda dejar todos marcados: archivos principales de 64-bit, archivos de ayuda en HTML, traducciones de mensajes).</w:t>
+      </w:r>
+    </w:p>
+    <w:p>
+      <w:pPr>
+        <w:pStyle w:val="Compact"/>
+        <w:numPr>
+          <w:ilvl w:val="0"/>
+          <w:numId w:val="1005"/>
+        </w:numPr>
+      </w:pPr>
+      <w:r>
+        <w:t xml:space="preserve">Configura las opciones de inicio (puedes dejar las opciones SDI/MDI por defecto si no tienes preferencia).</w:t>
+      </w:r>
+    </w:p>
+    <w:p>
+      <w:pPr>
+        <w:pStyle w:val="Compact"/>
+        <w:numPr>
+          <w:ilvl w:val="0"/>
+          <w:numId w:val="1005"/>
+        </w:numPr>
+      </w:pPr>
+      <w:r>
+        <w:t xml:space="preserve">Elige si deseas crear un ícono en el escritorio y entradas en el menú de inicio.</w:t>
+      </w:r>
+    </w:p>
+    <w:p>
+      <w:pPr>
+        <w:pStyle w:val="Compact"/>
+        <w:numPr>
+          <w:ilvl w:val="0"/>
+          <w:numId w:val="1005"/>
+        </w:numPr>
+      </w:pPr>
+      <w:r>
+        <w:t xml:space="preserve">Finaliza la instalación.</w:t>
+      </w:r>
+    </w:p>
+    <w:bookmarkEnd w:id="46"/>
+    <w:bookmarkStart w:id="47" w:name="verificación"/>
+    <w:p>
+      <w:pPr>
+        <w:pStyle w:val="Heading3"/>
+      </w:pPr>
+      <w:r>
+        <w:t xml:space="preserve">1.5.3 4.3. Verificación</w:t>
+      </w:r>
+    </w:p>
+    <w:p>
+      <w:pPr>
+        <w:pStyle w:val="FirstParagraph"/>
+      </w:pPr>
+      <w:r>
+        <w:t xml:space="preserve">Abre el menú de inicio y busca</w:t>
+      </w:r>
+      <w:r>
+        <w:t xml:space="preserve"> </w:t>
+      </w:r>
+      <w:r>
+        <w:t xml:space="preserve">“R x64 X.X.X”</w:t>
+      </w:r>
+      <w:r>
+        <w:t xml:space="preserve"> </w:t>
+      </w:r>
+      <w:r>
+        <w:t xml:space="preserve">o abre una terminal (</w:t>
+      </w:r>
+      <w:r>
+        <w:rPr>
+          <w:rStyle w:val="VerbatimChar"/>
+        </w:rPr>
+        <w:t xml:space="preserve">cmd</w:t>
+      </w:r>
+      <w:r>
+        <w:t xml:space="preserve"> </w:t>
+      </w:r>
+      <w:r>
+        <w:t xml:space="preserve">o PowerShell) y ejecuta:</w:t>
+      </w:r>
+    </w:p>
+    <w:p>
+      <w:pPr>
+        <w:pStyle w:val="SourceCode"/>
+      </w:pPr>
+      <w:r>
+        <w:rPr>
+          <w:rStyle w:val="NormalTok"/>
+        </w:rPr>
+        <w:t xml:space="preserve">R -</w:t>
+      </w:r>
+      <w:r>
+        <w:rPr>
+          <w:rStyle w:val="AttributeTok"/>
+        </w:rPr>
+        <w:t xml:space="preserve">-version</w:t>
+      </w:r>
+    </w:p>
+    <w:p>
+      <w:pPr>
+        <w:pStyle w:val="FirstParagraph"/>
+      </w:pPr>
+      <w:r>
+        <w:t xml:space="preserve">Si el comando no es reconocido, es porque R no se agregó automáticamente al</w:t>
+      </w:r>
+      <w:r>
+        <w:t xml:space="preserve"> </w:t>
+      </w:r>
+      <w:r>
+        <w:rPr>
+          <w:rStyle w:val="VerbatimChar"/>
+        </w:rPr>
+        <w:t xml:space="preserve">PATH</w:t>
+      </w:r>
+      <w:r>
+        <w:t xml:space="preserve"> </w:t>
+      </w:r>
+      <w:r>
+        <w:t xml:space="preserve">del sistema; en ese caso, abre R desde su acceso directo del menú de inicio, o agrega manualmente la carpeta</w:t>
+      </w:r>
+      <w:r>
+        <w:t xml:space="preserve"> </w:t>
+      </w:r>
+      <w:r>
+        <w:rPr>
+          <w:rStyle w:val="VerbatimChar"/>
+        </w:rPr>
+        <w:t xml:space="preserve">bin</w:t>
+      </w:r>
+      <w:r>
+        <w:t xml:space="preserve"> </w:t>
+      </w:r>
+      <w:r>
+        <w:t xml:space="preserve">de la instalación (p. ej.</w:t>
+      </w:r>
+      <w:r>
+        <w:t xml:space="preserve"> </w:t>
+      </w:r>
+      <w:r>
+        <w:rPr>
+          <w:rStyle w:val="VerbatimChar"/>
+        </w:rPr>
+        <w:t xml:space="preserve">C:\Program Files\R\R-X.X.X\bin</w:t>
+      </w:r>
+      <w:r>
+        <w:t xml:space="preserve">) a la variable de entorno</w:t>
+      </w:r>
+      <w:r>
+        <w:t xml:space="preserve"> </w:t>
+      </w:r>
+      <w:r>
+        <w:rPr>
+          <w:rStyle w:val="VerbatimChar"/>
+        </w:rPr>
+        <w:t xml:space="preserve">PATH</w:t>
+      </w:r>
+      <w:r>
+        <w:t xml:space="preserve">.</w:t>
+      </w:r>
+    </w:p>
+    <w:bookmarkEnd w:id="47"/>
+    <w:bookmarkStart w:id="48" w:name="rtools-opcional-pero-recomendado"/>
+    <w:p>
+      <w:pPr>
+        <w:pStyle w:val="Heading3"/>
+      </w:pPr>
+      <w:r>
+        <w:t xml:space="preserve">1.5.4 4.4. Rtools (opcional pero recomendado)</w:t>
+      </w:r>
+    </w:p>
+    <w:p>
+      <w:pPr>
+        <w:pStyle w:val="FirstParagraph"/>
+      </w:pPr>
+      <w:r>
+        <w:t xml:space="preserve">Si vas a compilar paquetes de R desde código fuente en Windows (necesario para algunos paquetes de CRAN que no tienen binario precompilado para Windows), instala</w:t>
+      </w:r>
+      <w:r>
+        <w:t xml:space="preserve"> </w:t>
+      </w:r>
+      <w:r>
+        <w:rPr>
+          <w:b/>
+          <w:bCs/>
+        </w:rPr>
+        <w:t xml:space="preserve">Rtools</w:t>
+      </w:r>
+      <w:r>
+        <w:t xml:space="preserve">, disponible también desde la página de descargas de CRAN para Windows (sección</w:t>
+      </w:r>
+      <w:r>
+        <w:t xml:space="preserve"> </w:t>
+      </w:r>
+      <w:r>
+        <w:t xml:space="preserve">“Rtools”</w:t>
+      </w:r>
+      <w:r>
+        <w:t xml:space="preserve">). Rtools provee las herramientas de compilación (gcc, make, etc.) necesarias en ese entorno.</w:t>
+      </w:r>
+    </w:p>
+    <w:p>
+      <w:r>
+        <w:pict>
+          <v:rect style="width:0;height:1.5pt" o:hralign="center" o:hrstd="t" o:hr="t"/>
+        </w:pict>
+      </w:r>
+    </w:p>
+    <w:bookmarkEnd w:id="48"/>
+    <w:bookmarkEnd w:id="49"/>
+    <w:bookmarkStart w:id="54" w:name="X6107941ff4ef0c97339179e63d9b268fad5ec01"/>
+    <w:p>
+      <w:pPr>
+        <w:pStyle w:val="Heading2"/>
+      </w:pPr>
+      <w:r>
+        <w:t xml:space="preserve">1.6 5. Instalación de RStudio Desktop en Kubuntu / Ubuntu</w:t>
+      </w:r>
+    </w:p>
+    <w:p>
+      <w:pPr>
+        <w:pStyle w:val="BlockText"/>
+      </w:pPr>
+      <w:r>
+        <w:rPr>
+          <w:b/>
+          <w:bCs/>
+        </w:rPr>
+        <w:t xml:space="preserve">Prerrequisito</w:t>
+      </w:r>
+      <w:r>
+        <w:t xml:space="preserve">: R debe estar instalado antes de este paso (ver sección 2).</w:t>
+      </w:r>
+    </w:p>
+    <w:bookmarkStart w:id="50" w:name="descarga-del-paquete-.deb"/>
+    <w:p>
+      <w:pPr>
+        <w:pStyle w:val="Heading3"/>
+      </w:pPr>
+      <w:r>
+        <w:t xml:space="preserve">1.6.1 5.1. Descarga del paquete</w:t>
+      </w:r>
+      <w:r>
+        <w:t xml:space="preserve"> </w:t>
+      </w:r>
+      <w:r>
+        <w:rPr>
+          <w:rStyle w:val="VerbatimChar"/>
+        </w:rPr>
+        <w:t xml:space="preserve">.deb</w:t>
+      </w:r>
+    </w:p>
+    <w:p>
+      <w:pPr>
+        <w:pStyle w:val="Compact"/>
+        <w:numPr>
+          <w:ilvl w:val="0"/>
+          <w:numId w:val="1006"/>
+        </w:numPr>
+      </w:pPr>
+      <w:r>
+        <w:t xml:space="preserve">Visita la página oficial de descargas:</w:t>
+      </w:r>
+      <w:r>
+        <w:t xml:space="preserve"> </w:t>
+      </w:r>
+      <w:r>
+        <w:rPr>
+          <w:b/>
+          <w:bCs/>
+        </w:rPr>
+        <w:t xml:space="preserve">https://posit.co/download/rstudio-desktop/</w:t>
+      </w:r>
+    </w:p>
+    <w:p>
+      <w:pPr>
+        <w:pStyle w:val="Compact"/>
+        <w:numPr>
+          <w:ilvl w:val="0"/>
+          <w:numId w:val="1006"/>
+        </w:numPr>
+      </w:pPr>
+      <w:r>
+        <w:t xml:space="preserve">La página detecta tu sistema operativo y te ofrece el instalador correspondiente; descarga el paquete</w:t>
+      </w:r>
+      <w:r>
+        <w:t xml:space="preserve"> </w:t>
+      </w:r>
+      <w:r>
+        <w:rPr>
+          <w:rStyle w:val="VerbatimChar"/>
+        </w:rPr>
+        <w:t xml:space="preserve">.deb</w:t>
+      </w:r>
+      <w:r>
+        <w:t xml:space="preserve"> </w:t>
+      </w:r>
+      <w:r>
+        <w:t xml:space="preserve">para Ubuntu/Debian (arquitectura</w:t>
+      </w:r>
+      <w:r>
+        <w:t xml:space="preserve"> </w:t>
+      </w:r>
+      <w:r>
+        <w:rPr>
+          <w:rStyle w:val="VerbatimChar"/>
+        </w:rPr>
+        <w:t xml:space="preserve">amd64</w:t>
+      </w:r>
+      <w:r>
+        <w:t xml:space="preserve">).</w:t>
+      </w:r>
+    </w:p>
+    <w:p>
+      <w:pPr>
+        <w:pStyle w:val="Compact"/>
+        <w:numPr>
+          <w:ilvl w:val="0"/>
+          <w:numId w:val="1006"/>
+        </w:numPr>
+      </w:pPr>
+      <w:r>
+        <w:t xml:space="preserve">Alternativamente, puedes descargar directamente con</w:t>
+      </w:r>
+      <w:r>
+        <w:t xml:space="preserve"> </w:t>
+      </w:r>
+      <w:r>
+        <w:rPr>
+          <w:rStyle w:val="VerbatimChar"/>
+        </w:rPr>
+        <w:t xml:space="preserve">wget</w:t>
+      </w:r>
+      <w:r>
+        <w:t xml:space="preserve"> </w:t>
+      </w:r>
+      <w:r>
+        <w:t xml:space="preserve">usando la URL del paquete vigente que indique la página de descargas (las URLs cambian con cada versión, por lo que se recomienda copiar el enlace actualizado directamente desde el sitio de Posit en el momento de instalar).</w:t>
+      </w:r>
+    </w:p>
+    <w:bookmarkEnd w:id="50"/>
+    <w:bookmarkStart w:id="51" w:name="instalación-del-paquete-.deb"/>
+    <w:p>
+      <w:pPr>
+        <w:pStyle w:val="Heading3"/>
+      </w:pPr>
+      <w:r>
+        <w:t xml:space="preserve">1.6.2 5.2. Instalación del paquete</w:t>
+      </w:r>
+      <w:r>
+        <w:t xml:space="preserve"> </w:t>
+      </w:r>
+      <w:r>
+        <w:rPr>
+          <w:rStyle w:val="VerbatimChar"/>
+        </w:rPr>
+        <w:t xml:space="preserve">.deb</w:t>
+      </w:r>
+    </w:p>
+    <w:p>
+      <w:pPr>
+        <w:pStyle w:val="FirstParagraph"/>
+      </w:pPr>
+      <w:r>
+        <w:t xml:space="preserve">Desde la carpeta donde se descargó el archivo:</w:t>
+      </w:r>
+    </w:p>
+    <w:p>
+      <w:pPr>
+        <w:pStyle w:val="SourceCode"/>
+      </w:pPr>
+      <w:r>
+        <w:rPr>
+          <w:rStyle w:val="FunctionTok"/>
+        </w:rPr>
+        <w:t xml:space="preserve">sudo</w:t>
+      </w:r>
+      <w:r>
+        <w:rPr>
+          <w:rStyle w:val="NormalTok"/>
+        </w:rPr>
+        <w:t xml:space="preserve"> apt install ./rstudio-2026.XX.X-XXX-amd64.deb</w:t>
+      </w:r>
+    </w:p>
+    <w:p>
+      <w:pPr>
+        <w:pStyle w:val="BlockText"/>
+      </w:pPr>
+      <w:r>
+        <w:t xml:space="preserve">El uso de</w:t>
+      </w:r>
+      <w:r>
+        <w:t xml:space="preserve"> </w:t>
+      </w:r>
+      <w:r>
+        <w:rPr>
+          <w:rStyle w:val="VerbatimChar"/>
+        </w:rPr>
+        <w:t xml:space="preserve">apt install ./archivo.deb</w:t>
+      </w:r>
+      <w:r>
+        <w:t xml:space="preserve"> </w:t>
+      </w:r>
+      <w:r>
+        <w:t xml:space="preserve">(en vez de</w:t>
+      </w:r>
+      <w:r>
+        <w:t xml:space="preserve"> </w:t>
+      </w:r>
+      <w:r>
+        <w:rPr>
+          <w:rStyle w:val="VerbatimChar"/>
+        </w:rPr>
+        <w:t xml:space="preserve">dpkg -i</w:t>
+      </w:r>
+      <w:r>
+        <w:t xml:space="preserve">) es preferible porque</w:t>
+      </w:r>
+      <w:r>
+        <w:t xml:space="preserve"> </w:t>
+      </w:r>
+      <w:r>
+        <w:rPr>
+          <w:rStyle w:val="VerbatimChar"/>
+        </w:rPr>
+        <w:t xml:space="preserve">apt</w:t>
+      </w:r>
+      <w:r>
+        <w:t xml:space="preserve"> </w:t>
+      </w:r>
+      <w:r>
+        <w:t xml:space="preserve">resuelve automáticamente las dependencias faltantes.</w:t>
+      </w:r>
+    </w:p>
+    <w:p>
+      <w:pPr>
+        <w:pStyle w:val="FirstParagraph"/>
+      </w:pPr>
+      <w:r>
+        <w:t xml:space="preserve">Si por alguna razón usaste</w:t>
+      </w:r>
+      <w:r>
+        <w:t xml:space="preserve"> </w:t>
+      </w:r>
+      <w:r>
+        <w:rPr>
+          <w:rStyle w:val="VerbatimChar"/>
+        </w:rPr>
+        <w:t xml:space="preserve">dpkg</w:t>
+      </w:r>
+      <w:r>
+        <w:t xml:space="preserve">, corrige dependencias faltantes después con:</w:t>
+      </w:r>
+    </w:p>
+    <w:p>
+      <w:pPr>
+        <w:pStyle w:val="SourceCode"/>
+      </w:pPr>
+      <w:r>
+        <w:rPr>
+          <w:rStyle w:val="FunctionTok"/>
+        </w:rPr>
+        <w:t xml:space="preserve">sudo</w:t>
+      </w:r>
+      <w:r>
+        <w:rPr>
+          <w:rStyle w:val="NormalTok"/>
+        </w:rPr>
+        <w:t xml:space="preserve"> dpkg </w:t>
+      </w:r>
+      <w:r>
+        <w:rPr>
+          <w:rStyle w:val="AttributeTok"/>
+        </w:rPr>
+        <w:t xml:space="preserve">-i</w:t>
+      </w:r>
+      <w:r>
+        <w:rPr>
+          <w:rStyle w:val="NormalTok"/>
+        </w:rPr>
+        <w:t xml:space="preserve"> rstudio-2026.XX.X-XXX-amd64.deb</w:t>
+      </w:r>
+      <w:r>
+        <w:br/>
+      </w:r>
+      <w:r>
+        <w:rPr>
+          <w:rStyle w:val="FunctionTok"/>
+        </w:rPr>
+        <w:t xml:space="preserve">sudo</w:t>
+      </w:r>
+      <w:r>
+        <w:rPr>
+          <w:rStyle w:val="NormalTok"/>
+        </w:rPr>
+        <w:t xml:space="preserve"> apt </w:t>
+      </w:r>
+      <w:r>
+        <w:rPr>
+          <w:rStyle w:val="AttributeTok"/>
+        </w:rPr>
+        <w:t xml:space="preserve">--fix-broken</w:t>
+      </w:r>
+      <w:r>
+        <w:rPr>
+          <w:rStyle w:val="NormalTok"/>
+        </w:rPr>
+        <w:t xml:space="preserve"> install</w:t>
+      </w:r>
+    </w:p>
+    <w:bookmarkEnd w:id="51"/>
+    <w:bookmarkStart w:id="52" w:name="Xb546c296acb86fafdd9d71c0820669b668676d8"/>
+    <w:p>
+      <w:pPr>
+        <w:pStyle w:val="Heading3"/>
+      </w:pPr>
+      <w:r>
+        <w:t xml:space="preserve">1.6.3 5.3. Verificación de la firma del paquete (opcional, recomendado)</w:t>
+      </w:r>
+    </w:p>
+    <w:p>
+      <w:pPr>
+        <w:pStyle w:val="FirstParagraph"/>
+      </w:pPr>
+      <w:r>
+        <w:t xml:space="preserve">RStudio Desktop publica binarios firmados. Los usuarios de escritorio Linux pueden necesitar importar la clave pública de firma de código de Posit antes de instalar, dependiendo de la política de seguridad de tu sistema. Esto es opcional para uso normal vía</w:t>
+      </w:r>
+      <w:r>
+        <w:t xml:space="preserve"> </w:t>
+      </w:r>
+      <w:r>
+        <w:rPr>
+          <w:rStyle w:val="VerbatimChar"/>
+        </w:rPr>
+        <w:t xml:space="preserve">apt install</w:t>
+      </w:r>
+      <w:r>
+        <w:t xml:space="preserve">, pero recomendable si quieres verificar la integridad del paquete manualmente (especialmente si lo descargaste desde un espejo o enlace no oficial).</w:t>
+      </w:r>
+    </w:p>
+    <w:bookmarkEnd w:id="52"/>
+    <w:bookmarkStart w:id="53" w:name="distribuciones-soportadas"/>
+    <w:p>
+      <w:pPr>
+        <w:pStyle w:val="Heading3"/>
+      </w:pPr>
+      <w:r>
+        <w:t xml:space="preserve">1.6.4 5.4. Distribuciones soportadas</w:t>
+      </w:r>
+    </w:p>
+    <w:p>
+      <w:pPr>
+        <w:pStyle w:val="FirstParagraph"/>
+      </w:pPr>
+      <w:r>
+        <w:t xml:space="preserve">RStudio Desktop genera binarios dirigidos a un conjunto específico de distribuciones Linux de 64 bits. Revisa siempre la página oficial de descargas para confirmar que tu versión de Kubuntu/Ubuntu está dentro de las soportadas en el momento de tu instalación, ya que Posit retira soporte para versiones antiguas con cada ciclo de lanzamientos (ver nota de la sección 1.3 sobre Ubuntu 20.04).</w:t>
+      </w:r>
+    </w:p>
+    <w:p>
+      <w:r>
+        <w:pict>
+          <v:rect style="width:0;height:1.5pt" o:hralign="center" o:hrstd="t" o:hr="t"/>
+        </w:pict>
+      </w:r>
+    </w:p>
+    <w:bookmarkEnd w:id="53"/>
+    <w:bookmarkEnd w:id="54"/>
+    <w:bookmarkStart w:id="59" w:name="Xcf816fd6fe8c8600196fa7d19720559e5e44ac3"/>
+    <w:p>
+      <w:pPr>
+        <w:pStyle w:val="Heading2"/>
+      </w:pPr>
+      <w:r>
+        <w:t xml:space="preserve">1.7 6. Instalación de RStudio Desktop en Arch Linux</w:t>
+      </w:r>
+    </w:p>
+    <w:p>
+      <w:pPr>
+        <w:pStyle w:val="BlockText"/>
+      </w:pPr>
+      <w:r>
+        <w:rPr>
+          <w:b/>
+          <w:bCs/>
+        </w:rPr>
+        <w:t xml:space="preserve">Importante</w:t>
+      </w:r>
+      <w:r>
+        <w:t xml:space="preserve">: RStudio Desktop</w:t>
+      </w:r>
+      <w:r>
+        <w:t xml:space="preserve"> </w:t>
+      </w:r>
+      <w:r>
+        <w:rPr>
+          <w:b/>
+          <w:bCs/>
+        </w:rPr>
+        <w:t xml:space="preserve">no está en los repositorios oficiales</w:t>
+      </w:r>
+      <w:r>
+        <w:t xml:space="preserve"> </w:t>
+      </w:r>
+      <w:r>
+        <w:t xml:space="preserve">de Arch Linux (</w:t>
+      </w:r>
+      <w:r>
+        <w:rPr>
+          <w:rStyle w:val="VerbatimChar"/>
+        </w:rPr>
+        <w:t xml:space="preserve">core</w:t>
+      </w:r>
+      <w:r>
+        <w:t xml:space="preserve">/</w:t>
+      </w:r>
+      <w:r>
+        <w:rPr>
+          <w:rStyle w:val="VerbatimChar"/>
+        </w:rPr>
+        <w:t xml:space="preserve">extra</w:t>
+      </w:r>
+      <w:r>
+        <w:t xml:space="preserve">). Solo está disponible mediante el</w:t>
+      </w:r>
+      <w:r>
+        <w:t xml:space="preserve"> </w:t>
+      </w:r>
+      <w:r>
+        <w:rPr>
+          <w:b/>
+          <w:bCs/>
+        </w:rPr>
+        <w:t xml:space="preserve">AUR</w:t>
+      </w:r>
+      <w:r>
+        <w:t xml:space="preserve"> </w:t>
+      </w:r>
+      <w:r>
+        <w:t xml:space="preserve">(Arch User Repository), que contiene contenido producido por la comunidad, no por los desarrolladores oficiales de Arch ni de Posit.</w:t>
+      </w:r>
+    </w:p>
+    <w:p>
+      <w:pPr>
+        <w:pStyle w:val="BlockText"/>
+      </w:pPr>
+      <w:r>
+        <w:rPr>
+          <w:b/>
+          <w:bCs/>
+        </w:rPr>
+        <w:t xml:space="preserve">Prerrequisito</w:t>
+      </w:r>
+      <w:r>
+        <w:t xml:space="preserve">: R debe estar instalado antes de este paso (ver sección 3).</w:t>
+      </w:r>
+    </w:p>
+    <w:bookmarkStart w:id="55" w:name="opciones-disponibles-en-aur"/>
+    <w:p>
+      <w:pPr>
+        <w:pStyle w:val="Heading3"/>
+      </w:pPr>
+      <w:r>
+        <w:t xml:space="preserve">1.7.1 6.1. Opciones disponibles en AUR</w:t>
+      </w:r>
+    </w:p>
+    <w:p>
+      <w:pPr>
+        <w:pStyle w:val="FirstParagraph"/>
+      </w:pPr>
+      <w:r>
+        <w:t xml:space="preserve">Existen varios paquetes en AUR relacionados con RStudio; los dos relevantes para RStudio Desktop (IDE de Posit) son:</w:t>
+      </w:r>
+    </w:p>
+    <w:tbl>
+      <w:tblPr>
+        <w:tblStyle w:val="Table"/>
+        <w:tblW w:type="pct" w:w="5000"/>
+        <w:tblLayout w:type="fixed"/>
+        <w:tblLook w:firstRow="1" w:lastRow="0" w:firstColumn="0" w:lastColumn="0" w:noHBand="0" w:noVBand="0" w:val="0020"/>
+      </w:tblPr>
+      <w:tblGrid>
+        <w:gridCol w:w="1980"/>
+        <w:gridCol w:w="1980"/>
+        <w:gridCol w:w="1980"/>
+        <w:gridCol w:w="1980"/>
+      </w:tblGrid>
+      <w:tr>
+        <w:trPr>
+          <w:tblHeader w:val="on"/>
+        </w:trPr>
+        <w:tc>
+          <w:tcPr/>
+          <w:p>
+            <w:pPr>
+              <w:pStyle w:val="Compact"/>
+            </w:pPr>
+            <w:r>
+              <w:t xml:space="preserve">Paquete AUR</w:t>
+            </w:r>
+          </w:p>
+        </w:tc>
+        <w:tc>
+          <w:tcPr/>
+          <w:p>
+            <w:pPr>
+              <w:pStyle w:val="Compact"/>
+            </w:pPr>
+            <w:r>
+              <w:t xml:space="preserve">Descripción</w:t>
+            </w:r>
+          </w:p>
+        </w:tc>
+        <w:tc>
+          <w:tcPr/>
+          <w:p>
+            <w:pPr>
+              <w:pStyle w:val="Compact"/>
+            </w:pPr>
+            <w:r>
+              <w:t xml:space="preserve">Ventaja</w:t>
+            </w:r>
+          </w:p>
+        </w:tc>
+        <w:tc>
+          <w:tcPr/>
+          <w:p>
+            <w:pPr>
+              <w:pStyle w:val="Compact"/>
+            </w:pPr>
+            <w:r>
+              <w:t xml:space="preserve">Desventaja</w:t>
+            </w:r>
+          </w:p>
+        </w:tc>
+      </w:tr>
+      <w:tr>
+        <w:tc>
+          <w:tcPr/>
+          <w:p>
+            <w:pPr>
+              <w:pStyle w:val="Compact"/>
+            </w:pPr>
+            <w:r>
+              <w:rPr>
+                <w:rStyle w:val="VerbatimChar"/>
+              </w:rPr>
+              <w:t xml:space="preserve">rstudio-desktop-bin</w:t>
+            </w:r>
+          </w:p>
+        </w:tc>
+        <w:tc>
+          <w:tcPr/>
+          <w:p>
+            <w:pPr>
+              <w:pStyle w:val="Compact"/>
+            </w:pPr>
+            <w:r>
+              <w:t xml:space="preserve">Empaqueta el</w:t>
+            </w:r>
+            <w:r>
+              <w:t xml:space="preserve"> </w:t>
+            </w:r>
+            <w:r>
+              <w:rPr>
+                <w:rStyle w:val="VerbatimChar"/>
+              </w:rPr>
+              <w:t xml:space="preserve">.deb</w:t>
+            </w:r>
+            <w:r>
+              <w:t xml:space="preserve"> </w:t>
+            </w:r>
+            <w:r>
+              <w:t xml:space="preserve">oficial de Posit (binario distribuido para Ubuntu)</w:t>
+            </w:r>
+          </w:p>
+        </w:tc>
+        <w:tc>
+          <w:tcPr/>
+          <w:p>
+            <w:pPr>
+              <w:pStyle w:val="Compact"/>
+            </w:pPr>
+            <w:r>
+              <w:t xml:space="preserve">Instalación rápida, no requiere compilar</w:t>
+            </w:r>
+          </w:p>
+        </w:tc>
+        <w:tc>
+          <w:tcPr/>
+          <w:p>
+            <w:pPr>
+              <w:pStyle w:val="Compact"/>
+            </w:pPr>
+            <w:r>
+              <w:t xml:space="preserve">Depende de que el mantenedor actualice el paquete con cada release</w:t>
+            </w:r>
+          </w:p>
+        </w:tc>
+      </w:tr>
+      <w:tr>
+        <w:tc>
+          <w:tcPr/>
+          <w:p>
+            <w:pPr>
+              <w:pStyle w:val="Compact"/>
+            </w:pPr>
+            <w:r>
+              <w:rPr>
+                <w:rStyle w:val="VerbatimChar"/>
+              </w:rPr>
+              <w:t xml:space="preserve">rstudio-desktop</w:t>
+            </w:r>
+          </w:p>
+        </w:tc>
+        <w:tc>
+          <w:tcPr/>
+          <w:p>
+            <w:pPr>
+              <w:pStyle w:val="Compact"/>
+            </w:pPr>
+            <w:r>
+              <w:t xml:space="preserve">Compila RStudio desde el código fuente</w:t>
+            </w:r>
+          </w:p>
+        </w:tc>
+        <w:tc>
+          <w:tcPr/>
+          <w:p>
+            <w:pPr>
+              <w:pStyle w:val="Compact"/>
+            </w:pPr>
+            <w:r>
+              <w:t xml:space="preserve">Más actualizado, optimizado para el sistema</w:t>
+            </w:r>
+          </w:p>
+        </w:tc>
+        <w:tc>
+          <w:tcPr/>
+          <w:p>
+            <w:pPr>
+              <w:pStyle w:val="Compact"/>
+            </w:pPr>
+            <w:r>
+              <w:t xml:space="preserve">Compilación larga (requiere GWT, Boost, etc.) y más propensa a romperse con actualizaciones del sistema (p. ej. cambios en</w:t>
+            </w:r>
+            <w:r>
+              <w:t xml:space="preserve"> </w:t>
+            </w:r>
+            <w:r>
+              <w:rPr>
+                <w:rStyle w:val="VerbatimChar"/>
+              </w:rPr>
+              <w:t xml:space="preserve">libboost</w:t>
+            </w:r>
+            <w:r>
+              <w:t xml:space="preserve">)</w:t>
+            </w:r>
+          </w:p>
+        </w:tc>
+      </w:tr>
+    </w:tbl>
+    <w:p>
+      <w:pPr>
+        <w:pStyle w:val="BodyText"/>
+      </w:pPr>
+      <w:r>
+        <w:t xml:space="preserve">Para uso cotidiano sin compilar,</w:t>
+      </w:r>
+      <w:r>
+        <w:t xml:space="preserve"> </w:t>
+      </w:r>
+      <w:r>
+        <w:rPr>
+          <w:rStyle w:val="VerbatimChar"/>
+          <w:b/>
+          <w:bCs/>
+        </w:rPr>
+        <w:t xml:space="preserve">rstudio-desktop-bin</w:t>
+      </w:r>
+      <w:r>
+        <w:t xml:space="preserve"> </w:t>
+      </w:r>
+      <w:r>
+        <w:t xml:space="preserve">es la opción más práctica para la mayoría de usuarios.</w:t>
+      </w:r>
+    </w:p>
+    <w:bookmarkEnd w:id="55"/>
+    <w:bookmarkStart w:id="56" w:name="Xf4bc94df98ae54e7659ff08e417e659fcaba866"/>
+    <w:p>
+      <w:pPr>
+        <w:pStyle w:val="Heading3"/>
+      </w:pPr>
+      <w:r>
+        <w:t xml:space="preserve">1.7.2 6.2. Instalación con un ayudante de AUR (recomendado)</w:t>
+      </w:r>
+    </w:p>
+    <w:p>
+      <w:pPr>
+        <w:pStyle w:val="FirstParagraph"/>
+      </w:pPr>
+      <w:r>
+        <w:t xml:space="preserve">Si usas un ayudante de AUR como</w:t>
+      </w:r>
+      <w:r>
+        <w:t xml:space="preserve"> </w:t>
+      </w:r>
+      <w:r>
+        <w:rPr>
+          <w:rStyle w:val="VerbatimChar"/>
+        </w:rPr>
+        <w:t xml:space="preserve">yay</w:t>
+      </w:r>
+      <w:r>
+        <w:t xml:space="preserve"> </w:t>
+      </w:r>
+      <w:r>
+        <w:t xml:space="preserve">o</w:t>
+      </w:r>
+      <w:r>
+        <w:t xml:space="preserve"> </w:t>
+      </w:r>
+      <w:r>
+        <w:rPr>
+          <w:rStyle w:val="VerbatimChar"/>
+        </w:rPr>
+        <w:t xml:space="preserve">paru</w:t>
+      </w:r>
+      <w:r>
+        <w:t xml:space="preserve"> </w:t>
+      </w:r>
+      <w:r>
+        <w:t xml:space="preserve">(no incluidos en Arch base, hay que instalarlos antes desde el propio AUR):</w:t>
+      </w:r>
+    </w:p>
+    <w:p>
+      <w:pPr>
+        <w:pStyle w:val="SourceCode"/>
+      </w:pPr>
+      <w:r>
+        <w:rPr>
+          <w:rStyle w:val="ExtensionTok"/>
+        </w:rPr>
+        <w:t xml:space="preserve">yay</w:t>
+      </w:r>
+      <w:r>
+        <w:rPr>
+          <w:rStyle w:val="NormalTok"/>
+        </w:rPr>
+        <w:t xml:space="preserve"> </w:t>
+      </w:r>
+      <w:r>
+        <w:rPr>
+          <w:rStyle w:val="AttributeTok"/>
+        </w:rPr>
+        <w:t xml:space="preserve">-S</w:t>
+      </w:r>
+      <w:r>
+        <w:rPr>
+          <w:rStyle w:val="NormalTok"/>
+        </w:rPr>
+        <w:t xml:space="preserve"> rstudio-desktop-bin</w:t>
+      </w:r>
+    </w:p>
+    <w:p>
+      <w:pPr>
+        <w:pStyle w:val="FirstParagraph"/>
+      </w:pPr>
+      <w:r>
+        <w:t xml:space="preserve">o, si prefieres compilar desde código fuente:</w:t>
+      </w:r>
+    </w:p>
+    <w:p>
+      <w:pPr>
+        <w:pStyle w:val="SourceCode"/>
+      </w:pPr>
+      <w:r>
+        <w:rPr>
+          <w:rStyle w:val="ExtensionTok"/>
+        </w:rPr>
+        <w:t xml:space="preserve">yay</w:t>
+      </w:r>
+      <w:r>
+        <w:rPr>
+          <w:rStyle w:val="NormalTok"/>
+        </w:rPr>
+        <w:t xml:space="preserve"> </w:t>
+      </w:r>
+      <w:r>
+        <w:rPr>
+          <w:rStyle w:val="AttributeTok"/>
+        </w:rPr>
+        <w:t xml:space="preserve">-S</w:t>
+      </w:r>
+      <w:r>
+        <w:rPr>
+          <w:rStyle w:val="NormalTok"/>
+        </w:rPr>
+        <w:t xml:space="preserve"> rstudio-desktop</w:t>
+      </w:r>
+    </w:p>
+    <w:bookmarkEnd w:id="56"/>
+    <w:bookmarkStart w:id="57" w:name="X6e121bc90d3b28249439f04eb5d79f57fddb128"/>
+    <w:p>
+      <w:pPr>
+        <w:pStyle w:val="Heading3"/>
+      </w:pPr>
+      <w:r>
+        <w:t xml:space="preserve">1.7.3 6.3. Instalación manual desde AUR (sin ayudante)</w:t>
+      </w:r>
+    </w:p>
+    <w:p>
+      <w:pPr>
+        <w:pStyle w:val="FirstParagraph"/>
+      </w:pPr>
+      <w:r>
+        <w:t xml:space="preserve">Si no usas un ayudante de AUR, el proceso oficial documentado por ArchWiki es:</w:t>
+      </w:r>
+    </w:p>
+    <w:p>
+      <w:pPr>
+        <w:pStyle w:val="SourceCode"/>
+      </w:pPr>
+      <w:r>
+        <w:rPr>
+          <w:rStyle w:val="FunctionTok"/>
+        </w:rPr>
+        <w:t xml:space="preserve">git</w:t>
+      </w:r>
+      <w:r>
+        <w:rPr>
+          <w:rStyle w:val="NormalTok"/>
+        </w:rPr>
+        <w:t xml:space="preserve"> clone https://aur.archlinux.org/rstudio-desktop-bin.git</w:t>
+      </w:r>
+      <w:r>
+        <w:br/>
+      </w:r>
+      <w:r>
+        <w:rPr>
+          <w:rStyle w:val="BuiltInTok"/>
+        </w:rPr>
+        <w:t xml:space="preserve">cd</w:t>
+      </w:r>
+      <w:r>
+        <w:rPr>
+          <w:rStyle w:val="NormalTok"/>
+        </w:rPr>
+        <w:t xml:space="preserve"> rstudio-desktop-bin</w:t>
+      </w:r>
+      <w:r>
+        <w:br/>
+      </w:r>
+      <w:r>
+        <w:rPr>
+          <w:rStyle w:val="ExtensionTok"/>
+        </w:rPr>
+        <w:t xml:space="preserve">makepkg</w:t>
+      </w:r>
+      <w:r>
+        <w:rPr>
+          <w:rStyle w:val="NormalTok"/>
+        </w:rPr>
+        <w:t xml:space="preserve"> </w:t>
+      </w:r>
+      <w:r>
+        <w:rPr>
+          <w:rStyle w:val="AttributeTok"/>
+        </w:rPr>
+        <w:t xml:space="preserve">-si</w:t>
+      </w:r>
+    </w:p>
+    <w:p>
+      <w:pPr>
+        <w:pStyle w:val="FirstParagraph"/>
+      </w:pPr>
+      <w:r>
+        <w:t xml:space="preserve">El flag</w:t>
+      </w:r>
+      <w:r>
+        <w:t xml:space="preserve"> </w:t>
+      </w:r>
+      <w:r>
+        <w:rPr>
+          <w:rStyle w:val="VerbatimChar"/>
+        </w:rPr>
+        <w:t xml:space="preserve">-si</w:t>
+      </w:r>
+      <w:r>
+        <w:t xml:space="preserve"> </w:t>
+      </w:r>
+      <w:r>
+        <w:t xml:space="preserve">le indica a</w:t>
+      </w:r>
+      <w:r>
+        <w:t xml:space="preserve"> </w:t>
+      </w:r>
+      <w:r>
+        <w:rPr>
+          <w:rStyle w:val="VerbatimChar"/>
+        </w:rPr>
+        <w:t xml:space="preserve">makepkg</w:t>
+      </w:r>
+      <w:r>
+        <w:t xml:space="preserve"> </w:t>
+      </w:r>
+      <w:r>
+        <w:t xml:space="preserve">que instale las dependencias necesarias y luego instale el paquete resultante con</w:t>
+      </w:r>
+      <w:r>
+        <w:t xml:space="preserve"> </w:t>
+      </w:r>
+      <w:r>
+        <w:rPr>
+          <w:rStyle w:val="VerbatimChar"/>
+        </w:rPr>
+        <w:t xml:space="preserve">pacman -U</w:t>
+      </w:r>
+      <w:r>
+        <w:t xml:space="preserve"> </w:t>
+      </w:r>
+      <w:r>
+        <w:t xml:space="preserve">automáticamente.</w:t>
+      </w:r>
+    </w:p>
+    <w:bookmarkEnd w:id="57"/>
+    <w:bookmarkStart w:id="58" w:name="notas-importantes-para-arch-archcraft"/>
+    <w:p>
+      <w:pPr>
+        <w:pStyle w:val="Heading3"/>
+      </w:pPr>
+      <w:r>
+        <w:t xml:space="preserve">1.7.4 6.4. Notas importantes para Arch / Archcraft</w:t>
+      </w:r>
+    </w:p>
+    <w:p>
+      <w:pPr>
+        <w:pStyle w:val="Compact"/>
+        <w:numPr>
+          <w:ilvl w:val="0"/>
+          <w:numId w:val="1007"/>
+        </w:numPr>
+      </w:pPr>
+      <w:r>
+        <w:t xml:space="preserve">El paquete</w:t>
+      </w:r>
+      <w:r>
+        <w:t xml:space="preserve"> </w:t>
+      </w:r>
+      <w:r>
+        <w:rPr>
+          <w:rStyle w:val="VerbatimChar"/>
+        </w:rPr>
+        <w:t xml:space="preserve">rstudio-desktop</w:t>
+      </w:r>
+      <w:r>
+        <w:t xml:space="preserve"> </w:t>
+      </w:r>
+      <w:r>
+        <w:t xml:space="preserve">(compilado desde fuente) puede romperse temporalmente tras actualizaciones de librerías base del sistema (por ejemplo,</w:t>
+      </w:r>
+      <w:r>
+        <w:t xml:space="preserve"> </w:t>
+      </w:r>
+      <w:r>
+        <w:rPr>
+          <w:rStyle w:val="VerbatimChar"/>
+        </w:rPr>
+        <w:t xml:space="preserve">libboost</w:t>
+      </w:r>
+      <w:r>
+        <w:t xml:space="preserve">); si esto ocurre, conviene forzar una reconstrucción con</w:t>
+      </w:r>
+      <w:r>
+        <w:t xml:space="preserve"> </w:t>
+      </w:r>
+      <w:r>
+        <w:rPr>
+          <w:rStyle w:val="VerbatimChar"/>
+        </w:rPr>
+        <w:t xml:space="preserve">pacman -Syudd</w:t>
+      </w:r>
+      <w:r>
+        <w:t xml:space="preserve"> </w:t>
+      </w:r>
+      <w:r>
+        <w:t xml:space="preserve">antes de reconstruir el paquete, o cambiar temporalmente a</w:t>
+      </w:r>
+      <w:r>
+        <w:t xml:space="preserve"> </w:t>
+      </w:r>
+      <w:r>
+        <w:rPr>
+          <w:rStyle w:val="VerbatimChar"/>
+        </w:rPr>
+        <w:t xml:space="preserve">rstudio-desktop-bin</w:t>
+      </w:r>
+      <w:r>
+        <w:t xml:space="preserve"> </w:t>
+      </w:r>
+      <w:r>
+        <w:t xml:space="preserve">mientras se resuelve.</w:t>
+      </w:r>
+    </w:p>
+    <w:p>
+      <w:pPr>
+        <w:pStyle w:val="Compact"/>
+        <w:numPr>
+          <w:ilvl w:val="0"/>
+          <w:numId w:val="1007"/>
+        </w:numPr>
+      </w:pPr>
+      <w:r>
+        <w:t xml:space="preserve">Dado que ambos paquetes son mantenidos por voluntarios de la comunidad (no por Posit oficialmente), revisa los comentarios recientes en la página de AUR del paquete antes de instalar, por si hay incidencias activas no resueltas.</w:t>
+      </w:r>
+    </w:p>
+    <w:p>
+      <w:pPr>
+        <w:pStyle w:val="Compact"/>
+        <w:numPr>
+          <w:ilvl w:val="0"/>
+          <w:numId w:val="1007"/>
+        </w:numPr>
+      </w:pPr>
+      <w:r>
+        <w:t xml:space="preserve">En sistemas con gestor de ventanas tipo</w:t>
+      </w:r>
+      <w:r>
+        <w:t xml:space="preserve"> </w:t>
+      </w:r>
+      <w:r>
+        <w:rPr>
+          <w:i/>
+          <w:iCs/>
+        </w:rPr>
+        <w:t xml:space="preserve">tiling</w:t>
+      </w:r>
+      <w:r>
+        <w:t xml:space="preserve"> </w:t>
+      </w:r>
+      <w:r>
+        <w:t xml:space="preserve">tal como los usados en Archcraft, no debería haber incompatibilidades particulares con RStudio (es una aplicación Electron/Qt estándar), pero usuarios de Wayland han reportado necesitar banderas adicionales de lanzamiento para Electron; si tienes problemas de renderizado bajo Wayland, prueba forzando XWayland o revisa los comentarios del paquete en AUR para</w:t>
+      </w:r>
+      <w:r>
+        <w:t xml:space="preserve"> </w:t>
+      </w:r>
+      <w:r>
+        <w:rPr>
+          <w:i/>
+          <w:iCs/>
+        </w:rPr>
+        <w:t xml:space="preserve">workarounds</w:t>
+      </w:r>
+      <w:r>
+        <w:t xml:space="preserve"> </w:t>
+      </w:r>
+      <w:r>
+        <w:t xml:space="preserve">conocidos.</w:t>
+      </w:r>
+    </w:p>
+    <w:p>
+      <w:r>
+        <w:pict>
+          <v:rect style="width:0;height:1.5pt" o:hralign="center" o:hrstd="t" o:hr="t"/>
+        </w:pict>
+      </w:r>
+    </w:p>
+    <w:bookmarkEnd w:id="58"/>
+    <w:bookmarkEnd w:id="59"/>
+    <w:bookmarkStart w:id="63" w:name="X6ef674e56716452a0ac892c06070ab44e95666e"/>
+    <w:p>
+      <w:pPr>
+        <w:pStyle w:val="Heading2"/>
+      </w:pPr>
+      <w:r>
+        <w:t xml:space="preserve">1.8 7. Instalación de RStudio Desktop en Windows</w:t>
+      </w:r>
+    </w:p>
+    <w:p>
+      <w:pPr>
+        <w:pStyle w:val="BlockText"/>
+      </w:pPr>
+      <w:r>
+        <w:rPr>
+          <w:b/>
+          <w:bCs/>
+        </w:rPr>
+        <w:t xml:space="preserve">Prerrequisito</w:t>
+      </w:r>
+      <w:r>
+        <w:t xml:space="preserve">: R debe estar instalado antes de este paso (ver sección 4).</w:t>
+      </w:r>
+    </w:p>
+    <w:bookmarkStart w:id="60" w:name="descarga"/>
+    <w:p>
+      <w:pPr>
+        <w:pStyle w:val="Heading3"/>
+      </w:pPr>
+      <w:r>
+        <w:t xml:space="preserve">1.8.1 7.1. Descarga</w:t>
+      </w:r>
+    </w:p>
+    <w:p>
+      <w:pPr>
+        <w:pStyle w:val="Compact"/>
+        <w:numPr>
+          <w:ilvl w:val="0"/>
+          <w:numId w:val="1008"/>
+        </w:numPr>
+      </w:pPr>
+      <w:r>
+        <w:t xml:space="preserve">Visita</w:t>
+      </w:r>
+      <w:r>
+        <w:t xml:space="preserve"> </w:t>
+      </w:r>
+      <w:r>
+        <w:rPr>
+          <w:b/>
+          <w:bCs/>
+        </w:rPr>
+        <w:t xml:space="preserve">https://posit.co/download/rstudio-desktop/</w:t>
+      </w:r>
+    </w:p>
+    <w:p>
+      <w:pPr>
+        <w:pStyle w:val="Compact"/>
+        <w:numPr>
+          <w:ilvl w:val="0"/>
+          <w:numId w:val="1008"/>
+        </w:numPr>
+      </w:pPr>
+      <w:r>
+        <w:t xml:space="preserve">Descarga el instalador autoextraíble (</w:t>
+      </w:r>
+      <w:r>
+        <w:rPr>
+          <w:rStyle w:val="VerbatimChar"/>
+        </w:rPr>
+        <w:t xml:space="preserve">.exe</w:t>
+      </w:r>
+      <w:r>
+        <w:t xml:space="preserve">) para Windows. RStudio para Windows requiere una edición de 64 bits de Windows 10 o superior.</w:t>
+      </w:r>
+    </w:p>
+    <w:bookmarkEnd w:id="60"/>
+    <w:bookmarkStart w:id="61" w:name="instalación"/>
+    <w:p>
+      <w:pPr>
+        <w:pStyle w:val="Heading3"/>
+      </w:pPr>
+      <w:r>
+        <w:t xml:space="preserve">1.8.2 7.2. Instalación</w:t>
+      </w:r>
+    </w:p>
+    <w:p>
+      <w:pPr>
+        <w:pStyle w:val="Compact"/>
+        <w:numPr>
+          <w:ilvl w:val="0"/>
+          <w:numId w:val="1009"/>
+        </w:numPr>
+      </w:pPr>
+      <w:r>
+        <w:t xml:space="preserve">Ejecuta el archivo</w:t>
+      </w:r>
+      <w:r>
+        <w:t xml:space="preserve"> </w:t>
+      </w:r>
+      <w:r>
+        <w:rPr>
+          <w:rStyle w:val="VerbatimChar"/>
+        </w:rPr>
+        <w:t xml:space="preserve">.exe</w:t>
+      </w:r>
+      <w:r>
+        <w:t xml:space="preserve"> </w:t>
+      </w:r>
+      <w:r>
+        <w:t xml:space="preserve">descargado.</w:t>
+      </w:r>
+    </w:p>
+    <w:p>
+      <w:pPr>
+        <w:pStyle w:val="Compact"/>
+        <w:numPr>
+          <w:ilvl w:val="0"/>
+          <w:numId w:val="1009"/>
+        </w:numPr>
+      </w:pPr>
+      <w:r>
+        <w:t xml:space="preserve">Sigue el asistente de instalación (setup wizard).</w:t>
+      </w:r>
+    </w:p>
+    <w:p>
+      <w:pPr>
+        <w:pStyle w:val="Compact"/>
+        <w:numPr>
+          <w:ilvl w:val="0"/>
+          <w:numId w:val="1009"/>
+        </w:numPr>
+      </w:pPr>
+      <w:r>
+        <w:t xml:space="preserve">Se requieren permisos de administrador para completar la instalación.</w:t>
+      </w:r>
+    </w:p>
+    <w:p>
+      <w:pPr>
+        <w:pStyle w:val="Compact"/>
+        <w:numPr>
+          <w:ilvl w:val="0"/>
+          <w:numId w:val="1009"/>
+        </w:numPr>
+      </w:pPr>
+      <w:r>
+        <w:t xml:space="preserve">El instalador crea automáticamente un acceso directo de RStudio y una entrada en</w:t>
+      </w:r>
+      <w:r>
+        <w:t xml:space="preserve"> </w:t>
+      </w:r>
+      <w:r>
+        <w:t xml:space="preserve">“Agregar o quitar programas”</w:t>
+      </w:r>
+      <w:r>
+        <w:t xml:space="preserve"> </w:t>
+      </w:r>
+      <w:r>
+        <w:t xml:space="preserve">para una futura desinstalación.</w:t>
+      </w:r>
+    </w:p>
+    <w:bookmarkEnd w:id="61"/>
+    <w:bookmarkStart w:id="62" w:name="alternativa-portable-.zip"/>
+    <w:p>
+      <w:pPr>
+        <w:pStyle w:val="Heading3"/>
+      </w:pPr>
+      <w:r>
+        <w:t xml:space="preserve">1.8.3 7.3. Alternativa portable (.zip)</w:t>
+      </w:r>
+    </w:p>
+    <w:p>
+      <w:pPr>
+        <w:pStyle w:val="FirstParagraph"/>
+      </w:pPr>
+      <w:r>
+        <w:t xml:space="preserve">Si prefieres no usar el instalador (por ejemplo, en un entorno restringido o para tener una versión portable), Posit también distribuye un archivo</w:t>
+      </w:r>
+      <w:r>
+        <w:t xml:space="preserve"> </w:t>
+      </w:r>
+      <w:r>
+        <w:rPr>
+          <w:rStyle w:val="VerbatimChar"/>
+        </w:rPr>
+        <w:t xml:space="preserve">.zip</w:t>
+      </w:r>
+      <w:r>
+        <w:t xml:space="preserve">:</w:t>
+      </w:r>
+    </w:p>
+    <w:p>
+      <w:pPr>
+        <w:pStyle w:val="Compact"/>
+        <w:numPr>
+          <w:ilvl w:val="0"/>
+          <w:numId w:val="1010"/>
+        </w:numPr>
+      </w:pPr>
+      <w:r>
+        <w:t xml:space="preserve">Descarga el</w:t>
+      </w:r>
+      <w:r>
+        <w:t xml:space="preserve"> </w:t>
+      </w:r>
+      <w:r>
+        <w:rPr>
+          <w:rStyle w:val="VerbatimChar"/>
+        </w:rPr>
+        <w:t xml:space="preserve">.zip</w:t>
+      </w:r>
+      <w:r>
+        <w:t xml:space="preserve"> </w:t>
+      </w:r>
+      <w:r>
+        <w:t xml:space="preserve">desde la misma página de descargas.</w:t>
+      </w:r>
+    </w:p>
+    <w:p>
+      <w:pPr>
+        <w:pStyle w:val="Compact"/>
+        <w:numPr>
+          <w:ilvl w:val="0"/>
+          <w:numId w:val="1010"/>
+        </w:numPr>
+      </w:pPr>
+      <w:r>
+        <w:t xml:space="preserve">Extráelo en la ubicación que prefieras.</w:t>
+      </w:r>
+    </w:p>
+    <w:p>
+      <w:pPr>
+        <w:pStyle w:val="Compact"/>
+        <w:numPr>
+          <w:ilvl w:val="0"/>
+          <w:numId w:val="1010"/>
+        </w:numPr>
+      </w:pPr>
+      <w:r>
+        <w:t xml:space="preserve">Ejecuta RStudio directamente desde</w:t>
+      </w:r>
+      <w:r>
+        <w:t xml:space="preserve"> </w:t>
+      </w:r>
+      <w:r>
+        <w:rPr>
+          <w:rStyle w:val="VerbatimChar"/>
+        </w:rPr>
+        <w:t xml:space="preserve">rstudio.exe</w:t>
+      </w:r>
+      <w:r>
+        <w:t xml:space="preserve">, ubicado en la subcarpeta</w:t>
+      </w:r>
+      <w:r>
+        <w:t xml:space="preserve"> </w:t>
+      </w:r>
+      <w:r>
+        <w:rPr>
+          <w:rStyle w:val="VerbatimChar"/>
+        </w:rPr>
+        <w:t xml:space="preserve">bin</w:t>
+      </w:r>
+      <w:r>
+        <w:t xml:space="preserve"> </w:t>
+      </w:r>
+      <w:r>
+        <w:t xml:space="preserve">del directorio extraído.</w:t>
+      </w:r>
+    </w:p>
+    <w:p>
+      <w:r>
+        <w:pict>
+          <v:rect style="width:0;height:1.5pt" o:hralign="center" o:hrstd="t" o:hr="t"/>
+        </w:pict>
+      </w:r>
+    </w:p>
+    <w:bookmarkEnd w:id="62"/>
+    <w:bookmarkEnd w:id="63"/>
+    <w:bookmarkStart w:id="67" w:name="verificación-post-instalación"/>
+    <w:p>
+      <w:pPr>
+        <w:pStyle w:val="Heading2"/>
+      </w:pPr>
+      <w:r>
+        <w:t xml:space="preserve">1.9 8. Verificación post-instalación</w:t>
+      </w:r>
+    </w:p>
+    <w:bookmarkStart w:id="64" w:name="X3d9c4b3ed712f85a60436dc94dcb7a125d8a5d9"/>
+    <w:p>
+      <w:pPr>
+        <w:pStyle w:val="Heading3"/>
+      </w:pPr>
+      <w:r>
+        <w:t xml:space="preserve">1.9.1 8.1. Verificar R desde terminal (Linux y Windows)</w:t>
+      </w:r>
+    </w:p>
+    <w:p>
+      <w:pPr>
+        <w:pStyle w:val="SourceCode"/>
+      </w:pPr>
+      <w:r>
+        <w:rPr>
+          <w:rStyle w:val="ExtensionTok"/>
+        </w:rPr>
+        <w:t xml:space="preserve">R</w:t>
+      </w:r>
+      <w:r>
+        <w:rPr>
+          <w:rStyle w:val="NormalTok"/>
+        </w:rPr>
+        <w:t xml:space="preserve"> </w:t>
+      </w:r>
+      <w:r>
+        <w:rPr>
+          <w:rStyle w:val="AttributeTok"/>
+        </w:rPr>
+        <w:t xml:space="preserve">--version</w:t>
+      </w:r>
+      <w:r>
+        <w:br/>
+      </w:r>
+      <w:r>
+        <w:rPr>
+          <w:rStyle w:val="ExtensionTok"/>
+        </w:rPr>
+        <w:t xml:space="preserve">Rscript</w:t>
+      </w:r>
+      <w:r>
+        <w:rPr>
+          <w:rStyle w:val="NormalTok"/>
+        </w:rPr>
+        <w:t xml:space="preserve"> </w:t>
+      </w:r>
+      <w:r>
+        <w:rPr>
+          <w:rStyle w:val="AttributeTok"/>
+        </w:rPr>
+        <w:t xml:space="preserve">--version</w:t>
+      </w:r>
+    </w:p>
+    <w:p>
+      <w:pPr>
+        <w:pStyle w:val="FirstParagraph"/>
+      </w:pPr>
+      <w:r>
+        <w:t xml:space="preserve">Deberías ver información de versión similar a:</w:t>
+      </w:r>
+    </w:p>
+    <w:p>
+      <w:pPr>
+        <w:pStyle w:val="SourceCode"/>
+      </w:pPr>
+      <w:r>
+        <w:rPr>
+          <w:rStyle w:val="VerbatimChar"/>
+        </w:rPr>
+        <w:t xml:space="preserve">R version 4.X.X (20XX-XX-XX) -- "Nombre en clave"</w:t>
+      </w:r>
+    </w:p>
+    <w:bookmarkEnd w:id="64"/>
+    <w:bookmarkStart w:id="65" w:name="Xe5bedc434fb170535b348afd8f13b29917935b3"/>
+    <w:p>
+      <w:pPr>
+        <w:pStyle w:val="Heading3"/>
+      </w:pPr>
+      <w:r>
+        <w:t xml:space="preserve">1.9.2 8.2. Verificar R desde su propia consola interactiva</w:t>
+      </w:r>
+    </w:p>
+    <w:p>
+      <w:pPr>
+        <w:pStyle w:val="SourceCode"/>
+      </w:pPr>
+      <w:r>
+        <w:rPr>
+          <w:rStyle w:val="ExtensionTok"/>
+        </w:rPr>
+        <w:t xml:space="preserve">R</w:t>
+      </w:r>
+    </w:p>
+    <w:p>
+      <w:pPr>
+        <w:pStyle w:val="FirstParagraph"/>
+      </w:pPr>
+      <w:r>
+        <w:t xml:space="preserve">Esto abre la consola interactiva de R. Para salir:</w:t>
+      </w:r>
+    </w:p>
+    <w:p>
+      <w:pPr>
+        <w:pStyle w:val="SourceCode"/>
+      </w:pPr>
+      <w:r>
+        <w:rPr>
+          <w:rStyle w:val="FunctionTok"/>
+        </w:rPr>
+        <w:t xml:space="preserve">q</w:t>
+      </w:r>
+      <w:r>
+        <w:rPr>
+          <w:rStyle w:val="NormalTok"/>
+        </w:rPr>
+        <w:t xml:space="preserve">()</w:t>
+      </w:r>
+    </w:p>
+    <w:p>
+      <w:pPr>
+        <w:pStyle w:val="FirstParagraph"/>
+      </w:pPr>
+      <w:r>
+        <w:t xml:space="preserve">Te preguntará si deseas guardar la imagen del espacio de trabajo; puedes responder</w:t>
+      </w:r>
+      <w:r>
+        <w:t xml:space="preserve"> </w:t>
+      </w:r>
+      <w:r>
+        <w:rPr>
+          <w:rStyle w:val="VerbatimChar"/>
+        </w:rPr>
+        <w:t xml:space="preserve">n</w:t>
+      </w:r>
+      <w:r>
+        <w:t xml:space="preserve"> </w:t>
+      </w:r>
+      <w:r>
+        <w:t xml:space="preserve">si no lo necesitas.</w:t>
+      </w:r>
+    </w:p>
+    <w:bookmarkEnd w:id="65"/>
+    <w:bookmarkStart w:id="66" w:name="verificar-que-rstudio-detecta-r"/>
+    <w:p>
+      <w:pPr>
+        <w:pStyle w:val="Heading3"/>
+      </w:pPr>
+      <w:r>
+        <w:t xml:space="preserve">1.9.3 8.3. Verificar que RStudio detecta R</w:t>
+      </w:r>
+    </w:p>
+    <w:p>
+      <w:pPr>
+        <w:pStyle w:val="FirstParagraph"/>
+      </w:pPr>
+      <w:r>
+        <w:t xml:space="preserve">Al abrir RStudio Desktop por primera vez, revisa la consola integrada (panel inferior izquierdo por defecto): debe mostrar la versión de R detectada al iniciar. Si tienes varias versiones de R instaladas, puedes elegir cuál usar desde:</w:t>
+      </w:r>
+    </w:p>
+    <w:p>
+      <w:pPr>
+        <w:pStyle w:val="BodyText"/>
+      </w:pPr>
+      <w:r>
+        <w:rPr>
+          <w:rStyle w:val="VerbatimChar"/>
+        </w:rPr>
+        <w:t xml:space="preserve">Tools</w:t>
+      </w:r>
+      <w:r>
+        <w:t xml:space="preserve"> </w:t>
+      </w:r>
+      <w:r>
+        <w:t xml:space="preserve">→</w:t>
+      </w:r>
+      <w:r>
+        <w:t xml:space="preserve"> </w:t>
+      </w:r>
+      <w:r>
+        <w:rPr>
+          <w:rStyle w:val="VerbatimChar"/>
+        </w:rPr>
+        <w:t xml:space="preserve">Global Options</w:t>
+      </w:r>
+      <w:r>
+        <w:t xml:space="preserve"> </w:t>
+      </w:r>
+      <w:r>
+        <w:t xml:space="preserve">→</w:t>
+      </w:r>
+      <w:r>
+        <w:t xml:space="preserve"> </w:t>
+      </w:r>
+      <w:r>
+        <w:rPr>
+          <w:rStyle w:val="VerbatimChar"/>
+        </w:rPr>
+        <w:t xml:space="preserve">General</w:t>
+      </w:r>
+      <w:r>
+        <w:t xml:space="preserve"> </w:t>
+      </w:r>
+      <w:r>
+        <w:t xml:space="preserve">→ sección</w:t>
+      </w:r>
+      <w:r>
+        <w:t xml:space="preserve"> </w:t>
+      </w:r>
+      <w:r>
+        <w:rPr>
+          <w:b/>
+          <w:bCs/>
+        </w:rPr>
+        <w:t xml:space="preserve">R version</w:t>
+      </w:r>
+      <w:r>
+        <w:t xml:space="preserve"> </w:t>
+      </w:r>
+      <w:r>
+        <w:t xml:space="preserve">(en Linux/Windows el menú es equivalente, aunque la ruta exacta puede variar ligeramente entre versiones de RStudio).</w:t>
+      </w:r>
+    </w:p>
+    <w:p>
+      <w:r>
+        <w:pict>
+          <v:rect style="width:0;height:1.5pt" o:hralign="center" o:hrstd="t" o:hr="t"/>
+        </w:pict>
+      </w:r>
+    </w:p>
+    <w:bookmarkEnd w:id="66"/>
+    <w:bookmarkEnd w:id="67"/>
+    <w:bookmarkStart w:id="71" w:name="X64cedab7a40c3ef72f83d110d669802dc3d83f5"/>
+    <w:p>
+      <w:pPr>
+        <w:pStyle w:val="Heading2"/>
+      </w:pPr>
+      <w:r>
+        <w:t xml:space="preserve">1.10 9. Dependencias de sistema para paquetes de R (Linux)</w:t>
+      </w:r>
+    </w:p>
+    <w:p>
+      <w:pPr>
+        <w:pStyle w:val="FirstParagraph"/>
+      </w:pPr>
+      <w:r>
+        <w:t xml:space="preserve">Muchos paquetes de R populares (por ejemplo, los del</w:t>
+      </w:r>
+      <w:r>
+        <w:t xml:space="preserve"> </w:t>
+      </w:r>
+      <w:r>
+        <w:rPr>
+          <w:i/>
+          <w:iCs/>
+        </w:rPr>
+        <w:t xml:space="preserve">tidyverse</w:t>
+      </w:r>
+      <w:r>
+        <w:t xml:space="preserve">, paquetes espaciales como</w:t>
+      </w:r>
+      <w:r>
+        <w:t xml:space="preserve"> </w:t>
+      </w:r>
+      <w:r>
+        <w:rPr>
+          <w:rStyle w:val="VerbatimChar"/>
+        </w:rPr>
+        <w:t xml:space="preserve">sf</w:t>
+      </w:r>
+      <w:r>
+        <w:t xml:space="preserve">, paquetes con gráficos avanzados, etc.) requieren bibliotecas de sistema adicionales para compilarse correctamente desde código fuente. Posit documenta un conjunto curado de dependencias por distribución.</w:t>
+      </w:r>
+    </w:p>
+    <w:bookmarkStart w:id="68" w:name="ejemplo-para-ubuntu-debian"/>
+    <w:p>
+      <w:pPr>
+        <w:pStyle w:val="Heading3"/>
+      </w:pPr>
+      <w:r>
+        <w:t xml:space="preserve">1.10.1 9.1. Ejemplo para Ubuntu / Debian</w:t>
+      </w:r>
+    </w:p>
+    <w:p>
+      <w:pPr>
+        <w:pStyle w:val="FirstParagraph"/>
+      </w:pPr>
+      <w:r>
+        <w:t xml:space="preserve">A modo de referencia (lista no exhaustiva; revisa siempre la documentación oficial de Posit para la lista completa y actualizada según tu versión exacta de Ubuntu):</w:t>
+      </w:r>
+    </w:p>
+    <w:p>
+      <w:pPr>
+        <w:pStyle w:val="SourceCode"/>
+      </w:pPr>
+      <w:r>
+        <w:rPr>
+          <w:rStyle w:val="FunctionTok"/>
+        </w:rPr>
+        <w:t xml:space="preserve">sudo</w:t>
+      </w:r>
+      <w:r>
+        <w:rPr>
+          <w:rStyle w:val="NormalTok"/>
+        </w:rPr>
+        <w:t xml:space="preserve"> apt update</w:t>
+      </w:r>
+      <w:r>
+        <w:br/>
+      </w:r>
+      <w:r>
+        <w:rPr>
+          <w:rStyle w:val="FunctionTok"/>
+        </w:rPr>
+        <w:t xml:space="preserve">sudo</w:t>
+      </w:r>
+      <w:r>
+        <w:rPr>
+          <w:rStyle w:val="NormalTok"/>
+        </w:rPr>
+        <w:t xml:space="preserve"> apt install </w:t>
+      </w:r>
+      <w:r>
+        <w:rPr>
+          <w:rStyle w:val="AttributeTok"/>
+        </w:rPr>
+        <w:t xml:space="preserve">-y</w:t>
+      </w:r>
+      <w:r>
+        <w:rPr>
+          <w:rStyle w:val="NormalTok"/>
+        </w:rPr>
+        <w:t xml:space="preserve"> </w:t>
+      </w:r>
+      <w:r>
+        <w:rPr>
+          <w:rStyle w:val="DataTypeTok"/>
+        </w:rPr>
+        <w:t xml:space="preserve">\</w:t>
+      </w:r>
+      <w:r>
+        <w:br/>
+      </w:r>
+      <w:r>
+        <w:rPr>
+          <w:rStyle w:val="NormalTok"/>
+        </w:rPr>
+        <w:t xml:space="preserve">  build-essential </w:t>
+      </w:r>
+      <w:r>
+        <w:rPr>
+          <w:rStyle w:val="DataTypeTok"/>
+        </w:rPr>
+        <w:t xml:space="preserve">\</w:t>
+      </w:r>
+      <w:r>
+        <w:br/>
+      </w:r>
+      <w:r>
+        <w:rPr>
+          <w:rStyle w:val="NormalTok"/>
+        </w:rPr>
+        <w:t xml:space="preserve">  libcurl4-openssl-dev </w:t>
+      </w:r>
+      <w:r>
+        <w:rPr>
+          <w:rStyle w:val="DataTypeTok"/>
+        </w:rPr>
+        <w:t xml:space="preserve">\</w:t>
+      </w:r>
+      <w:r>
+        <w:br/>
+      </w:r>
+      <w:r>
+        <w:rPr>
+          <w:rStyle w:val="NormalTok"/>
+        </w:rPr>
+        <w:t xml:space="preserve">  libssl-dev </w:t>
+      </w:r>
+      <w:r>
+        <w:rPr>
+          <w:rStyle w:val="DataTypeTok"/>
+        </w:rPr>
+        <w:t xml:space="preserve">\</w:t>
+      </w:r>
+      <w:r>
+        <w:br/>
+      </w:r>
+      <w:r>
+        <w:rPr>
+          <w:rStyle w:val="NormalTok"/>
+        </w:rPr>
+        <w:t xml:space="preserve">  libxml2-dev </w:t>
+      </w:r>
+      <w:r>
+        <w:rPr>
+          <w:rStyle w:val="DataTypeTok"/>
+        </w:rPr>
+        <w:t xml:space="preserve">\</w:t>
+      </w:r>
+      <w:r>
+        <w:br/>
+      </w:r>
+      <w:r>
+        <w:rPr>
+          <w:rStyle w:val="NormalTok"/>
+        </w:rPr>
+        <w:t xml:space="preserve">  libfontconfig1-dev </w:t>
+      </w:r>
+      <w:r>
+        <w:rPr>
+          <w:rStyle w:val="DataTypeTok"/>
+        </w:rPr>
+        <w:t xml:space="preserve">\</w:t>
+      </w:r>
+      <w:r>
+        <w:br/>
+      </w:r>
+      <w:r>
+        <w:rPr>
+          <w:rStyle w:val="NormalTok"/>
+        </w:rPr>
+        <w:t xml:space="preserve">  libharfbuzz-dev </w:t>
+      </w:r>
+      <w:r>
+        <w:rPr>
+          <w:rStyle w:val="DataTypeTok"/>
+        </w:rPr>
+        <w:t xml:space="preserve">\</w:t>
+      </w:r>
+      <w:r>
+        <w:br/>
+      </w:r>
+      <w:r>
+        <w:rPr>
+          <w:rStyle w:val="NormalTok"/>
+        </w:rPr>
+        <w:t xml:space="preserve">  libfribidi-dev </w:t>
+      </w:r>
+      <w:r>
+        <w:rPr>
+          <w:rStyle w:val="DataTypeTok"/>
+        </w:rPr>
+        <w:t xml:space="preserve">\</w:t>
+      </w:r>
+      <w:r>
+        <w:br/>
+      </w:r>
+      <w:r>
+        <w:rPr>
+          <w:rStyle w:val="NormalTok"/>
+        </w:rPr>
+        <w:t xml:space="preserve">  libfreetype6-dev </w:t>
+      </w:r>
+      <w:r>
+        <w:rPr>
+          <w:rStyle w:val="DataTypeTok"/>
+        </w:rPr>
+        <w:t xml:space="preserve">\</w:t>
+      </w:r>
+      <w:r>
+        <w:br/>
+      </w:r>
+      <w:r>
+        <w:rPr>
+          <w:rStyle w:val="NormalTok"/>
+        </w:rPr>
+        <w:t xml:space="preserve">  libpng-dev </w:t>
+      </w:r>
+      <w:r>
+        <w:rPr>
+          <w:rStyle w:val="DataTypeTok"/>
+        </w:rPr>
+        <w:t xml:space="preserve">\</w:t>
+      </w:r>
+      <w:r>
+        <w:br/>
+      </w:r>
+      <w:r>
+        <w:rPr>
+          <w:rStyle w:val="NormalTok"/>
+        </w:rPr>
+        <w:t xml:space="preserve">  libtiff5-dev </w:t>
+      </w:r>
+      <w:r>
+        <w:rPr>
+          <w:rStyle w:val="DataTypeTok"/>
+        </w:rPr>
+        <w:t xml:space="preserve">\</w:t>
+      </w:r>
+      <w:r>
+        <w:br/>
+      </w:r>
+      <w:r>
+        <w:rPr>
+          <w:rStyle w:val="NormalTok"/>
+        </w:rPr>
+        <w:t xml:space="preserve">  libjpeg-dev </w:t>
+      </w:r>
+      <w:r>
+        <w:rPr>
+          <w:rStyle w:val="DataTypeTok"/>
+        </w:rPr>
+        <w:t xml:space="preserve">\</w:t>
+      </w:r>
+      <w:r>
+        <w:br/>
+      </w:r>
+      <w:r>
+        <w:rPr>
+          <w:rStyle w:val="NormalTok"/>
+        </w:rPr>
+        <w:t xml:space="preserve">  libgit2-dev</w:t>
+      </w:r>
+    </w:p>
+    <w:p>
+      <w:pPr>
+        <w:pStyle w:val="FirstParagraph"/>
+      </w:pPr>
+      <w:r>
+        <w:t xml:space="preserve">Esta lista cubre dependencias habituales de paquetes como</w:t>
+      </w:r>
+      <w:r>
+        <w:t xml:space="preserve"> </w:t>
+      </w:r>
+      <w:r>
+        <w:rPr>
+          <w:rStyle w:val="VerbatimChar"/>
+        </w:rPr>
+        <w:t xml:space="preserve">devtools</w:t>
+      </w:r>
+      <w:r>
+        <w:t xml:space="preserve">,</w:t>
+      </w:r>
+      <w:r>
+        <w:t xml:space="preserve"> </w:t>
+      </w:r>
+      <w:r>
+        <w:rPr>
+          <w:rStyle w:val="VerbatimChar"/>
+        </w:rPr>
+        <w:t xml:space="preserve">httr</w:t>
+      </w:r>
+      <w:r>
+        <w:t xml:space="preserve">,</w:t>
+      </w:r>
+      <w:r>
+        <w:t xml:space="preserve"> </w:t>
+      </w:r>
+      <w:r>
+        <w:rPr>
+          <w:rStyle w:val="VerbatimChar"/>
+        </w:rPr>
+        <w:t xml:space="preserve">xml2</w:t>
+      </w:r>
+      <w:r>
+        <w:t xml:space="preserve">,</w:t>
+      </w:r>
+      <w:r>
+        <w:t xml:space="preserve"> </w:t>
+      </w:r>
+      <w:r>
+        <w:rPr>
+          <w:rStyle w:val="VerbatimChar"/>
+        </w:rPr>
+        <w:t xml:space="preserve">ragg</w:t>
+      </w:r>
+      <w:r>
+        <w:t xml:space="preserve">,</w:t>
+      </w:r>
+      <w:r>
+        <w:t xml:space="preserve"> </w:t>
+      </w:r>
+      <w:r>
+        <w:rPr>
+          <w:rStyle w:val="VerbatimChar"/>
+        </w:rPr>
+        <w:t xml:space="preserve">textshaping</w:t>
+      </w:r>
+      <w:r>
+        <w:t xml:space="preserve">,</w:t>
+      </w:r>
+      <w:r>
+        <w:t xml:space="preserve"> </w:t>
+      </w:r>
+      <w:r>
+        <w:rPr>
+          <w:rStyle w:val="VerbatimChar"/>
+        </w:rPr>
+        <w:t xml:space="preserve">git2r</w:t>
+      </w:r>
+      <w:r>
+        <w:t xml:space="preserve">, entre otros.</w:t>
+      </w:r>
+    </w:p>
+    <w:bookmarkEnd w:id="68"/>
+    <w:bookmarkStart w:id="69" w:name="ejemplo-para-arch-linux"/>
+    <w:p>
+      <w:pPr>
+        <w:pStyle w:val="Heading3"/>
+      </w:pPr>
+      <w:r>
+        <w:t xml:space="preserve">1.10.2 9.2. Ejemplo para Arch Linux</w:t>
+      </w:r>
+    </w:p>
+    <w:p>
+      <w:pPr>
+        <w:pStyle w:val="FirstParagraph"/>
+      </w:pPr>
+      <w:r>
+        <w:t xml:space="preserve">En Arch, la mayoría de estas bibliotecas suelen instalarse automáticamente como dependencias declaradas en el</w:t>
+      </w:r>
+      <w:r>
+        <w:t xml:space="preserve"> </w:t>
+      </w:r>
+      <w:r>
+        <w:rPr>
+          <w:rStyle w:val="VerbatimChar"/>
+        </w:rPr>
+        <w:t xml:space="preserve">PKGBUILD</w:t>
+      </w:r>
+      <w:r>
+        <w:t xml:space="preserve"> </w:t>
+      </w:r>
+      <w:r>
+        <w:t xml:space="preserve">del paquete</w:t>
+      </w:r>
+      <w:r>
+        <w:t xml:space="preserve"> </w:t>
+      </w:r>
+      <w:r>
+        <w:rPr>
+          <w:rStyle w:val="VerbatimChar"/>
+        </w:rPr>
+        <w:t xml:space="preserve">r-*</w:t>
+      </w:r>
+      <w:r>
+        <w:t xml:space="preserve"> </w:t>
+      </w:r>
+      <w:r>
+        <w:t xml:space="preserve">correspondiente o se resuelven directamente al compilar con</w:t>
+      </w:r>
+      <w:r>
+        <w:t xml:space="preserve"> </w:t>
+      </w:r>
+      <w:r>
+        <w:rPr>
+          <w:rStyle w:val="VerbatimChar"/>
+        </w:rPr>
+        <w:t xml:space="preserve">install.packages()</w:t>
+      </w:r>
+      <w:r>
+        <w:t xml:space="preserve">, siempre que tengas el grupo</w:t>
+      </w:r>
+      <w:r>
+        <w:t xml:space="preserve"> </w:t>
+      </w:r>
+      <w:r>
+        <w:rPr>
+          <w:rStyle w:val="VerbatimChar"/>
+        </w:rPr>
+        <w:t xml:space="preserve">base-devel</w:t>
+      </w:r>
+      <w:r>
+        <w:t xml:space="preserve"> </w:t>
+      </w:r>
+      <w:r>
+        <w:t xml:space="preserve">instalado:</w:t>
+      </w:r>
+    </w:p>
+    <w:p>
+      <w:pPr>
+        <w:pStyle w:val="SourceCode"/>
+      </w:pPr>
+      <w:r>
+        <w:rPr>
+          <w:rStyle w:val="FunctionTok"/>
+        </w:rPr>
+        <w:t xml:space="preserve">sudo</w:t>
+      </w:r>
+      <w:r>
+        <w:rPr>
+          <w:rStyle w:val="NormalTok"/>
+        </w:rPr>
+        <w:t xml:space="preserve"> pacman </w:t>
+      </w:r>
+      <w:r>
+        <w:rPr>
+          <w:rStyle w:val="AttributeTok"/>
+        </w:rPr>
+        <w:t xml:space="preserve">-S</w:t>
+      </w:r>
+      <w:r>
+        <w:rPr>
+          <w:rStyle w:val="NormalTok"/>
+        </w:rPr>
+        <w:t xml:space="preserve"> </w:t>
+      </w:r>
+      <w:r>
+        <w:rPr>
+          <w:rStyle w:val="AttributeTok"/>
+        </w:rPr>
+        <w:t xml:space="preserve">--needed</w:t>
+      </w:r>
+      <w:r>
+        <w:rPr>
+          <w:rStyle w:val="NormalTok"/>
+        </w:rPr>
+        <w:t xml:space="preserve"> base-devel</w:t>
+      </w:r>
+    </w:p>
+    <w:bookmarkEnd w:id="69"/>
+    <w:bookmarkStart w:id="70" w:name="detección-automática-de-dependencias"/>
+    <w:p>
+      <w:pPr>
+        <w:pStyle w:val="Heading3"/>
+      </w:pPr>
+      <w:r>
+        <w:t xml:space="preserve">1.10.3 9.3. Detección automática de dependencias</w:t>
+      </w:r>
+    </w:p>
+    <w:p>
+      <w:pPr>
+        <w:pStyle w:val="FirstParagraph"/>
+      </w:pPr>
+      <w:r>
+        <w:t xml:space="preserve">Posit ofrece una herramienta de</w:t>
+      </w:r>
+      <w:r>
+        <w:t xml:space="preserve"> </w:t>
+      </w:r>
+      <w:r>
+        <w:rPr>
+          <w:b/>
+          <w:bCs/>
+        </w:rPr>
+        <w:t xml:space="preserve">detección de dependencias de sistema</w:t>
+      </w:r>
+      <w:r>
+        <w:t xml:space="preserve"> </w:t>
+      </w:r>
+      <w:r>
+        <w:t xml:space="preserve">que analiza qué bibliotecas de sistema requiere un conjunto de paquetes de R antes de instalarlos, evitando errores de compilación. Es útil si planeas instalar muchos paquetes de una sola vez (por ejemplo, en un servidor o máquina nueva). Consulta la documentación oficial de Posit (</w:t>
+      </w:r>
+      <w:r>
+        <w:t xml:space="preserve">“System Dependency Detection”</w:t>
+      </w:r>
+      <w:r>
+        <w:t xml:space="preserve">) para más detalles sobre su uso.</w:t>
+      </w:r>
+    </w:p>
+    <w:p>
+      <w:r>
+        <w:pict>
+          <v:rect style="width:0;height:1.5pt" o:hralign="center" o:hrstd="t" o:hr="t"/>
+        </w:pict>
+      </w:r>
+    </w:p>
+    <w:bookmarkEnd w:id="70"/>
+    <w:bookmarkEnd w:id="71"/>
+    <w:bookmarkStart w:id="77" w:name="gestión-de-paquetes-de-r"/>
+    <w:p>
+      <w:pPr>
+        <w:pStyle w:val="Heading2"/>
+      </w:pPr>
+      <w:r>
+        <w:t xml:space="preserve">1.11 10. Gestión de paquetes de R</w:t>
+      </w:r>
+    </w:p>
+    <w:bookmarkStart w:id="72" w:name="instalar-paquetes-desde-cran"/>
+    <w:p>
+      <w:pPr>
+        <w:pStyle w:val="Heading3"/>
+      </w:pPr>
+      <w:r>
+        <w:t xml:space="preserve">1.11.1 10.1. Instalar paquetes desde CRAN</w:t>
+      </w:r>
+    </w:p>
+    <w:p>
+      <w:pPr>
+        <w:pStyle w:val="FirstParagraph"/>
+      </w:pPr>
+      <w:r>
+        <w:t xml:space="preserve">Desde la consola de R (en cualquier sistema operativo):</w:t>
+      </w:r>
+    </w:p>
+    <w:p>
+      <w:pPr>
+        <w:pStyle w:val="SourceCode"/>
+      </w:pPr>
+      <w:r>
+        <w:rPr>
+          <w:rStyle w:val="FunctionTok"/>
+        </w:rPr>
+        <w:t xml:space="preserve">install.packages</w:t>
+      </w:r>
+      <w:r>
+        <w:rPr>
+          <w:rStyle w:val="NormalTok"/>
+        </w:rPr>
+        <w:t xml:space="preserve">(</w:t>
+      </w:r>
+      <w:r>
+        <w:rPr>
+          <w:rStyle w:val="StringTok"/>
+        </w:rPr>
+        <w:t xml:space="preserve">"ggplot2"</w:t>
+      </w:r>
+      <w:r>
+        <w:rPr>
+          <w:rStyle w:val="NormalTok"/>
+        </w:rPr>
+        <w:t xml:space="preserve">)</w:t>
+      </w:r>
+      <w:r>
+        <w:br/>
+      </w:r>
+      <w:r>
+        <w:rPr>
+          <w:rStyle w:val="FunctionTok"/>
+        </w:rPr>
+        <w:t xml:space="preserve">install.packages</w:t>
+      </w:r>
+      <w:r>
+        <w:rPr>
+          <w:rStyle w:val="NormalTok"/>
+        </w:rPr>
+        <w:t xml:space="preserve">(</w:t>
+      </w:r>
+      <w:r>
+        <w:rPr>
+          <w:rStyle w:val="FunctionTok"/>
+        </w:rPr>
+        <w:t xml:space="preserve">c</w:t>
+      </w:r>
+      <w:r>
+        <w:rPr>
+          <w:rStyle w:val="NormalTok"/>
+        </w:rPr>
+        <w:t xml:space="preserve">(</w:t>
+      </w:r>
+      <w:r>
+        <w:rPr>
+          <w:rStyle w:val="StringTok"/>
+        </w:rPr>
+        <w:t xml:space="preserve">"dplyr"</w:t>
+      </w:r>
+      <w:r>
+        <w:rPr>
+          <w:rStyle w:val="NormalTok"/>
+        </w:rPr>
+        <w:t xml:space="preserve">, </w:t>
+      </w:r>
+      <w:r>
+        <w:rPr>
+          <w:rStyle w:val="StringTok"/>
+        </w:rPr>
+        <w:t xml:space="preserve">"tidyr"</w:t>
+      </w:r>
+      <w:r>
+        <w:rPr>
+          <w:rStyle w:val="NormalTok"/>
+        </w:rPr>
+        <w:t xml:space="preserve">, </w:t>
+      </w:r>
+      <w:r>
+        <w:rPr>
+          <w:rStyle w:val="StringTok"/>
+        </w:rPr>
+        <w:t xml:space="preserve">"readr"</w:t>
+      </w:r>
+      <w:r>
+        <w:rPr>
+          <w:rStyle w:val="NormalTok"/>
+        </w:rPr>
+        <w:t xml:space="preserve">))  </w:t>
+      </w:r>
+      <w:r>
+        <w:rPr>
+          <w:rStyle w:val="CommentTok"/>
+        </w:rPr>
+        <w:t xml:space="preserve"># instalación múltiple</w:t>
+      </w:r>
+    </w:p>
+    <w:bookmarkEnd w:id="72"/>
+    <w:bookmarkStart w:id="73" w:name="cargar-un-paquete-instalado"/>
+    <w:p>
+      <w:pPr>
+        <w:pStyle w:val="Heading3"/>
+      </w:pPr>
+      <w:r>
+        <w:t xml:space="preserve">1.11.2 10.2. Cargar un paquete instalado</w:t>
+      </w:r>
+    </w:p>
+    <w:p>
+      <w:pPr>
+        <w:pStyle w:val="SourceCode"/>
+      </w:pPr>
+      <w:r>
+        <w:rPr>
+          <w:rStyle w:val="FunctionTok"/>
+        </w:rPr>
+        <w:t xml:space="preserve">library</w:t>
+      </w:r>
+      <w:r>
+        <w:rPr>
+          <w:rStyle w:val="NormalTok"/>
+        </w:rPr>
+        <w:t xml:space="preserve">(ggplot2)</w:t>
+      </w:r>
+    </w:p>
+    <w:bookmarkEnd w:id="73"/>
+    <w:bookmarkStart w:id="74" w:name="actualizar-todos-los-paquetes-instalados"/>
+    <w:p>
+      <w:pPr>
+        <w:pStyle w:val="Heading3"/>
+      </w:pPr>
+      <w:r>
+        <w:t xml:space="preserve">1.11.3 10.3. Actualizar todos los paquetes instalados</w:t>
+      </w:r>
+    </w:p>
+    <w:p>
+      <w:pPr>
+        <w:pStyle w:val="SourceCode"/>
+      </w:pPr>
+      <w:r>
+        <w:rPr>
+          <w:rStyle w:val="FunctionTok"/>
+        </w:rPr>
+        <w:t xml:space="preserve">update.packages</w:t>
+      </w:r>
+      <w:r>
+        <w:rPr>
+          <w:rStyle w:val="NormalTok"/>
+        </w:rPr>
+        <w:t xml:space="preserve">(</w:t>
+      </w:r>
+      <w:r>
+        <w:rPr>
+          <w:rStyle w:val="AttributeTok"/>
+        </w:rPr>
+        <w:t xml:space="preserve">ask =</w:t>
+      </w:r>
+      <w:r>
+        <w:rPr>
+          <w:rStyle w:val="NormalTok"/>
+        </w:rPr>
+        <w:t xml:space="preserve"> </w:t>
+      </w:r>
+      <w:r>
+        <w:rPr>
+          <w:rStyle w:val="ConstantTok"/>
+        </w:rPr>
+        <w:t xml:space="preserve">FALSE</w:t>
+      </w:r>
+      <w:r>
+        <w:rPr>
+          <w:rStyle w:val="NormalTok"/>
+        </w:rPr>
+        <w:t xml:space="preserve">)</w:t>
+      </w:r>
+    </w:p>
+    <w:bookmarkEnd w:id="74"/>
+    <w:bookmarkStart w:id="75" w:name="ver-la-biblioteca-de-paquetes-activa"/>
+    <w:p>
+      <w:pPr>
+        <w:pStyle w:val="Heading3"/>
+      </w:pPr>
+      <w:r>
+        <w:t xml:space="preserve">1.11.4 10.4. Ver la biblioteca de paquetes activa</w:t>
+      </w:r>
+    </w:p>
+    <w:p>
+      <w:pPr>
+        <w:pStyle w:val="SourceCode"/>
+      </w:pPr>
+      <w:r>
+        <w:rPr>
+          <w:rStyle w:val="FunctionTok"/>
+        </w:rPr>
+        <w:t xml:space="preserve">.libPaths</w:t>
+      </w:r>
+      <w:r>
+        <w:rPr>
+          <w:rStyle w:val="NormalTok"/>
+        </w:rPr>
+        <w:t xml:space="preserve">()</w:t>
+      </w:r>
+    </w:p>
+    <w:bookmarkEnd w:id="75"/>
+    <w:bookmarkStart w:id="76" w:name="X93863c2c65cf011ff8640b56c48a2f00e6fd0a6"/>
+    <w:p>
+      <w:pPr>
+        <w:pStyle w:val="Heading3"/>
+      </w:pPr>
+      <w:r>
+        <w:t xml:space="preserve">1.11.5 10.5. Instalar paquetes desde GitHub (requiere</w:t>
+      </w:r>
+      <w:r>
+        <w:t xml:space="preserve"> </w:t>
+      </w:r>
+      <w:r>
+        <w:rPr>
+          <w:rStyle w:val="VerbatimChar"/>
+        </w:rPr>
+        <w:t xml:space="preserve">remotes</w:t>
+      </w:r>
+      <w:r>
+        <w:t xml:space="preserve"> </w:t>
+      </w:r>
+      <w:r>
+        <w:t xml:space="preserve">o</w:t>
+      </w:r>
+      <w:r>
+        <w:t xml:space="preserve"> </w:t>
+      </w:r>
+      <w:r>
+        <w:rPr>
+          <w:rStyle w:val="VerbatimChar"/>
+        </w:rPr>
+        <w:t xml:space="preserve">devtools</w:t>
+      </w:r>
+      <w:r>
+        <w:t xml:space="preserve">)</w:t>
+      </w:r>
+    </w:p>
+    <w:p>
+      <w:pPr>
+        <w:pStyle w:val="SourceCode"/>
+      </w:pPr>
+      <w:r>
+        <w:rPr>
+          <w:rStyle w:val="FunctionTok"/>
+        </w:rPr>
+        <w:t xml:space="preserve">install.packages</w:t>
+      </w:r>
+      <w:r>
+        <w:rPr>
+          <w:rStyle w:val="NormalTok"/>
+        </w:rPr>
+        <w:t xml:space="preserve">(</w:t>
+      </w:r>
+      <w:r>
+        <w:rPr>
+          <w:rStyle w:val="StringTok"/>
+        </w:rPr>
+        <w:t xml:space="preserve">"remotes"</w:t>
+      </w:r>
+      <w:r>
+        <w:rPr>
+          <w:rStyle w:val="NormalTok"/>
+        </w:rPr>
+        <w:t xml:space="preserve">)</w:t>
+      </w:r>
+      <w:r>
+        <w:br/>
+      </w:r>
+      <w:r>
+        <w:rPr>
+          <w:rStyle w:val="NormalTok"/>
+        </w:rPr>
+        <w:t xml:space="preserve">remotes</w:t>
+      </w:r>
+      <w:r>
+        <w:rPr>
+          <w:rStyle w:val="SpecialCharTok"/>
+        </w:rPr>
+        <w:t xml:space="preserve">::</w:t>
+      </w:r>
+      <w:r>
+        <w:rPr>
+          <w:rStyle w:val="FunctionTok"/>
+        </w:rPr>
+        <w:t xml:space="preserve">install_github</w:t>
+      </w:r>
+      <w:r>
+        <w:rPr>
+          <w:rStyle w:val="NormalTok"/>
+        </w:rPr>
+        <w:t xml:space="preserve">(</w:t>
+      </w:r>
+      <w:r>
+        <w:rPr>
+          <w:rStyle w:val="StringTok"/>
+        </w:rPr>
+        <w:t xml:space="preserve">"usuario/repositorio"</w:t>
+      </w:r>
+      <w:r>
+        <w:rPr>
+          <w:rStyle w:val="NormalTok"/>
+        </w:rPr>
+        <w:t xml:space="preserve">)</w:t>
+      </w:r>
+    </w:p>
+    <w:p>
+      <w:r>
+        <w:pict>
+          <v:rect style="width:0;height:1.5pt" o:hralign="center" o:hrstd="t" o:hr="t"/>
+        </w:pict>
+      </w:r>
+    </w:p>
+    <w:bookmarkEnd w:id="76"/>
+    <w:bookmarkEnd w:id="77"/>
+    <w:bookmarkStart w:id="82" w:name="actualización-y-desinstalación"/>
+    <w:p>
+      <w:pPr>
+        <w:pStyle w:val="Heading2"/>
+      </w:pPr>
+      <w:r>
+        <w:t xml:space="preserve">1.12 11. Actualización y desinstalación</w:t>
+      </w:r>
+    </w:p>
+    <w:bookmarkStart w:id="78" w:name="X14de3c3143db0960b37fb4d0fab546722e0600d"/>
+    <w:p>
+      <w:pPr>
+        <w:pStyle w:val="Heading3"/>
+      </w:pPr>
+      <w:r>
+        <w:t xml:space="preserve">1.12.1 11.1. Actualizar R en Kubuntu/Ubuntu (repositorio CRAN)</w:t>
+      </w:r>
+    </w:p>
+    <w:p>
+      <w:pPr>
+        <w:pStyle w:val="SourceCode"/>
+      </w:pPr>
+      <w:r>
+        <w:rPr>
+          <w:rStyle w:val="FunctionTok"/>
+        </w:rPr>
+        <w:t xml:space="preserve">sudo</w:t>
+      </w:r>
+      <w:r>
+        <w:rPr>
+          <w:rStyle w:val="NormalTok"/>
+        </w:rPr>
+        <w:t xml:space="preserve"> apt update</w:t>
+      </w:r>
+      <w:r>
+        <w:br/>
+      </w:r>
+      <w:r>
+        <w:rPr>
+          <w:rStyle w:val="FunctionTok"/>
+        </w:rPr>
+        <w:t xml:space="preserve">sudo</w:t>
+      </w:r>
+      <w:r>
+        <w:rPr>
+          <w:rStyle w:val="NormalTok"/>
+        </w:rPr>
+        <w:t xml:space="preserve"> apt upgrade r-base</w:t>
+      </w:r>
+    </w:p>
+    <w:bookmarkEnd w:id="78"/>
+    <w:bookmarkStart w:id="79" w:name="actualizar-r-en-arch-linux"/>
+    <w:p>
+      <w:pPr>
+        <w:pStyle w:val="Heading3"/>
+      </w:pPr>
+      <w:r>
+        <w:t xml:space="preserve">1.12.2 11.2. Actualizar R en Arch Linux</w:t>
+      </w:r>
+    </w:p>
+    <w:p>
+      <w:pPr>
+        <w:pStyle w:val="FirstParagraph"/>
+      </w:pPr>
+      <w:r>
+        <w:t xml:space="preserve">Arch usa un modelo de lanzamiento continuo (</w:t>
+      </w:r>
+      <w:r>
+        <w:rPr>
+          <w:i/>
+          <w:iCs/>
+        </w:rPr>
+        <w:t xml:space="preserve">rolling release</w:t>
+      </w:r>
+      <w:r>
+        <w:t xml:space="preserve">); R se actualiza junto con el resto del sistema:</w:t>
+      </w:r>
+    </w:p>
+    <w:p>
+      <w:pPr>
+        <w:pStyle w:val="SourceCode"/>
+      </w:pPr>
+      <w:r>
+        <w:rPr>
+          <w:rStyle w:val="FunctionTok"/>
+        </w:rPr>
+        <w:t xml:space="preserve">sudo</w:t>
+      </w:r>
+      <w:r>
+        <w:rPr>
+          <w:rStyle w:val="NormalTok"/>
+        </w:rPr>
+        <w:t xml:space="preserve"> pacman </w:t>
+      </w:r>
+      <w:r>
+        <w:rPr>
+          <w:rStyle w:val="AttributeTok"/>
+        </w:rPr>
+        <w:t xml:space="preserve">-Syu</w:t>
+      </w:r>
+    </w:p>
+    <w:bookmarkEnd w:id="79"/>
+    <w:bookmarkStart w:id="80" w:name="actualizar-rstudio-desktop"/>
+    <w:p>
+      <w:pPr>
+        <w:pStyle w:val="Heading3"/>
+      </w:pPr>
+      <w:r>
+        <w:t xml:space="preserve">1.12.3 11.3. Actualizar RStudio Desktop</w:t>
+      </w:r>
+    </w:p>
+    <w:p>
+      <w:pPr>
+        <w:pStyle w:val="FirstParagraph"/>
+      </w:pPr>
+      <w:r>
+        <w:t xml:space="preserve">En todos los sistemas, la actualización de RStudio Desktop se realiza descargando e instalando el nuevo paquete/instalador desde la página oficial de descargas (no existe, en la edición open-source, un mecanismo de auto-actualización integrado en la aplicación). En Arch vía AUR, basta con actualizar el paquete con tu ayudante de AUR habitual (</w:t>
+      </w:r>
+      <w:r>
+        <w:rPr>
+          <w:rStyle w:val="VerbatimChar"/>
+        </w:rPr>
+        <w:t xml:space="preserve">yay -Syu</w:t>
+      </w:r>
+      <w:r>
+        <w:t xml:space="preserve">, por ejemplo).</w:t>
+      </w:r>
+    </w:p>
+    <w:bookmarkEnd w:id="80"/>
+    <w:bookmarkStart w:id="81" w:name="desinstalación"/>
+    <w:p>
+      <w:pPr>
+        <w:pStyle w:val="Heading3"/>
+      </w:pPr>
+      <w:r>
+        <w:t xml:space="preserve">1.12.4 11.4. Desinstalación</w:t>
+      </w:r>
+    </w:p>
+    <w:p>
+      <w:pPr>
+        <w:pStyle w:val="FirstParagraph"/>
+      </w:pPr>
+      <w:r>
+        <w:rPr>
+          <w:b/>
+          <w:bCs/>
+        </w:rPr>
+        <w:t xml:space="preserve">Kubuntu/Ubuntu:</w:t>
+      </w:r>
+    </w:p>
+    <w:p>
+      <w:pPr>
+        <w:pStyle w:val="SourceCode"/>
+      </w:pPr>
+      <w:r>
+        <w:rPr>
+          <w:rStyle w:val="FunctionTok"/>
+        </w:rPr>
+        <w:t xml:space="preserve">sudo</w:t>
+      </w:r>
+      <w:r>
+        <w:rPr>
+          <w:rStyle w:val="NormalTok"/>
+        </w:rPr>
+        <w:t xml:space="preserve"> apt remove r-base r-base-dev</w:t>
+      </w:r>
+      <w:r>
+        <w:br/>
+      </w:r>
+      <w:r>
+        <w:rPr>
+          <w:rStyle w:val="FunctionTok"/>
+        </w:rPr>
+        <w:t xml:space="preserve">sudo</w:t>
+      </w:r>
+      <w:r>
+        <w:rPr>
+          <w:rStyle w:val="NormalTok"/>
+        </w:rPr>
+        <w:t xml:space="preserve"> apt remove rstudio</w:t>
+      </w:r>
+    </w:p>
+    <w:p>
+      <w:pPr>
+        <w:pStyle w:val="FirstParagraph"/>
+      </w:pPr>
+      <w:r>
+        <w:rPr>
+          <w:b/>
+          <w:bCs/>
+        </w:rPr>
+        <w:t xml:space="preserve">Arch Linux:</w:t>
+      </w:r>
+    </w:p>
+    <w:p>
+      <w:pPr>
+        <w:pStyle w:val="SourceCode"/>
+      </w:pPr>
+      <w:r>
+        <w:rPr>
+          <w:rStyle w:val="FunctionTok"/>
+        </w:rPr>
+        <w:t xml:space="preserve">sudo</w:t>
+      </w:r>
+      <w:r>
+        <w:rPr>
+          <w:rStyle w:val="NormalTok"/>
+        </w:rPr>
+        <w:t xml:space="preserve"> pacman </w:t>
+      </w:r>
+      <w:r>
+        <w:rPr>
+          <w:rStyle w:val="AttributeTok"/>
+        </w:rPr>
+        <w:t xml:space="preserve">-Rns</w:t>
+      </w:r>
+      <w:r>
+        <w:rPr>
+          <w:rStyle w:val="NormalTok"/>
+        </w:rPr>
+        <w:t xml:space="preserve"> r</w:t>
+      </w:r>
+      <w:r>
+        <w:br/>
+      </w:r>
+      <w:r>
+        <w:rPr>
+          <w:rStyle w:val="ExtensionTok"/>
+        </w:rPr>
+        <w:t xml:space="preserve">yay</w:t>
+      </w:r>
+      <w:r>
+        <w:rPr>
+          <w:rStyle w:val="NormalTok"/>
+        </w:rPr>
+        <w:t xml:space="preserve"> </w:t>
+      </w:r>
+      <w:r>
+        <w:rPr>
+          <w:rStyle w:val="AttributeTok"/>
+        </w:rPr>
+        <w:t xml:space="preserve">-Rns</w:t>
+      </w:r>
+      <w:r>
+        <w:rPr>
+          <w:rStyle w:val="NormalTok"/>
+        </w:rPr>
+        <w:t xml:space="preserve"> rstudio-desktop-bin   </w:t>
+      </w:r>
+      <w:r>
+        <w:rPr>
+          <w:rStyle w:val="CommentTok"/>
+        </w:rPr>
+        <w:t xml:space="preserve"># o rstudio-desktop, según cuál hayas instalado</w:t>
+      </w:r>
+    </w:p>
+    <w:p>
+      <w:pPr>
+        <w:pStyle w:val="FirstParagraph"/>
+      </w:pPr>
+      <w:r>
+        <w:rPr>
+          <w:b/>
+          <w:bCs/>
+        </w:rPr>
+        <w:t xml:space="preserve">Windows:</w:t>
+      </w:r>
+    </w:p>
+    <w:p>
+      <w:pPr>
+        <w:pStyle w:val="BodyText"/>
+      </w:pPr>
+      <w:r>
+        <w:t xml:space="preserve">Usa el panel</w:t>
+      </w:r>
+      <w:r>
+        <w:t xml:space="preserve"> </w:t>
+      </w:r>
+      <w:r>
+        <w:t xml:space="preserve">“Agregar o quitar programas”</w:t>
+      </w:r>
+      <w:r>
+        <w:t xml:space="preserve"> </w:t>
+      </w:r>
+      <w:r>
+        <w:t xml:space="preserve">de Windows y desinstala</w:t>
+      </w:r>
+      <w:r>
+        <w:t xml:space="preserve"> </w:t>
+      </w:r>
+      <w:r>
+        <w:t xml:space="preserve">“R”</w:t>
+      </w:r>
+      <w:r>
+        <w:t xml:space="preserve"> </w:t>
+      </w:r>
+      <w:r>
+        <w:t xml:space="preserve">y</w:t>
+      </w:r>
+      <w:r>
+        <w:t xml:space="preserve"> </w:t>
+      </w:r>
+      <w:r>
+        <w:t xml:space="preserve">“RStudio”</w:t>
+      </w:r>
+      <w:r>
+        <w:t xml:space="preserve"> </w:t>
+      </w:r>
+      <w:r>
+        <w:t xml:space="preserve">por separado, ya que son aplicaciones independientes.</w:t>
+      </w:r>
+    </w:p>
+    <w:p>
+      <w:r>
+        <w:pict>
+          <v:rect style="width:0;height:1.5pt" o:hralign="center" o:hrstd="t" o:hr="t"/>
+        </w:pict>
+      </w:r>
+    </w:p>
+    <w:bookmarkEnd w:id="81"/>
+    <w:bookmarkEnd w:id="82"/>
+    <w:bookmarkStart w:id="89" w:name="solución-de-problemas-comunes"/>
+    <w:p>
+      <w:pPr>
+        <w:pStyle w:val="Heading2"/>
+      </w:pPr>
+      <w:r>
+        <w:t xml:space="preserve">1.13 12. Solución de problemas comunes</w:t>
+      </w:r>
+    </w:p>
+    <w:bookmarkStart w:id="83" w:name="X369d36f0787e8fd20669a642a5b9f99d928e130"/>
+    <w:p>
+      <w:pPr>
+        <w:pStyle w:val="Heading3"/>
+      </w:pPr>
+      <w:r>
+        <w:t xml:space="preserve">1.13.1 12.1.</w:t>
+      </w:r>
+      <w:r>
+        <w:t xml:space="preserve"> </w:t>
+      </w:r>
+      <w:r>
+        <w:rPr>
+          <w:rStyle w:val="VerbatimChar"/>
+        </w:rPr>
+        <w:t xml:space="preserve">add-apt-repository: command not found</w:t>
+      </w:r>
+      <w:r>
+        <w:t xml:space="preserve"> </w:t>
+      </w:r>
+      <w:r>
+        <w:t xml:space="preserve">(Ubuntu/Kubuntu)</w:t>
+      </w:r>
+    </w:p>
+    <w:p>
+      <w:pPr>
+        <w:pStyle w:val="FirstParagraph"/>
+      </w:pPr>
+      <w:r>
+        <w:t xml:space="preserve">Falta el paquete</w:t>
+      </w:r>
+      <w:r>
+        <w:t xml:space="preserve"> </w:t>
+      </w:r>
+      <w:r>
+        <w:rPr>
+          <w:rStyle w:val="VerbatimChar"/>
+        </w:rPr>
+        <w:t xml:space="preserve">software-properties-common</w:t>
+      </w:r>
+      <w:r>
+        <w:t xml:space="preserve">. Instálalo con:</w:t>
+      </w:r>
+    </w:p>
+    <w:p>
+      <w:pPr>
+        <w:pStyle w:val="SourceCode"/>
+      </w:pPr>
+      <w:r>
+        <w:rPr>
+          <w:rStyle w:val="FunctionTok"/>
+        </w:rPr>
+        <w:t xml:space="preserve">sudo</w:t>
+      </w:r>
+      <w:r>
+        <w:rPr>
+          <w:rStyle w:val="NormalTok"/>
+        </w:rPr>
+        <w:t xml:space="preserve"> apt install software-properties-common</w:t>
+      </w:r>
+    </w:p>
+    <w:bookmarkEnd w:id="83"/>
+    <w:bookmarkStart w:id="84" w:name="Xb70757e640c2632eb8c8f4916405014f8af4f48"/>
+    <w:p>
+      <w:pPr>
+        <w:pStyle w:val="Heading3"/>
+      </w:pPr>
+      <w:r>
+        <w:t xml:space="preserve">1.13.2 12.2. Error de clave GPG no válida al añadir el repositorio CRAN</w:t>
+      </w:r>
+    </w:p>
+    <w:p>
+      <w:pPr>
+        <w:pStyle w:val="FirstParagraph"/>
+      </w:pPr>
+      <w:r>
+        <w:t xml:space="preserve">Verifica que la huella digital coincide con</w:t>
+      </w:r>
+      <w:r>
+        <w:t xml:space="preserve"> </w:t>
+      </w:r>
+      <w:r>
+        <w:rPr>
+          <w:rStyle w:val="VerbatimChar"/>
+        </w:rPr>
+        <w:t xml:space="preserve">E298A3A825C0D65DFD57CBB651716619E084DAB9</w:t>
+      </w:r>
+      <w:r>
+        <w:t xml:space="preserve">. Si la descarga de la clave falla, intenta nuevamente o usa un espejo de CRAN alternativo listado en https://cran.r-project.org/mirrors.html.</w:t>
+      </w:r>
+    </w:p>
+    <w:bookmarkEnd w:id="84"/>
+    <w:bookmarkStart w:id="85" w:name="X07de8590ea032bb3df8c16135fc172174af9d3c"/>
+    <w:p>
+      <w:pPr>
+        <w:pStyle w:val="Heading3"/>
+      </w:pPr>
+      <w:r>
+        <w:t xml:space="preserve">1.13.3 12.3. RStudio no detecta R recién instalado (Linux)</w:t>
+      </w:r>
+    </w:p>
+    <w:p>
+      <w:pPr>
+        <w:pStyle w:val="FirstParagraph"/>
+      </w:pPr>
+      <w:r>
+        <w:t xml:space="preserve">Cierra y vuelve a abrir RStudio. Si el problema persiste, revisa</w:t>
+      </w:r>
+      <w:r>
+        <w:t xml:space="preserve"> </w:t>
+      </w:r>
+      <w:r>
+        <w:rPr>
+          <w:rStyle w:val="VerbatimChar"/>
+        </w:rPr>
+        <w:t xml:space="preserve">Tools</w:t>
+      </w:r>
+      <w:r>
+        <w:t xml:space="preserve"> </w:t>
+      </w:r>
+      <w:r>
+        <w:t xml:space="preserve">→</w:t>
+      </w:r>
+      <w:r>
+        <w:t xml:space="preserve"> </w:t>
+      </w:r>
+      <w:r>
+        <w:rPr>
+          <w:rStyle w:val="VerbatimChar"/>
+        </w:rPr>
+        <w:t xml:space="preserve">Global Options</w:t>
+      </w:r>
+      <w:r>
+        <w:t xml:space="preserve"> </w:t>
+      </w:r>
+      <w:r>
+        <w:t xml:space="preserve">→</w:t>
+      </w:r>
+      <w:r>
+        <w:t xml:space="preserve"> </w:t>
+      </w:r>
+      <w:r>
+        <w:rPr>
+          <w:rStyle w:val="VerbatimChar"/>
+        </w:rPr>
+        <w:t xml:space="preserve">General</w:t>
+      </w:r>
+      <w:r>
+        <w:t xml:space="preserve"> </w:t>
+      </w:r>
+      <w:r>
+        <w:t xml:space="preserve">y selecciona manualmente la ruta del binario de R (normalmente</w:t>
+      </w:r>
+      <w:r>
+        <w:t xml:space="preserve"> </w:t>
+      </w:r>
+      <w:r>
+        <w:rPr>
+          <w:rStyle w:val="VerbatimChar"/>
+        </w:rPr>
+        <w:t xml:space="preserve">/usr/lib/R</w:t>
+      </w:r>
+      <w:r>
+        <w:t xml:space="preserve"> </w:t>
+      </w:r>
+      <w:r>
+        <w:t xml:space="preserve">en sistemas basados en Debian/Ubuntu, o</w:t>
+      </w:r>
+      <w:r>
+        <w:t xml:space="preserve"> </w:t>
+      </w:r>
+      <w:r>
+        <w:rPr>
+          <w:rStyle w:val="VerbatimChar"/>
+        </w:rPr>
+        <w:t xml:space="preserve">/usr/lib/R</w:t>
+      </w:r>
+      <w:r>
+        <w:t xml:space="preserve"> </w:t>
+      </w:r>
+      <w:r>
+        <w:t xml:space="preserve">también en Arch tras instalar el paquete</w:t>
+      </w:r>
+      <w:r>
+        <w:t xml:space="preserve"> </w:t>
+      </w:r>
+      <w:r>
+        <w:rPr>
+          <w:rStyle w:val="VerbatimChar"/>
+        </w:rPr>
+        <w:t xml:space="preserve">r</w:t>
+      </w:r>
+      <w:r>
+        <w:t xml:space="preserve">).</w:t>
+      </w:r>
+    </w:p>
+    <w:bookmarkEnd w:id="85"/>
+    <w:bookmarkStart w:id="86" w:name="Xbc9c265374a65730d771225a516876945525779"/>
+    <w:p>
+      <w:pPr>
+        <w:pStyle w:val="Heading3"/>
+      </w:pPr>
+      <w:r>
+        <w:t xml:space="preserve">1.13.4 12.4. Falla la compilación de un paquete de R por falta de una librería de sistema (Linux)</w:t>
+      </w:r>
+    </w:p>
+    <w:p>
+      <w:pPr>
+        <w:pStyle w:val="FirstParagraph"/>
+      </w:pPr>
+      <w:r>
+        <w:t xml:space="preserve">El mensaje de error en R suele indicar el nombre de la librería faltante (por ejemplo,</w:t>
+      </w:r>
+      <w:r>
+        <w:t xml:space="preserve"> </w:t>
+      </w:r>
+      <w:r>
+        <w:rPr>
+          <w:rStyle w:val="VerbatimChar"/>
+        </w:rPr>
+        <w:t xml:space="preserve">libcurl</w:t>
+      </w:r>
+      <w:r>
+        <w:t xml:space="preserve"> </w:t>
+      </w:r>
+      <w:r>
+        <w:t xml:space="preserve">o</w:t>
+      </w:r>
+      <w:r>
+        <w:t xml:space="preserve"> </w:t>
+      </w:r>
+      <w:r>
+        <w:rPr>
+          <w:rStyle w:val="VerbatimChar"/>
+        </w:rPr>
+        <w:t xml:space="preserve">libxml2</w:t>
+      </w:r>
+      <w:r>
+        <w:t xml:space="preserve">). Instala el paquete de desarrollo (</w:t>
+      </w:r>
+      <w:r>
+        <w:rPr>
+          <w:rStyle w:val="VerbatimChar"/>
+        </w:rPr>
+        <w:t xml:space="preserve">-dev</w:t>
+      </w:r>
+      <w:r>
+        <w:t xml:space="preserve"> </w:t>
+      </w:r>
+      <w:r>
+        <w:t xml:space="preserve">en Debian/Ubuntu, sin sufijo o con nombre equivalente en Arch) correspondiente y reintenta</w:t>
+      </w:r>
+      <w:r>
+        <w:t xml:space="preserve"> </w:t>
+      </w:r>
+      <w:r>
+        <w:rPr>
+          <w:rStyle w:val="VerbatimChar"/>
+        </w:rPr>
+        <w:t xml:space="preserve">install.packages()</w:t>
+      </w:r>
+      <w:r>
+        <w:t xml:space="preserve">.</w:t>
+      </w:r>
+    </w:p>
+    <w:bookmarkEnd w:id="86"/>
+    <w:bookmarkStart w:id="87" w:name="X924d197df50879e442b31d7dbdfb6bcab8159eb"/>
+    <w:p>
+      <w:pPr>
+        <w:pStyle w:val="Heading3"/>
+      </w:pPr>
+      <w:r>
+        <w:t xml:space="preserve">1.13.5 12.5. El paquete</w:t>
+      </w:r>
+      <w:r>
+        <w:t xml:space="preserve"> </w:t>
+      </w:r>
+      <w:r>
+        <w:rPr>
+          <w:rStyle w:val="VerbatimChar"/>
+        </w:rPr>
+        <w:t xml:space="preserve">rstudio-desktop</w:t>
+      </w:r>
+      <w:r>
+        <w:t xml:space="preserve"> </w:t>
+      </w:r>
+      <w:r>
+        <w:t xml:space="preserve">de AUR no compila tras una actualización del sistema (Arch)</w:t>
+      </w:r>
+    </w:p>
+    <w:p>
+      <w:pPr>
+        <w:pStyle w:val="FirstParagraph"/>
+      </w:pPr>
+      <w:r>
+        <w:t xml:space="preserve">Es un problema conocido y documentado en los comentarios del propio paquete AUR, generalmente vinculado a cambios en</w:t>
+      </w:r>
+      <w:r>
+        <w:t xml:space="preserve"> </w:t>
+      </w:r>
+      <w:r>
+        <w:rPr>
+          <w:rStyle w:val="VerbatimChar"/>
+        </w:rPr>
+        <w:t xml:space="preserve">libboost</w:t>
+      </w:r>
+      <w:r>
+        <w:t xml:space="preserve"> </w:t>
+      </w:r>
+      <w:r>
+        <w:t xml:space="preserve">u otras librerías del sistema. Prueba:</w:t>
+      </w:r>
+    </w:p>
+    <w:p>
+      <w:pPr>
+        <w:pStyle w:val="SourceCode"/>
+      </w:pPr>
+      <w:r>
+        <w:rPr>
+          <w:rStyle w:val="FunctionTok"/>
+        </w:rPr>
+        <w:t xml:space="preserve">sudo</w:t>
+      </w:r>
+      <w:r>
+        <w:rPr>
+          <w:rStyle w:val="NormalTok"/>
+        </w:rPr>
+        <w:t xml:space="preserve"> pacman </w:t>
+      </w:r>
+      <w:r>
+        <w:rPr>
+          <w:rStyle w:val="AttributeTok"/>
+        </w:rPr>
+        <w:t xml:space="preserve">-Syudd</w:t>
+      </w:r>
+    </w:p>
+    <w:p>
+      <w:pPr>
+        <w:pStyle w:val="FirstParagraph"/>
+      </w:pPr>
+      <w:r>
+        <w:t xml:space="preserve">antes de reconstruir, o cambia temporalmente al paquete</w:t>
+      </w:r>
+      <w:r>
+        <w:t xml:space="preserve"> </w:t>
+      </w:r>
+      <w:r>
+        <w:rPr>
+          <w:rStyle w:val="VerbatimChar"/>
+        </w:rPr>
+        <w:t xml:space="preserve">rstudio-desktop-bin</w:t>
+      </w:r>
+      <w:r>
+        <w:t xml:space="preserve">, que usa un binario precompilado y no depende de compilar contra las librerías actuales del sistema.</w:t>
+      </w:r>
+    </w:p>
+    <w:bookmarkEnd w:id="87"/>
+    <w:bookmarkStart w:id="88" w:name="X0fa98985d1f81398a31a0a0dee67283a05cd695"/>
+    <w:p>
+      <w:pPr>
+        <w:pStyle w:val="Heading3"/>
+      </w:pPr>
+      <w:r>
+        <w:t xml:space="preserve">1.13.6 12.6. En Windows,</w:t>
+      </w:r>
+      <w:r>
+        <w:t xml:space="preserve"> </w:t>
+      </w:r>
+      <w:r>
+        <w:rPr>
+          <w:rStyle w:val="VerbatimChar"/>
+        </w:rPr>
+        <w:t xml:space="preserve">R</w:t>
+      </w:r>
+      <w:r>
+        <w:t xml:space="preserve"> </w:t>
+      </w:r>
+      <w:r>
+        <w:t xml:space="preserve">no es reconocido como comando</w:t>
+      </w:r>
+    </w:p>
+    <w:p>
+      <w:pPr>
+        <w:pStyle w:val="FirstParagraph"/>
+      </w:pPr>
+      <w:r>
+        <w:t xml:space="preserve">El instalador de R para Windows no siempre agrega el ejecutable al</w:t>
+      </w:r>
+      <w:r>
+        <w:t xml:space="preserve"> </w:t>
+      </w:r>
+      <w:r>
+        <w:rPr>
+          <w:rStyle w:val="VerbatimChar"/>
+        </w:rPr>
+        <w:t xml:space="preserve">PATH</w:t>
+      </w:r>
+      <w:r>
+        <w:t xml:space="preserve"> </w:t>
+      </w:r>
+      <w:r>
+        <w:t xml:space="preserve">del sistema automáticamente. Agrega manualmente la ruta</w:t>
+      </w:r>
+      <w:r>
+        <w:t xml:space="preserve"> </w:t>
+      </w:r>
+      <w:r>
+        <w:rPr>
+          <w:rStyle w:val="VerbatimChar"/>
+        </w:rPr>
+        <w:t xml:space="preserve">bin</w:t>
+      </w:r>
+      <w:r>
+        <w:t xml:space="preserve"> </w:t>
+      </w:r>
+      <w:r>
+        <w:t xml:space="preserve">de tu instalación de R (p. ej.</w:t>
+      </w:r>
+      <w:r>
+        <w:t xml:space="preserve"> </w:t>
+      </w:r>
+      <w:r>
+        <w:rPr>
+          <w:rStyle w:val="VerbatimChar"/>
+        </w:rPr>
+        <w:t xml:space="preserve">C:\Program Files\R\R-X.X.X\bin\x64</w:t>
+      </w:r>
+      <w:r>
+        <w:t xml:space="preserve">) a la variable de entorno</w:t>
+      </w:r>
+      <w:r>
+        <w:t xml:space="preserve"> </w:t>
+      </w:r>
+      <w:r>
+        <w:rPr>
+          <w:rStyle w:val="VerbatimChar"/>
+        </w:rPr>
+        <w:t xml:space="preserve">PATH</w:t>
+      </w:r>
+      <w:r>
+        <w:t xml:space="preserve"> </w:t>
+      </w:r>
+      <w:r>
+        <w:t xml:space="preserve">desde el Panel de Control → Sistema → Configuración avanzada del sistema → Variables de entorno.</w:t>
+      </w:r>
+    </w:p>
+    <w:p>
+      <w:r>
+        <w:pict>
+          <v:rect style="width:0;height:1.5pt" o:hralign="center" o:hrstd="t" o:hr="t"/>
+        </w:pict>
+      </w:r>
+    </w:p>
+    <w:bookmarkEnd w:id="88"/>
+    <w:bookmarkEnd w:id="89"/>
+    <w:bookmarkStart w:id="90" w:name="referencias-oficiales"/>
+    <w:p>
+      <w:pPr>
+        <w:pStyle w:val="Heading2"/>
+      </w:pPr>
+      <w:r>
+        <w:t xml:space="preserve">1.14 13. Referencias oficiales</w:t>
+      </w:r>
+    </w:p>
+    <w:p>
+      <w:pPr>
+        <w:pStyle w:val="Compact"/>
+        <w:numPr>
+          <w:ilvl w:val="0"/>
+          <w:numId w:val="1011"/>
+        </w:numPr>
+      </w:pPr>
+      <w:r>
+        <w:rPr>
+          <w:b/>
+          <w:bCs/>
+        </w:rPr>
+        <w:t xml:space="preserve">CRAN — R Project</w:t>
+      </w:r>
+      <w:r>
+        <w:t xml:space="preserve">: https://cran.r-project.org/</w:t>
+      </w:r>
+    </w:p>
+    <w:p>
+      <w:pPr>
+        <w:pStyle w:val="Compact"/>
+        <w:numPr>
+          <w:ilvl w:val="0"/>
+          <w:numId w:val="1011"/>
+        </w:numPr>
+      </w:pPr>
+      <w:r>
+        <w:rPr>
+          <w:b/>
+          <w:bCs/>
+        </w:rPr>
+        <w:t xml:space="preserve">CRAN — Instrucciones para Ubuntu (breve)</w:t>
+      </w:r>
+      <w:r>
+        <w:t xml:space="preserve">: https://cran.r-project.org/bin/linux/ubuntu/</w:t>
+      </w:r>
+    </w:p>
+    <w:p>
+      <w:pPr>
+        <w:pStyle w:val="Compact"/>
+        <w:numPr>
+          <w:ilvl w:val="0"/>
+          <w:numId w:val="1011"/>
+        </w:numPr>
+      </w:pPr>
+      <w:r>
+        <w:rPr>
+          <w:b/>
+          <w:bCs/>
+        </w:rPr>
+        <w:t xml:space="preserve">CRAN — Instrucciones para Ubuntu (completas / README)</w:t>
+      </w:r>
+      <w:r>
+        <w:t xml:space="preserve">: https://cran.r-project.org/bin/linux/ubuntu/fullREADME.html</w:t>
+      </w:r>
+    </w:p>
+    <w:p>
+      <w:pPr>
+        <w:pStyle w:val="Compact"/>
+        <w:numPr>
+          <w:ilvl w:val="0"/>
+          <w:numId w:val="1011"/>
+        </w:numPr>
+      </w:pPr>
+      <w:r>
+        <w:rPr>
+          <w:b/>
+          <w:bCs/>
+        </w:rPr>
+        <w:t xml:space="preserve">CRAN — R para Windows</w:t>
+      </w:r>
+      <w:r>
+        <w:t xml:space="preserve">: https://cran.r-project.org/bin/windows/base/</w:t>
+      </w:r>
+    </w:p>
+    <w:p>
+      <w:pPr>
+        <w:pStyle w:val="Compact"/>
+        <w:numPr>
+          <w:ilvl w:val="0"/>
+          <w:numId w:val="1011"/>
+        </w:numPr>
+      </w:pPr>
+      <w:r>
+        <w:rPr>
+          <w:b/>
+          <w:bCs/>
+        </w:rPr>
+        <w:t xml:space="preserve">ArchWiki — R</w:t>
+      </w:r>
+      <w:r>
+        <w:t xml:space="preserve">: https://wiki.archlinux.org/title/R</w:t>
+      </w:r>
+    </w:p>
+    <w:p>
+      <w:pPr>
+        <w:pStyle w:val="Compact"/>
+        <w:numPr>
+          <w:ilvl w:val="0"/>
+          <w:numId w:val="1011"/>
+        </w:numPr>
+      </w:pPr>
+      <w:r>
+        <w:rPr>
+          <w:b/>
+          <w:bCs/>
+        </w:rPr>
+        <w:t xml:space="preserve">ArchWiki — Pacman</w:t>
+      </w:r>
+      <w:r>
+        <w:t xml:space="preserve">: https://wiki.archlinux.org/title/Pacman</w:t>
+      </w:r>
+    </w:p>
+    <w:p>
+      <w:pPr>
+        <w:pStyle w:val="Compact"/>
+        <w:numPr>
+          <w:ilvl w:val="0"/>
+          <w:numId w:val="1011"/>
+        </w:numPr>
+      </w:pPr>
+      <w:r>
+        <w:rPr>
+          <w:b/>
+          <w:bCs/>
+        </w:rPr>
+        <w:t xml:space="preserve">AUR — rstudio-desktop-bin</w:t>
+      </w:r>
+      <w:r>
+        <w:t xml:space="preserve">: https://aur.archlinux.org/packages/rstudio-desktop-bin</w:t>
+      </w:r>
+    </w:p>
+    <w:p>
+      <w:pPr>
+        <w:pStyle w:val="Compact"/>
+        <w:numPr>
+          <w:ilvl w:val="0"/>
+          <w:numId w:val="1011"/>
+        </w:numPr>
+      </w:pPr>
+      <w:r>
+        <w:rPr>
+          <w:b/>
+          <w:bCs/>
+        </w:rPr>
+        <w:t xml:space="preserve">AUR — rstudio-desktop</w:t>
+      </w:r>
+      <w:r>
+        <w:t xml:space="preserve">: https://aur.archlinux.org/packages/rstudio-desktop</w:t>
+      </w:r>
+    </w:p>
+    <w:p>
+      <w:pPr>
+        <w:pStyle w:val="Compact"/>
+        <w:numPr>
+          <w:ilvl w:val="0"/>
+          <w:numId w:val="1011"/>
+        </w:numPr>
+      </w:pPr>
+      <w:r>
+        <w:rPr>
+          <w:b/>
+          <w:bCs/>
+        </w:rPr>
+        <w:t xml:space="preserve">Posit — Descargas de RStudio Desktop</w:t>
+      </w:r>
+      <w:r>
+        <w:t xml:space="preserve">: https://posit.co/download/rstudio-desktop/</w:t>
+      </w:r>
+    </w:p>
+    <w:p>
+      <w:pPr>
+        <w:pStyle w:val="Compact"/>
+        <w:numPr>
+          <w:ilvl w:val="0"/>
+          <w:numId w:val="1011"/>
+        </w:numPr>
+      </w:pPr>
+      <w:r>
+        <w:rPr>
+          <w:b/>
+          <w:bCs/>
+        </w:rPr>
+        <w:t xml:space="preserve">Posit Docs — Instalación de R (Install R)</w:t>
+      </w:r>
+      <w:r>
+        <w:t xml:space="preserve">: https://docs.posit.co/resources/install-r.html</w:t>
+      </w:r>
+    </w:p>
+    <w:p>
+      <w:pPr>
+        <w:pStyle w:val="Compact"/>
+        <w:numPr>
+          <w:ilvl w:val="0"/>
+          <w:numId w:val="1011"/>
+        </w:numPr>
+      </w:pPr>
+      <w:r>
+        <w:rPr>
+          <w:b/>
+          <w:bCs/>
+        </w:rPr>
+        <w:t xml:space="preserve">Posit Docs — Soporte de plataformas</w:t>
+      </w:r>
+      <w:r>
+        <w:t xml:space="preserve">: https://docs.posit.co/platform-support.html</w:t>
+      </w:r>
+    </w:p>
+    <w:p>
+      <w:pPr>
+        <w:pStyle w:val="Compact"/>
+        <w:numPr>
+          <w:ilvl w:val="0"/>
+          <w:numId w:val="1011"/>
+        </w:numPr>
+      </w:pPr>
+      <w:r>
+        <w:rPr>
+          <w:b/>
+          <w:bCs/>
+        </w:rPr>
+        <w:t xml:space="preserve">Posit Docs — Guía del IDE de RStudio</w:t>
+      </w:r>
+      <w:r>
+        <w:t xml:space="preserve">: https://docs.posit.co/ide/user/</w:t>
+      </w:r>
+    </w:p>
+    <w:p>
+      <w:r>
+        <w:pict>
+          <v:rect style="width:0;height:1.5pt" o:hralign="center" o:hrstd="t" o:hr="t"/>
+        </w:pict>
+      </w:r>
+    </w:p>
+    <w:p>
+      <w:pPr>
+        <w:pStyle w:val="FirstParagraph"/>
+      </w:pPr>
+      <w:r>
+        <w:rPr>
+          <w:b/>
+          <w:bCs/>
+        </w:rPr>
+        <w:t xml:space="preserve">Edison Achalma</w:t>
+      </w:r>
+      <w:r>
+        <w:t xml:space="preserve"> </w:t>
+      </w:r>
+      <w:r>
+        <w:t xml:space="preserve">Economista — Universidad Nacional de San Cristóbal de Huamanga (UNSCH)</w:t>
+      </w:r>
+      <w:r>
+        <w:t xml:space="preserve"> </w:t>
+      </w:r>
+      <w:r>
+        <w:t xml:space="preserve">Ayacucho, Perú</w:t>
+      </w:r>
+      <w:r>
+        <w:t xml:space="preserve"> </w:t>
+      </w:r>
+      <w:r>
+        <w:t xml:space="preserve">ORCID:</w:t>
+      </w:r>
+      <w:r>
+        <w:t xml:space="preserve"> </w:t>
+      </w:r>
+      <w:hyperlink r:id="rId24">
+        <w:r>
+          <w:rPr>
+            <w:rStyle w:val="Hyperlink"/>
+          </w:rPr>
+          <w:t xml:space="preserve">0000-0001-6996-3364</w:t>
+        </w:r>
+      </w:hyperlink>
+    </w:p>
+    <w:bookmarkEnd w:id="90"/>
+    <w:bookmarkEnd w:id="91"/>
+    <w:bookmarkStart w:id="110" w:name="publicaciones-similares"/>
+    <w:p>
+      <w:pPr>
+        <w:pStyle w:val="Heading1"/>
+      </w:pPr>
+      <w:r>
+        <w:t xml:space="preserve">2. Publicaciones Similares</w:t>
+      </w:r>
+    </w:p>
+    <w:p>
+      <w:pPr>
+        <w:pStyle w:val="FirstParagraph"/>
+      </w:pPr>
+      <w:r>
+        <w:t xml:space="preserve">Si te interesó este artículo, te recomendamos que explores otros blogs y recursos relacionados que pueden ampliar tus conocimientos. Aquí te dejo algunas sugerencias:</w:t>
+      </w:r>
+    </w:p>
+    <w:p>
+      <w:pPr>
+        <w:pStyle w:val="Compact"/>
+        <w:numPr>
+          <w:ilvl w:val="0"/>
+          <w:numId w:val="1012"/>
+        </w:numPr>
+      </w:pPr>
+      <w:hyperlink r:id="rId92"/>
+      <w:r>
+        <w:t xml:space="preserve"> </w:t>
+      </w:r>
+      <w:hyperlink r:id="rId93">
         <w:r>
           <w:rPr>
             <w:rStyle w:val="Hyperlink"/>
@@ -1318,14 +5962,14 @@
         <w:pStyle w:val="Compact"/>
         <w:numPr>
           <w:ilvl w:val="0"/>
-          <w:numId w:val="1002"/>
+          <w:numId w:val="1012"/>
         </w:numPr>
       </w:pPr>
-      <w:hyperlink r:id="rId49"/>
-      <w:r>
-        <w:t xml:space="preserve"> </w:t>
-      </w:r>
-      <w:hyperlink r:id="rId50">
+      <w:hyperlink r:id="rId94"/>
+      <w:r>
+        <w:t xml:space="preserve"> </w:t>
+      </w:r>
+      <w:hyperlink r:id="rId95">
         <w:r>
           <w:rPr>
             <w:rStyle w:val="Hyperlink"/>
@@ -1339,14 +5983,14 @@
         <w:pStyle w:val="Compact"/>
         <w:numPr>
           <w:ilvl w:val="0"/>
-          <w:numId w:val="1002"/>
+          <w:numId w:val="1012"/>
         </w:numPr>
       </w:pPr>
-      <w:hyperlink r:id="rId51"/>
-      <w:r>
-        <w:t xml:space="preserve"> </w:t>
-      </w:r>
-      <w:hyperlink r:id="rId52">
+      <w:hyperlink r:id="rId96"/>
+      <w:r>
+        <w:t xml:space="preserve"> </w:t>
+      </w:r>
+      <w:hyperlink r:id="rId97">
         <w:r>
           <w:rPr>
             <w:rStyle w:val="Hyperlink"/>
@@ -1360,14 +6004,14 @@
         <w:pStyle w:val="Compact"/>
         <w:numPr>
           <w:ilvl w:val="0"/>
-          <w:numId w:val="1002"/>
+          <w:numId w:val="1012"/>
         </w:numPr>
       </w:pPr>
-      <w:hyperlink r:id="rId53"/>
-      <w:r>
-        <w:t xml:space="preserve"> </w:t>
-      </w:r>
-      <w:hyperlink r:id="rId54">
+      <w:hyperlink r:id="rId98"/>
+      <w:r>
+        <w:t xml:space="preserve"> </w:t>
+      </w:r>
+      <w:hyperlink r:id="rId99">
         <w:r>
           <w:rPr>
             <w:rStyle w:val="Hyperlink"/>
@@ -1381,14 +6025,14 @@
         <w:pStyle w:val="Compact"/>
         <w:numPr>
           <w:ilvl w:val="0"/>
-          <w:numId w:val="1002"/>
+          <w:numId w:val="1012"/>
         </w:numPr>
       </w:pPr>
-      <w:hyperlink r:id="rId55"/>
-      <w:r>
-        <w:t xml:space="preserve"> </w:t>
-      </w:r>
-      <w:hyperlink r:id="rId56">
+      <w:hyperlink r:id="rId100"/>
+      <w:r>
+        <w:t xml:space="preserve"> </w:t>
+      </w:r>
+      <w:hyperlink r:id="rId101">
         <w:r>
           <w:rPr>
             <w:rStyle w:val="Hyperlink"/>
@@ -1402,14 +6046,14 @@
         <w:pStyle w:val="Compact"/>
         <w:numPr>
           <w:ilvl w:val="0"/>
-          <w:numId w:val="1002"/>
+          <w:numId w:val="1012"/>
         </w:numPr>
       </w:pPr>
-      <w:hyperlink r:id="rId57"/>
-      <w:r>
-        <w:t xml:space="preserve"> </w:t>
-      </w:r>
-      <w:hyperlink r:id="rId58">
+      <w:hyperlink r:id="rId102"/>
+      <w:r>
+        <w:t xml:space="preserve"> </w:t>
+      </w:r>
+      <w:hyperlink r:id="rId103">
         <w:r>
           <w:rPr>
             <w:rStyle w:val="Hyperlink"/>
@@ -1423,14 +6067,14 @@
         <w:pStyle w:val="Compact"/>
         <w:numPr>
           <w:ilvl w:val="0"/>
-          <w:numId w:val="1002"/>
+          <w:numId w:val="1012"/>
         </w:numPr>
       </w:pPr>
-      <w:hyperlink r:id="rId59"/>
-      <w:r>
-        <w:t xml:space="preserve"> </w:t>
-      </w:r>
-      <w:hyperlink r:id="rId60">
+      <w:hyperlink r:id="rId104"/>
+      <w:r>
+        <w:t xml:space="preserve"> </w:t>
+      </w:r>
+      <w:hyperlink r:id="rId105">
         <w:r>
           <w:rPr>
             <w:rStyle w:val="Hyperlink"/>
@@ -1444,14 +6088,14 @@
         <w:pStyle w:val="Compact"/>
         <w:numPr>
           <w:ilvl w:val="0"/>
-          <w:numId w:val="1002"/>
+          <w:numId w:val="1012"/>
         </w:numPr>
       </w:pPr>
-      <w:hyperlink r:id="rId61"/>
-      <w:r>
-        <w:t xml:space="preserve"> </w:t>
-      </w:r>
-      <w:hyperlink r:id="rId62">
+      <w:hyperlink r:id="rId106"/>
+      <w:r>
+        <w:t xml:space="preserve"> </w:t>
+      </w:r>
+      <w:hyperlink r:id="rId107">
         <w:r>
           <w:rPr>
             <w:rStyle w:val="Hyperlink"/>
@@ -1465,14 +6109,14 @@
         <w:pStyle w:val="Compact"/>
         <w:numPr>
           <w:ilvl w:val="0"/>
-          <w:numId w:val="1002"/>
+          <w:numId w:val="1012"/>
         </w:numPr>
       </w:pPr>
-      <w:hyperlink r:id="rId63"/>
-      <w:r>
-        <w:t xml:space="preserve"> </w:t>
-      </w:r>
-      <w:hyperlink r:id="rId64">
+      <w:hyperlink r:id="rId108"/>
+      <w:r>
+        <w:t xml:space="preserve"> </w:t>
+      </w:r>
+      <w:hyperlink r:id="rId109">
         <w:r>
           <w:rPr>
             <w:rStyle w:val="Hyperlink"/>
@@ -1489,14 +6133,14 @@
         <w:t xml:space="preserve">Esperamos que encuentres estas publicaciones igualmente interesantes y útiles. ¡Disfruta de la lectura!</w:t>
       </w:r>
     </w:p>
-    <w:bookmarkEnd w:id="65"/>
+    <w:bookmarkEnd w:id="110"/>
     <w:sectPr>
-      <w:headerReference r:id="rId9" w:type="even"/>
-      <w:headerReference r:id="rId11" w:type="default"/>
-      <w:footerReference r:id="rId14" w:type="even"/>
-      <w:footerReference r:id="rId13" w:type="default"/>
-      <w:headerReference r:id="rId10" w:type="first"/>
-      <w:footerReference r:id="rId12" w:type="first"/>
+      <w:headerReference r:id="rId8" w:type="even"/>
+      <w:headerReference r:id="rId9" w:type="default"/>
+      <w:footerReference r:id="rId10" w:type="even"/>
+      <w:footerReference r:id="rId11" w:type="default"/>
+      <w:headerReference r:id="rId12" w:type="first"/>
+      <w:footerReference r:id="rId13" w:type="first"/>
       <w:pgSz w:h="15840" w:w="12240"/>
       <w:pgMar w:bottom="1440" w:footer="720" w:gutter="0" w:header="720" w:left="1440" w:right="1440" w:top="1440"/>
       <w:cols w:space="720"/>
@@ -1993,6 +6637,91 @@
       </w:pPr>
     </w:lvl>
   </w:abstractNum>
+  <w:abstractNum w:abstractNumId="99411">
+    <w:nsid w:val="00A99411"/>
+    <w:multiLevelType w:val="multilevel"/>
+    <w:lvl w:ilvl="0">
+      <w:start w:val="1"/>
+      <w:numFmt w:val="decimal"/>
+      <w:lvlText w:val="%1."/>
+      <w:lvlJc w:val="left"/>
+      <w:pPr>
+        <w:ind w:left="720" w:hanging="360"/>
+      </w:pPr>
+    </w:lvl>
+    <w:lvl w:ilvl="1">
+      <w:start w:val="1"/>
+      <w:numFmt w:val="decimal"/>
+      <w:lvlText w:val="%2."/>
+      <w:lvlJc w:val="left"/>
+      <w:pPr>
+        <w:ind w:left="1440" w:hanging="360"/>
+      </w:pPr>
+    </w:lvl>
+    <w:lvl w:ilvl="2">
+      <w:start w:val="1"/>
+      <w:numFmt w:val="decimal"/>
+      <w:lvlText w:val="%3."/>
+      <w:lvlJc w:val="left"/>
+      <w:pPr>
+        <w:ind w:left="2160" w:hanging="360"/>
+      </w:pPr>
+    </w:lvl>
+    <w:lvl w:ilvl="3">
+      <w:start w:val="1"/>
+      <w:numFmt w:val="decimal"/>
+      <w:lvlText w:val="%4."/>
+      <w:lvlJc w:val="left"/>
+      <w:pPr>
+        <w:ind w:left="2880" w:hanging="360"/>
+      </w:pPr>
+    </w:lvl>
+    <w:lvl w:ilvl="4">
+      <w:start w:val="1"/>
+      <w:numFmt w:val="decimal"/>
+      <w:lvlText w:val="%5."/>
+      <w:lvlJc w:val="left"/>
+      <w:pPr>
+        <w:ind w:left="3600" w:hanging="360"/>
+      </w:pPr>
+    </w:lvl>
+    <w:lvl w:ilvl="5">
+      <w:start w:val="1"/>
+      <w:numFmt w:val="decimal"/>
+      <w:lvlText w:val="%6."/>
+      <w:lvlJc w:val="left"/>
+      <w:pPr>
+        <w:ind w:left="4320" w:hanging="360"/>
+      </w:pPr>
+    </w:lvl>
+    <w:lvl w:ilvl="6">
+      <w:start w:val="1"/>
+      <w:numFmt w:val="decimal"/>
+      <w:lvlText w:val="%7."/>
+      <w:lvlJc w:val="left"/>
+      <w:pPr>
+        <w:ind w:left="5040" w:hanging="360"/>
+      </w:pPr>
+    </w:lvl>
+    <w:lvl w:ilvl="7">
+      <w:start w:val="1"/>
+      <w:numFmt w:val="decimal"/>
+      <w:lvlText w:val="%8."/>
+      <w:lvlJc w:val="left"/>
+      <w:pPr>
+        <w:ind w:left="5760" w:hanging="360"/>
+      </w:pPr>
+    </w:lvl>
+    <w:lvl w:ilvl="8">
+      <w:start w:val="1"/>
+      <w:numFmt w:val="decimal"/>
+      <w:lvlText w:val="%9."/>
+      <w:lvlJc w:val="left"/>
+      <w:pPr>
+        <w:ind w:left="6480" w:hanging="360"/>
+      </w:pPr>
+    </w:lvl>
+  </w:abstractNum>
   <w:abstractNum w:abstractNumId="991">
     <w:nsid w:val="0000A991"/>
     <w:multiLevelType w:val="multilevel"/>
@@ -2094,91 +6823,6 @@
       <w:rPr>
         <w:rFonts w:ascii="Wingdings" w:hAnsi="Wingdings" w:cs="Wingdings" w:hint="default"/>
       </w:rPr>
-    </w:lvl>
-  </w:abstractNum>
-  <w:abstractNum w:abstractNumId="99411">
-    <w:nsid w:val="00A99411"/>
-    <w:multiLevelType w:val="multilevel"/>
-    <w:lvl w:ilvl="0">
-      <w:start w:val="1"/>
-      <w:numFmt w:val="decimal"/>
-      <w:lvlText w:val="%1."/>
-      <w:lvlJc w:val="left"/>
-      <w:pPr>
-        <w:ind w:left="720" w:hanging="360"/>
-      </w:pPr>
-    </w:lvl>
-    <w:lvl w:ilvl="1">
-      <w:start w:val="1"/>
-      <w:numFmt w:val="decimal"/>
-      <w:lvlText w:val="%2."/>
-      <w:lvlJc w:val="left"/>
-      <w:pPr>
-        <w:ind w:left="1440" w:hanging="360"/>
-      </w:pPr>
-    </w:lvl>
-    <w:lvl w:ilvl="2">
-      <w:start w:val="1"/>
-      <w:numFmt w:val="decimal"/>
-      <w:lvlText w:val="%3."/>
-      <w:lvlJc w:val="left"/>
-      <w:pPr>
-        <w:ind w:left="2160" w:hanging="360"/>
-      </w:pPr>
-    </w:lvl>
-    <w:lvl w:ilvl="3">
-      <w:start w:val="1"/>
-      <w:numFmt w:val="decimal"/>
-      <w:lvlText w:val="%4."/>
-      <w:lvlJc w:val="left"/>
-      <w:pPr>
-        <w:ind w:left="2880" w:hanging="360"/>
-      </w:pPr>
-    </w:lvl>
-    <w:lvl w:ilvl="4">
-      <w:start w:val="1"/>
-      <w:numFmt w:val="decimal"/>
-      <w:lvlText w:val="%5."/>
-      <w:lvlJc w:val="left"/>
-      <w:pPr>
-        <w:ind w:left="3600" w:hanging="360"/>
-      </w:pPr>
-    </w:lvl>
-    <w:lvl w:ilvl="5">
-      <w:start w:val="1"/>
-      <w:numFmt w:val="decimal"/>
-      <w:lvlText w:val="%6."/>
-      <w:lvlJc w:val="left"/>
-      <w:pPr>
-        <w:ind w:left="4320" w:hanging="360"/>
-      </w:pPr>
-    </w:lvl>
-    <w:lvl w:ilvl="6">
-      <w:start w:val="1"/>
-      <w:numFmt w:val="decimal"/>
-      <w:lvlText w:val="%7."/>
-      <w:lvlJc w:val="left"/>
-      <w:pPr>
-        <w:ind w:left="5040" w:hanging="360"/>
-      </w:pPr>
-    </w:lvl>
-    <w:lvl w:ilvl="7">
-      <w:start w:val="1"/>
-      <w:numFmt w:val="decimal"/>
-      <w:lvlText w:val="%8."/>
-      <w:lvlJc w:val="left"/>
-      <w:pPr>
-        <w:ind w:left="5760" w:hanging="360"/>
-      </w:pPr>
-    </w:lvl>
-    <w:lvl w:ilvl="8">
-      <w:start w:val="1"/>
-      <w:numFmt w:val="decimal"/>
-      <w:lvlText w:val="%9."/>
-      <w:lvlJc w:val="left"/>
-      <w:pPr>
-        <w:ind w:left="6480" w:hanging="360"/>
-      </w:pPr>
     </w:lvl>
   </w:abstractNum>
   <w:num w16cid:durableId="423961382" w:numId="1">
@@ -2248,9 +6892,255 @@
     <w:abstractNumId w:val="990"/>
   </w:num>
   <w:num w:numId="1001">
+    <w:abstractNumId w:val="99411"/>
+    <w:lvlOverride w:ilvl="0">
+      <w:startOverride w:val="1"/>
+    </w:lvlOverride>
+    <w:lvlOverride w:ilvl="1">
+      <w:startOverride w:val="1"/>
+    </w:lvlOverride>
+    <w:lvlOverride w:ilvl="2">
+      <w:startOverride w:val="1"/>
+    </w:lvlOverride>
+    <w:lvlOverride w:ilvl="3">
+      <w:startOverride w:val="1"/>
+    </w:lvlOverride>
+    <w:lvlOverride w:ilvl="4">
+      <w:startOverride w:val="1"/>
+    </w:lvlOverride>
+    <w:lvlOverride w:ilvl="5">
+      <w:startOverride w:val="1"/>
+    </w:lvlOverride>
+    <w:lvlOverride w:ilvl="6">
+      <w:startOverride w:val="1"/>
+    </w:lvlOverride>
+    <w:lvlOverride w:ilvl="7">
+      <w:startOverride w:val="1"/>
+    </w:lvlOverride>
+    <w:lvlOverride w:ilvl="8">
+      <w:startOverride w:val="1"/>
+    </w:lvlOverride>
+  </w:num>
+  <w:num w:numId="1002">
+    <w:abstractNumId w:val="99411"/>
+    <w:lvlOverride w:ilvl="0">
+      <w:startOverride w:val="1"/>
+    </w:lvlOverride>
+    <w:lvlOverride w:ilvl="1">
+      <w:startOverride w:val="1"/>
+    </w:lvlOverride>
+    <w:lvlOverride w:ilvl="2">
+      <w:startOverride w:val="1"/>
+    </w:lvlOverride>
+    <w:lvlOverride w:ilvl="3">
+      <w:startOverride w:val="1"/>
+    </w:lvlOverride>
+    <w:lvlOverride w:ilvl="4">
+      <w:startOverride w:val="1"/>
+    </w:lvlOverride>
+    <w:lvlOverride w:ilvl="5">
+      <w:startOverride w:val="1"/>
+    </w:lvlOverride>
+    <w:lvlOverride w:ilvl="6">
+      <w:startOverride w:val="1"/>
+    </w:lvlOverride>
+    <w:lvlOverride w:ilvl="7">
+      <w:startOverride w:val="1"/>
+    </w:lvlOverride>
+    <w:lvlOverride w:ilvl="8">
+      <w:startOverride w:val="1"/>
+    </w:lvlOverride>
+  </w:num>
+  <w:num w:numId="1003">
     <w:abstractNumId w:val="991"/>
   </w:num>
-  <w:num w:numId="1002">
+  <w:num w:numId="1004">
+    <w:abstractNumId w:val="99411"/>
+    <w:lvlOverride w:ilvl="0">
+      <w:startOverride w:val="1"/>
+    </w:lvlOverride>
+    <w:lvlOverride w:ilvl="1">
+      <w:startOverride w:val="1"/>
+    </w:lvlOverride>
+    <w:lvlOverride w:ilvl="2">
+      <w:startOverride w:val="1"/>
+    </w:lvlOverride>
+    <w:lvlOverride w:ilvl="3">
+      <w:startOverride w:val="1"/>
+    </w:lvlOverride>
+    <w:lvlOverride w:ilvl="4">
+      <w:startOverride w:val="1"/>
+    </w:lvlOverride>
+    <w:lvlOverride w:ilvl="5">
+      <w:startOverride w:val="1"/>
+    </w:lvlOverride>
+    <w:lvlOverride w:ilvl="6">
+      <w:startOverride w:val="1"/>
+    </w:lvlOverride>
+    <w:lvlOverride w:ilvl="7">
+      <w:startOverride w:val="1"/>
+    </w:lvlOverride>
+    <w:lvlOverride w:ilvl="8">
+      <w:startOverride w:val="1"/>
+    </w:lvlOverride>
+  </w:num>
+  <w:num w:numId="1005">
+    <w:abstractNumId w:val="99411"/>
+    <w:lvlOverride w:ilvl="0">
+      <w:startOverride w:val="1"/>
+    </w:lvlOverride>
+    <w:lvlOverride w:ilvl="1">
+      <w:startOverride w:val="1"/>
+    </w:lvlOverride>
+    <w:lvlOverride w:ilvl="2">
+      <w:startOverride w:val="1"/>
+    </w:lvlOverride>
+    <w:lvlOverride w:ilvl="3">
+      <w:startOverride w:val="1"/>
+    </w:lvlOverride>
+    <w:lvlOverride w:ilvl="4">
+      <w:startOverride w:val="1"/>
+    </w:lvlOverride>
+    <w:lvlOverride w:ilvl="5">
+      <w:startOverride w:val="1"/>
+    </w:lvlOverride>
+    <w:lvlOverride w:ilvl="6">
+      <w:startOverride w:val="1"/>
+    </w:lvlOverride>
+    <w:lvlOverride w:ilvl="7">
+      <w:startOverride w:val="1"/>
+    </w:lvlOverride>
+    <w:lvlOverride w:ilvl="8">
+      <w:startOverride w:val="1"/>
+    </w:lvlOverride>
+  </w:num>
+  <w:num w:numId="1006">
+    <w:abstractNumId w:val="99411"/>
+    <w:lvlOverride w:ilvl="0">
+      <w:startOverride w:val="1"/>
+    </w:lvlOverride>
+    <w:lvlOverride w:ilvl="1">
+      <w:startOverride w:val="1"/>
+    </w:lvlOverride>
+    <w:lvlOverride w:ilvl="2">
+      <w:startOverride w:val="1"/>
+    </w:lvlOverride>
+    <w:lvlOverride w:ilvl="3">
+      <w:startOverride w:val="1"/>
+    </w:lvlOverride>
+    <w:lvlOverride w:ilvl="4">
+      <w:startOverride w:val="1"/>
+    </w:lvlOverride>
+    <w:lvlOverride w:ilvl="5">
+      <w:startOverride w:val="1"/>
+    </w:lvlOverride>
+    <w:lvlOverride w:ilvl="6">
+      <w:startOverride w:val="1"/>
+    </w:lvlOverride>
+    <w:lvlOverride w:ilvl="7">
+      <w:startOverride w:val="1"/>
+    </w:lvlOverride>
+    <w:lvlOverride w:ilvl="8">
+      <w:startOverride w:val="1"/>
+    </w:lvlOverride>
+  </w:num>
+  <w:num w:numId="1007">
+    <w:abstractNumId w:val="991"/>
+  </w:num>
+  <w:num w:numId="1008">
+    <w:abstractNumId w:val="99411"/>
+    <w:lvlOverride w:ilvl="0">
+      <w:startOverride w:val="1"/>
+    </w:lvlOverride>
+    <w:lvlOverride w:ilvl="1">
+      <w:startOverride w:val="1"/>
+    </w:lvlOverride>
+    <w:lvlOverride w:ilvl="2">
+      <w:startOverride w:val="1"/>
+    </w:lvlOverride>
+    <w:lvlOverride w:ilvl="3">
+      <w:startOverride w:val="1"/>
+    </w:lvlOverride>
+    <w:lvlOverride w:ilvl="4">
+      <w:startOverride w:val="1"/>
+    </w:lvlOverride>
+    <w:lvlOverride w:ilvl="5">
+      <w:startOverride w:val="1"/>
+    </w:lvlOverride>
+    <w:lvlOverride w:ilvl="6">
+      <w:startOverride w:val="1"/>
+    </w:lvlOverride>
+    <w:lvlOverride w:ilvl="7">
+      <w:startOverride w:val="1"/>
+    </w:lvlOverride>
+    <w:lvlOverride w:ilvl="8">
+      <w:startOverride w:val="1"/>
+    </w:lvlOverride>
+  </w:num>
+  <w:num w:numId="1009">
+    <w:abstractNumId w:val="99411"/>
+    <w:lvlOverride w:ilvl="0">
+      <w:startOverride w:val="1"/>
+    </w:lvlOverride>
+    <w:lvlOverride w:ilvl="1">
+      <w:startOverride w:val="1"/>
+    </w:lvlOverride>
+    <w:lvlOverride w:ilvl="2">
+      <w:startOverride w:val="1"/>
+    </w:lvlOverride>
+    <w:lvlOverride w:ilvl="3">
+      <w:startOverride w:val="1"/>
+    </w:lvlOverride>
+    <w:lvlOverride w:ilvl="4">
+      <w:startOverride w:val="1"/>
+    </w:lvlOverride>
+    <w:lvlOverride w:ilvl="5">
+      <w:startOverride w:val="1"/>
+    </w:lvlOverride>
+    <w:lvlOverride w:ilvl="6">
+      <w:startOverride w:val="1"/>
+    </w:lvlOverride>
+    <w:lvlOverride w:ilvl="7">
+      <w:startOverride w:val="1"/>
+    </w:lvlOverride>
+    <w:lvlOverride w:ilvl="8">
+      <w:startOverride w:val="1"/>
+    </w:lvlOverride>
+  </w:num>
+  <w:num w:numId="1010">
+    <w:abstractNumId w:val="99411"/>
+    <w:lvlOverride w:ilvl="0">
+      <w:startOverride w:val="1"/>
+    </w:lvlOverride>
+    <w:lvlOverride w:ilvl="1">
+      <w:startOverride w:val="1"/>
+    </w:lvlOverride>
+    <w:lvlOverride w:ilvl="2">
+      <w:startOverride w:val="1"/>
+    </w:lvlOverride>
+    <w:lvlOverride w:ilvl="3">
+      <w:startOverride w:val="1"/>
+    </w:lvlOverride>
+    <w:lvlOverride w:ilvl="4">
+      <w:startOverride w:val="1"/>
+    </w:lvlOverride>
+    <w:lvlOverride w:ilvl="5">
+      <w:startOverride w:val="1"/>
+    </w:lvlOverride>
+    <w:lvlOverride w:ilvl="6">
+      <w:startOverride w:val="1"/>
+    </w:lvlOverride>
+    <w:lvlOverride w:ilvl="7">
+      <w:startOverride w:val="1"/>
+    </w:lvlOverride>
+    <w:lvlOverride w:ilvl="8">
+      <w:startOverride w:val="1"/>
+    </w:lvlOverride>
+  </w:num>
+  <w:num w:numId="1011">
+    <w:abstractNumId w:val="991"/>
+  </w:num>
+  <w:num w:numId="1012">
     <w:abstractNumId w:val="99411"/>
     <w:lvlOverride w:ilvl="0">
       <w:startOverride w:val="1"/>
